--- a/docs/PlaceIQ_DA3_Report.docx
+++ b/docs/PlaceIQ_DA3_Report.docx
@@ -240,7 +240,7 @@
       <w:pPr>
         <w:pStyle w:val="Heading1"/>
       </w:pPr>
-      <w:bookmarkStart w:id="0" w:name="_Toc243537120"/>
+      <w:bookmarkStart w:id="0" w:name="_Toc243560642"/>
       <w:r>
         <w:lastRenderedPageBreak/>
         <w:t>Abstract</w:t>
@@ -261,10 +261,10 @@
         <w:t>inside the database</w:t>
       </w:r>
       <w:r>
-        <w:t>. A PostgreSQL 16 schema of 13 tables in third normal form carries six triggers, two stored functions, one stored procedure, six views (three of them built on window functions) and a materialized view. Invalid writes are refused by the database itself with custom error codes (PL001–PL007), whether they come from the web application or from a raw SQL session. A Flask backend written with plain SQL (psycopg2, no ORM) exposes 36 REST endpoints, runs offer acceptance as an explicit transaction, and serves a Rea</w:t>
-      </w:r>
-      <w:r>
-        <w:t>ct front end with a student portal, an admin console and an analytics dashboard. A logistic-regression model estimates each student's placement probability. The schema was also ported to Oracle 21c and run end to end in SQL*Plus.</w:t>
+        <w:t>. A PostgreSQL 16 schema of 13 tables in third normal form carries six triggers, two stored functions, one stored procedure, six views (three of them built on window functions) and a materialized view. Invalid writes are refused by the database itself with custom error codes (PL001–PL008), whether they come from the web application or from a raw SQL session; one of them keeps every application on or before its drive's deadline. A Flask backend written with plain SQL (psycopg2, no ORM) exposes 36 REST endpoi</w:t>
+      </w:r>
+      <w:r>
+        <w:t>nts, runs offer acceptance as an explicit transaction, and serves a React front end with a student portal, an admin console and an analytics dashboard. A logistic-regression model estimates each student's placement probability. The schema was also ported to Oracle 21c and run end to end in SQL*Plus. The whole system is served from one address (http://localhost:8080): with one Docker command, as a Windows desktop app, or on a temporary public link.</w:t>
       </w:r>
     </w:p>
     <w:p>
@@ -272,10 +272,10 @@
         <w:jc w:val="both"/>
       </w:pPr>
       <w:r>
-        <w:t>On a synthetic dataset of 180 students, 25 drives and 517 applications, an end-to-end smoke test passed 41 of 41 checks, an automated check of the API documentation passed 161 of 161, and a browser walkthrough of the user interface passed 28 of 28. Every business rule was shown to be refused at the database level, including two simultaneous offer acceptances, which the trigger's row lock serialized. On a 250,000-application benchmark database the indexes cut query time by between 1.8× and 81×. The placement</w:t>
-      </w:r>
-      <w:r>
-        <w:t xml:space="preserve"> model reached a test accuracy of 0.750 and a ROC-AUC of 0.774, but on a test set of only 36 synthetic students, so it demonstrates the pipeline rather than real predictive power.</w:t>
+        <w:t>On a synthetic dataset of 180 students, 25 drives and 517 applications, an end-to-end smoke test passed 48 of 48 checks, an automated check of the API documentation passed 161 of 161, and browser checks through the single address passed 12 of 12 in each way of running it. All 10 date-ordering rules hold with zero violations. Every business rule was shown to be refused at the database level, including two simultaneous offer acceptances, which the trigger's row lock serialized. On a 250,000-application benchm</w:t>
+      </w:r>
+      <w:r>
+        <w:t>ark database the indexes cut query time by between 1.8× and 81×. The placement model reached a test accuracy of 0.750 and a ROC-AUC of 0.774, but on a test set of only 36 synthetic students, so it demonstrates the pipeline rather than real predictive power.</w:t>
       </w:r>
     </w:p>
     <w:p>
@@ -331,7 +331,7 @@
       <w:r>
         <w:fldChar w:fldCharType="separate"/>
       </w:r>
-      <w:hyperlink w:anchor="_Toc243537120" w:history="1">
+      <w:hyperlink w:anchor="_Toc243560642" w:history="1">
         <w:r>
           <w:rPr>
             <w:rStyle w:val="Hyperlink"/>
@@ -358,7 +358,7 @@
             <w:noProof/>
             <w:webHidden/>
           </w:rPr>
-          <w:instrText xml:space="preserve"> PAGEREF _Toc243537120 \h </w:instrText>
+          <w:instrText xml:space="preserve"> PAGEREF _Toc243560642 \h </w:instrText>
         </w:r>
         <w:r>
           <w:rPr>
@@ -404,7 +404,7 @@
           <w14:ligatures w14:val="standardContextual"/>
         </w:rPr>
       </w:pPr>
-      <w:hyperlink w:anchor="_Toc243537121" w:history="1">
+      <w:hyperlink w:anchor="_Toc243560643" w:history="1">
         <w:r>
           <w:rPr>
             <w:rStyle w:val="Hyperlink"/>
@@ -431,7 +431,7 @@
             <w:noProof/>
             <w:webHidden/>
           </w:rPr>
-          <w:instrText xml:space="preserve"> PAGEREF _Toc243537121 \h </w:instrText>
+          <w:instrText xml:space="preserve"> PAGEREF _Toc243560643 \h </w:instrText>
         </w:r>
         <w:r>
           <w:rPr>
@@ -477,7 +477,7 @@
           <w14:ligatures w14:val="standardContextual"/>
         </w:rPr>
       </w:pPr>
-      <w:hyperlink w:anchor="_Toc243537122" w:history="1">
+      <w:hyperlink w:anchor="_Toc243560644" w:history="1">
         <w:r>
           <w:rPr>
             <w:rStyle w:val="Hyperlink"/>
@@ -504,7 +504,7 @@
             <w:noProof/>
             <w:webHidden/>
           </w:rPr>
-          <w:instrText xml:space="preserve"> PAGEREF _Toc243537122 \h </w:instrText>
+          <w:instrText xml:space="preserve"> PAGEREF _Toc243560644 \h </w:instrText>
         </w:r>
         <w:r>
           <w:rPr>
@@ -550,7 +550,7 @@
           <w14:ligatures w14:val="standardContextual"/>
         </w:rPr>
       </w:pPr>
-      <w:hyperlink w:anchor="_Toc243537123" w:history="1">
+      <w:hyperlink w:anchor="_Toc243560645" w:history="1">
         <w:r>
           <w:rPr>
             <w:rStyle w:val="Hyperlink"/>
@@ -577,7 +577,7 @@
             <w:noProof/>
             <w:webHidden/>
           </w:rPr>
-          <w:instrText xml:space="preserve"> PAGEREF _Toc243537123 \h </w:instrText>
+          <w:instrText xml:space="preserve"> PAGEREF _Toc243560645 \h </w:instrText>
         </w:r>
         <w:r>
           <w:rPr>
@@ -623,7 +623,7 @@
           <w14:ligatures w14:val="standardContextual"/>
         </w:rPr>
       </w:pPr>
-      <w:hyperlink w:anchor="_Toc243537124" w:history="1">
+      <w:hyperlink w:anchor="_Toc243560646" w:history="1">
         <w:r>
           <w:rPr>
             <w:rStyle w:val="Hyperlink"/>
@@ -650,7 +650,7 @@
             <w:noProof/>
             <w:webHidden/>
           </w:rPr>
-          <w:instrText xml:space="preserve"> PAGEREF _Toc243537124 \h </w:instrText>
+          <w:instrText xml:space="preserve"> PAGEREF _Toc243560646 \h </w:instrText>
         </w:r>
         <w:r>
           <w:rPr>
@@ -696,7 +696,7 @@
           <w14:ligatures w14:val="standardContextual"/>
         </w:rPr>
       </w:pPr>
-      <w:hyperlink w:anchor="_Toc243537125" w:history="1">
+      <w:hyperlink w:anchor="_Toc243560647" w:history="1">
         <w:r>
           <w:rPr>
             <w:rStyle w:val="Hyperlink"/>
@@ -723,7 +723,7 @@
             <w:noProof/>
             <w:webHidden/>
           </w:rPr>
-          <w:instrText xml:space="preserve"> PAGEREF _Toc243537125 \h </w:instrText>
+          <w:instrText xml:space="preserve"> PAGEREF _Toc243560647 \h </w:instrText>
         </w:r>
         <w:r>
           <w:rPr>
@@ -769,7 +769,7 @@
           <w14:ligatures w14:val="standardContextual"/>
         </w:rPr>
       </w:pPr>
-      <w:hyperlink w:anchor="_Toc243537126" w:history="1">
+      <w:hyperlink w:anchor="_Toc243560648" w:history="1">
         <w:r>
           <w:rPr>
             <w:rStyle w:val="Hyperlink"/>
@@ -796,7 +796,7 @@
             <w:noProof/>
             <w:webHidden/>
           </w:rPr>
-          <w:instrText xml:space="preserve"> PAGEREF _Toc243537126 \h </w:instrText>
+          <w:instrText xml:space="preserve"> PAGEREF _Toc243560648 \h </w:instrText>
         </w:r>
         <w:r>
           <w:rPr>
@@ -816,7 +816,7 @@
             <w:noProof/>
             <w:webHidden/>
           </w:rPr>
-          <w:t>5</w:t>
+          <w:t>6</w:t>
         </w:r>
         <w:r>
           <w:rPr>
@@ -842,7 +842,7 @@
           <w14:ligatures w14:val="standardContextual"/>
         </w:rPr>
       </w:pPr>
-      <w:hyperlink w:anchor="_Toc243537127" w:history="1">
+      <w:hyperlink w:anchor="_Toc243560649" w:history="1">
         <w:r>
           <w:rPr>
             <w:rStyle w:val="Hyperlink"/>
@@ -869,7 +869,7 @@
             <w:noProof/>
             <w:webHidden/>
           </w:rPr>
-          <w:instrText xml:space="preserve"> PAGEREF _Toc243537127 \h </w:instrText>
+          <w:instrText xml:space="preserve"> PAGEREF _Toc243560649 \h </w:instrText>
         </w:r>
         <w:r>
           <w:rPr>
@@ -889,7 +889,7 @@
             <w:noProof/>
             <w:webHidden/>
           </w:rPr>
-          <w:t>5</w:t>
+          <w:t>6</w:t>
         </w:r>
         <w:r>
           <w:rPr>
@@ -915,7 +915,7 @@
           <w14:ligatures w14:val="standardContextual"/>
         </w:rPr>
       </w:pPr>
-      <w:hyperlink w:anchor="_Toc243537128" w:history="1">
+      <w:hyperlink w:anchor="_Toc243560650" w:history="1">
         <w:r>
           <w:rPr>
             <w:rStyle w:val="Hyperlink"/>
@@ -942,7 +942,7 @@
             <w:noProof/>
             <w:webHidden/>
           </w:rPr>
-          <w:instrText xml:space="preserve"> PAGEREF _Toc243537128 \h </w:instrText>
+          <w:instrText xml:space="preserve"> PAGEREF _Toc243560650 \h </w:instrText>
         </w:r>
         <w:r>
           <w:rPr>
@@ -962,7 +962,7 @@
             <w:noProof/>
             <w:webHidden/>
           </w:rPr>
-          <w:t>5</w:t>
+          <w:t>6</w:t>
         </w:r>
         <w:r>
           <w:rPr>
@@ -988,7 +988,7 @@
           <w14:ligatures w14:val="standardContextual"/>
         </w:rPr>
       </w:pPr>
-      <w:hyperlink w:anchor="_Toc243537129" w:history="1">
+      <w:hyperlink w:anchor="_Toc243560651" w:history="1">
         <w:r>
           <w:rPr>
             <w:rStyle w:val="Hyperlink"/>
@@ -1015,80 +1015,7 @@
             <w:noProof/>
             <w:webHidden/>
           </w:rPr>
-          <w:instrText xml:space="preserve"> PAGEREF _Toc243537129 \h </w:instrText>
-        </w:r>
-        <w:r>
-          <w:rPr>
-            <w:noProof/>
-            <w:webHidden/>
-          </w:rPr>
-        </w:r>
-        <w:r>
-          <w:rPr>
-            <w:noProof/>
-            <w:webHidden/>
-          </w:rPr>
-          <w:fldChar w:fldCharType="separate"/>
-        </w:r>
-        <w:r>
-          <w:rPr>
-            <w:noProof/>
-            <w:webHidden/>
-          </w:rPr>
-          <w:t>7</w:t>
-        </w:r>
-        <w:r>
-          <w:rPr>
-            <w:noProof/>
-            <w:webHidden/>
-          </w:rPr>
-          <w:fldChar w:fldCharType="end"/>
-        </w:r>
-      </w:hyperlink>
-    </w:p>
-    <w:p>
-      <w:pPr>
-        <w:pStyle w:val="TOC2"/>
-        <w:tabs>
-          <w:tab w:val="right" w:leader="dot" w:pos="9016"/>
-        </w:tabs>
-        <w:rPr>
-          <w:rFonts w:asciiTheme="minorHAnsi" w:eastAsiaTheme="minorEastAsia" w:hAnsiTheme="minorHAnsi"/>
-          <w:noProof/>
-          <w:kern w:val="2"/>
-          <w:szCs w:val="24"/>
-          <w:lang w:val="en-IN" w:eastAsia="en-IN"/>
-          <w14:ligatures w14:val="standardContextual"/>
-        </w:rPr>
-      </w:pPr>
-      <w:hyperlink w:anchor="_Toc243537130" w:history="1">
-        <w:r>
-          <w:rPr>
-            <w:rStyle w:val="Hyperlink"/>
-            <w:noProof/>
-          </w:rPr>
-          <w:t>2.4  Backend API Module</w:t>
-        </w:r>
-        <w:r>
-          <w:rPr>
-            <w:noProof/>
-            <w:webHidden/>
-          </w:rPr>
-          <w:tab/>
-        </w:r>
-        <w:r>
-          <w:rPr>
-            <w:noProof/>
-            <w:webHidden/>
-          </w:rPr>
-          <w:fldChar w:fldCharType="begin"/>
-        </w:r>
-        <w:r>
-          <w:rPr>
-            <w:noProof/>
-            <w:webHidden/>
-          </w:rPr>
-          <w:instrText xml:space="preserve"> PAGEREF _Toc243537130 \h </w:instrText>
+          <w:instrText xml:space="preserve"> PAGEREF _Toc243560651 \h </w:instrText>
         </w:r>
         <w:r>
           <w:rPr>
@@ -1134,13 +1061,13 @@
           <w14:ligatures w14:val="standardContextual"/>
         </w:rPr>
       </w:pPr>
-      <w:hyperlink w:anchor="_Toc243537131" w:history="1">
+      <w:hyperlink w:anchor="_Toc243560652" w:history="1">
         <w:r>
           <w:rPr>
             <w:rStyle w:val="Hyperlink"/>
             <w:noProof/>
           </w:rPr>
-          <w:t>2.5  User Interface Module</w:t>
+          <w:t>2.4  Backend API Module</w:t>
         </w:r>
         <w:r>
           <w:rPr>
@@ -1161,7 +1088,7 @@
             <w:noProof/>
             <w:webHidden/>
           </w:rPr>
-          <w:instrText xml:space="preserve"> PAGEREF _Toc243537131 \h </w:instrText>
+          <w:instrText xml:space="preserve"> PAGEREF _Toc243560652 \h </w:instrText>
         </w:r>
         <w:r>
           <w:rPr>
@@ -1207,13 +1134,13 @@
           <w14:ligatures w14:val="standardContextual"/>
         </w:rPr>
       </w:pPr>
-      <w:hyperlink w:anchor="_Toc243537132" w:history="1">
+      <w:hyperlink w:anchor="_Toc243560653" w:history="1">
         <w:r>
           <w:rPr>
             <w:rStyle w:val="Hyperlink"/>
             <w:noProof/>
           </w:rPr>
-          <w:t>2.6  Placement-Probability Module</w:t>
+          <w:t>2.5  User Interface Module</w:t>
         </w:r>
         <w:r>
           <w:rPr>
@@ -1234,7 +1161,7 @@
             <w:noProof/>
             <w:webHidden/>
           </w:rPr>
-          <w:instrText xml:space="preserve"> PAGEREF _Toc243537132 \h </w:instrText>
+          <w:instrText xml:space="preserve"> PAGEREF _Toc243560653 \h </w:instrText>
         </w:r>
         <w:r>
           <w:rPr>
@@ -1280,7 +1207,80 @@
           <w14:ligatures w14:val="standardContextual"/>
         </w:rPr>
       </w:pPr>
-      <w:hyperlink w:anchor="_Toc243537133" w:history="1">
+      <w:hyperlink w:anchor="_Toc243560654" w:history="1">
+        <w:r>
+          <w:rPr>
+            <w:rStyle w:val="Hyperlink"/>
+            <w:noProof/>
+          </w:rPr>
+          <w:t>2.6  Placement-Probability Module</w:t>
+        </w:r>
+        <w:r>
+          <w:rPr>
+            <w:noProof/>
+            <w:webHidden/>
+          </w:rPr>
+          <w:tab/>
+        </w:r>
+        <w:r>
+          <w:rPr>
+            <w:noProof/>
+            <w:webHidden/>
+          </w:rPr>
+          <w:fldChar w:fldCharType="begin"/>
+        </w:r>
+        <w:r>
+          <w:rPr>
+            <w:noProof/>
+            <w:webHidden/>
+          </w:rPr>
+          <w:instrText xml:space="preserve"> PAGEREF _Toc243560654 \h </w:instrText>
+        </w:r>
+        <w:r>
+          <w:rPr>
+            <w:noProof/>
+            <w:webHidden/>
+          </w:rPr>
+        </w:r>
+        <w:r>
+          <w:rPr>
+            <w:noProof/>
+            <w:webHidden/>
+          </w:rPr>
+          <w:fldChar w:fldCharType="separate"/>
+        </w:r>
+        <w:r>
+          <w:rPr>
+            <w:noProof/>
+            <w:webHidden/>
+          </w:rPr>
+          <w:t>11</w:t>
+        </w:r>
+        <w:r>
+          <w:rPr>
+            <w:noProof/>
+            <w:webHidden/>
+          </w:rPr>
+          <w:fldChar w:fldCharType="end"/>
+        </w:r>
+      </w:hyperlink>
+    </w:p>
+    <w:p>
+      <w:pPr>
+        <w:pStyle w:val="TOC2"/>
+        <w:tabs>
+          <w:tab w:val="right" w:leader="dot" w:pos="9016"/>
+        </w:tabs>
+        <w:rPr>
+          <w:rFonts w:asciiTheme="minorHAnsi" w:eastAsiaTheme="minorEastAsia" w:hAnsiTheme="minorHAnsi"/>
+          <w:noProof/>
+          <w:kern w:val="2"/>
+          <w:szCs w:val="24"/>
+          <w:lang w:val="en-IN" w:eastAsia="en-IN"/>
+          <w14:ligatures w14:val="standardContextual"/>
+        </w:rPr>
+      </w:pPr>
+      <w:hyperlink w:anchor="_Toc243560655" w:history="1">
         <w:r>
           <w:rPr>
             <w:rStyle w:val="Hyperlink"/>
@@ -1307,7 +1307,7 @@
             <w:noProof/>
             <w:webHidden/>
           </w:rPr>
-          <w:instrText xml:space="preserve"> PAGEREF _Toc243537133 \h </w:instrText>
+          <w:instrText xml:space="preserve"> PAGEREF _Toc243560655 \h </w:instrText>
         </w:r>
         <w:r>
           <w:rPr>
@@ -1327,7 +1327,7 @@
             <w:noProof/>
             <w:webHidden/>
           </w:rPr>
-          <w:t>10</w:t>
+          <w:t>11</w:t>
         </w:r>
         <w:r>
           <w:rPr>
@@ -1353,7 +1353,7 @@
           <w14:ligatures w14:val="standardContextual"/>
         </w:rPr>
       </w:pPr>
-      <w:hyperlink w:anchor="_Toc243537134" w:history="1">
+      <w:hyperlink w:anchor="_Toc243560656" w:history="1">
         <w:r>
           <w:rPr>
             <w:rStyle w:val="Hyperlink"/>
@@ -1380,80 +1380,7 @@
             <w:noProof/>
             <w:webHidden/>
           </w:rPr>
-          <w:instrText xml:space="preserve"> PAGEREF _Toc243537134 \h </w:instrText>
-        </w:r>
-        <w:r>
-          <w:rPr>
-            <w:noProof/>
-            <w:webHidden/>
-          </w:rPr>
-        </w:r>
-        <w:r>
-          <w:rPr>
-            <w:noProof/>
-            <w:webHidden/>
-          </w:rPr>
-          <w:fldChar w:fldCharType="separate"/>
-        </w:r>
-        <w:r>
-          <w:rPr>
-            <w:noProof/>
-            <w:webHidden/>
-          </w:rPr>
-          <w:t>10</w:t>
-        </w:r>
-        <w:r>
-          <w:rPr>
-            <w:noProof/>
-            <w:webHidden/>
-          </w:rPr>
-          <w:fldChar w:fldCharType="end"/>
-        </w:r>
-      </w:hyperlink>
-    </w:p>
-    <w:p>
-      <w:pPr>
-        <w:pStyle w:val="TOC1"/>
-        <w:tabs>
-          <w:tab w:val="right" w:leader="dot" w:pos="9016"/>
-        </w:tabs>
-        <w:rPr>
-          <w:rFonts w:asciiTheme="minorHAnsi" w:eastAsiaTheme="minorEastAsia" w:hAnsiTheme="minorHAnsi"/>
-          <w:noProof/>
-          <w:kern w:val="2"/>
-          <w:szCs w:val="24"/>
-          <w:lang w:val="en-IN" w:eastAsia="en-IN"/>
-          <w14:ligatures w14:val="standardContextual"/>
-        </w:rPr>
-      </w:pPr>
-      <w:hyperlink w:anchor="_Toc243537135" w:history="1">
-        <w:r>
-          <w:rPr>
-            <w:rStyle w:val="Hyperlink"/>
-            <w:noProof/>
-          </w:rPr>
-          <w:t>3  Results and Discussion</w:t>
-        </w:r>
-        <w:r>
-          <w:rPr>
-            <w:noProof/>
-            <w:webHidden/>
-          </w:rPr>
-          <w:tab/>
-        </w:r>
-        <w:r>
-          <w:rPr>
-            <w:noProof/>
-            <w:webHidden/>
-          </w:rPr>
-          <w:fldChar w:fldCharType="begin"/>
-        </w:r>
-        <w:r>
-          <w:rPr>
-            <w:noProof/>
-            <w:webHidden/>
-          </w:rPr>
-          <w:instrText xml:space="preserve"> PAGEREF _Toc243537135 \h </w:instrText>
+          <w:instrText xml:space="preserve"> PAGEREF _Toc243560656 \h </w:instrText>
         </w:r>
         <w:r>
           <w:rPr>
@@ -1499,13 +1426,13 @@
           <w14:ligatures w14:val="standardContextual"/>
         </w:rPr>
       </w:pPr>
-      <w:hyperlink w:anchor="_Toc243537136" w:history="1">
+      <w:hyperlink w:anchor="_Toc243560657" w:history="1">
         <w:r>
           <w:rPr>
             <w:rStyle w:val="Hyperlink"/>
             <w:noProof/>
           </w:rPr>
-          <w:t>3.1  Functional Verification</w:t>
+          <w:t>2.9  Deployment</w:t>
         </w:r>
         <w:r>
           <w:rPr>
@@ -1526,7 +1453,7 @@
             <w:noProof/>
             <w:webHidden/>
           </w:rPr>
-          <w:instrText xml:space="preserve"> PAGEREF _Toc243537136 \h </w:instrText>
+          <w:instrText xml:space="preserve"> PAGEREF _Toc243560657 \h </w:instrText>
         </w:r>
         <w:r>
           <w:rPr>
@@ -1559,7 +1486,7 @@
     </w:p>
     <w:p>
       <w:pPr>
-        <w:pStyle w:val="TOC2"/>
+        <w:pStyle w:val="TOC1"/>
         <w:tabs>
           <w:tab w:val="right" w:leader="dot" w:pos="9016"/>
         </w:tabs>
@@ -1572,7 +1499,153 @@
           <w14:ligatures w14:val="standardContextual"/>
         </w:rPr>
       </w:pPr>
-      <w:hyperlink w:anchor="_Toc243537137" w:history="1">
+      <w:hyperlink w:anchor="_Toc243560658" w:history="1">
+        <w:r>
+          <w:rPr>
+            <w:rStyle w:val="Hyperlink"/>
+            <w:noProof/>
+          </w:rPr>
+          <w:t>3  Results and Discussion</w:t>
+        </w:r>
+        <w:r>
+          <w:rPr>
+            <w:noProof/>
+            <w:webHidden/>
+          </w:rPr>
+          <w:tab/>
+        </w:r>
+        <w:r>
+          <w:rPr>
+            <w:noProof/>
+            <w:webHidden/>
+          </w:rPr>
+          <w:fldChar w:fldCharType="begin"/>
+        </w:r>
+        <w:r>
+          <w:rPr>
+            <w:noProof/>
+            <w:webHidden/>
+          </w:rPr>
+          <w:instrText xml:space="preserve"> PAGEREF _Toc243560658 \h </w:instrText>
+        </w:r>
+        <w:r>
+          <w:rPr>
+            <w:noProof/>
+            <w:webHidden/>
+          </w:rPr>
+        </w:r>
+        <w:r>
+          <w:rPr>
+            <w:noProof/>
+            <w:webHidden/>
+          </w:rPr>
+          <w:fldChar w:fldCharType="separate"/>
+        </w:r>
+        <w:r>
+          <w:rPr>
+            <w:noProof/>
+            <w:webHidden/>
+          </w:rPr>
+          <w:t>14</w:t>
+        </w:r>
+        <w:r>
+          <w:rPr>
+            <w:noProof/>
+            <w:webHidden/>
+          </w:rPr>
+          <w:fldChar w:fldCharType="end"/>
+        </w:r>
+      </w:hyperlink>
+    </w:p>
+    <w:p>
+      <w:pPr>
+        <w:pStyle w:val="TOC2"/>
+        <w:tabs>
+          <w:tab w:val="right" w:leader="dot" w:pos="9016"/>
+        </w:tabs>
+        <w:rPr>
+          <w:rFonts w:asciiTheme="minorHAnsi" w:eastAsiaTheme="minorEastAsia" w:hAnsiTheme="minorHAnsi"/>
+          <w:noProof/>
+          <w:kern w:val="2"/>
+          <w:szCs w:val="24"/>
+          <w:lang w:val="en-IN" w:eastAsia="en-IN"/>
+          <w14:ligatures w14:val="standardContextual"/>
+        </w:rPr>
+      </w:pPr>
+      <w:hyperlink w:anchor="_Toc243560659" w:history="1">
+        <w:r>
+          <w:rPr>
+            <w:rStyle w:val="Hyperlink"/>
+            <w:noProof/>
+          </w:rPr>
+          <w:t>3.1  Functional Verification</w:t>
+        </w:r>
+        <w:r>
+          <w:rPr>
+            <w:noProof/>
+            <w:webHidden/>
+          </w:rPr>
+          <w:tab/>
+        </w:r>
+        <w:r>
+          <w:rPr>
+            <w:noProof/>
+            <w:webHidden/>
+          </w:rPr>
+          <w:fldChar w:fldCharType="begin"/>
+        </w:r>
+        <w:r>
+          <w:rPr>
+            <w:noProof/>
+            <w:webHidden/>
+          </w:rPr>
+          <w:instrText xml:space="preserve"> PAGEREF _Toc243560659 \h </w:instrText>
+        </w:r>
+        <w:r>
+          <w:rPr>
+            <w:noProof/>
+            <w:webHidden/>
+          </w:rPr>
+        </w:r>
+        <w:r>
+          <w:rPr>
+            <w:noProof/>
+            <w:webHidden/>
+          </w:rPr>
+          <w:fldChar w:fldCharType="separate"/>
+        </w:r>
+        <w:r>
+          <w:rPr>
+            <w:noProof/>
+            <w:webHidden/>
+          </w:rPr>
+          <w:t>14</w:t>
+        </w:r>
+        <w:r>
+          <w:rPr>
+            <w:noProof/>
+            <w:webHidden/>
+          </w:rPr>
+          <w:fldChar w:fldCharType="end"/>
+        </w:r>
+      </w:hyperlink>
+    </w:p>
+    <w:p>
+      <w:pPr>
+        <w:pStyle w:val="TOC2"/>
+        <w:tabs>
+          <w:tab w:val="right" w:leader="dot" w:pos="9016"/>
+        </w:tabs>
+        <w:rPr>
+          <w:rFonts w:asciiTheme="minorHAnsi" w:eastAsiaTheme="minorEastAsia" w:hAnsiTheme="minorHAnsi"/>
+          <w:noProof/>
+          <w:kern w:val="2"/>
+          <w:szCs w:val="24"/>
+          <w:lang w:val="en-IN" w:eastAsia="en-IN"/>
+          <w14:ligatures w14:val="standardContextual"/>
+        </w:rPr>
+      </w:pPr>
+      <w:hyperlink w:anchor="_Toc243560660" w:history="1">
         <w:r>
           <w:rPr>
             <w:rStyle w:val="Hyperlink"/>
@@ -1599,7 +1672,7 @@
             <w:noProof/>
             <w:webHidden/>
           </w:rPr>
-          <w:instrText xml:space="preserve"> PAGEREF _Toc243537137 \h </w:instrText>
+          <w:instrText xml:space="preserve"> PAGEREF _Toc243560660 \h </w:instrText>
         </w:r>
         <w:r>
           <w:rPr>
@@ -1619,7 +1692,7 @@
             <w:noProof/>
             <w:webHidden/>
           </w:rPr>
-          <w:t>12</w:t>
+          <w:t>14</w:t>
         </w:r>
         <w:r>
           <w:rPr>
@@ -1645,7 +1718,7 @@
           <w14:ligatures w14:val="standardContextual"/>
         </w:rPr>
       </w:pPr>
-      <w:hyperlink w:anchor="_Toc243537138" w:history="1">
+      <w:hyperlink w:anchor="_Toc243560661" w:history="1">
         <w:r>
           <w:rPr>
             <w:rStyle w:val="Hyperlink"/>
@@ -1672,7 +1745,7 @@
             <w:noProof/>
             <w:webHidden/>
           </w:rPr>
-          <w:instrText xml:space="preserve"> PAGEREF _Toc243537138 \h </w:instrText>
+          <w:instrText xml:space="preserve"> PAGEREF _Toc243560661 \h </w:instrText>
         </w:r>
         <w:r>
           <w:rPr>
@@ -1692,7 +1765,7 @@
             <w:noProof/>
             <w:webHidden/>
           </w:rPr>
-          <w:t>13</w:t>
+          <w:t>15</w:t>
         </w:r>
         <w:r>
           <w:rPr>
@@ -1718,7 +1791,7 @@
           <w14:ligatures w14:val="standardContextual"/>
         </w:rPr>
       </w:pPr>
-      <w:hyperlink w:anchor="_Toc243537139" w:history="1">
+      <w:hyperlink w:anchor="_Toc243560662" w:history="1">
         <w:r>
           <w:rPr>
             <w:rStyle w:val="Hyperlink"/>
@@ -1745,7 +1818,7 @@
             <w:noProof/>
             <w:webHidden/>
           </w:rPr>
-          <w:instrText xml:space="preserve"> PAGEREF _Toc243537139 \h </w:instrText>
+          <w:instrText xml:space="preserve"> PAGEREF _Toc243560662 \h </w:instrText>
         </w:r>
         <w:r>
           <w:rPr>
@@ -1765,7 +1838,7 @@
             <w:noProof/>
             <w:webHidden/>
           </w:rPr>
-          <w:t>13</w:t>
+          <w:t>15</w:t>
         </w:r>
         <w:r>
           <w:rPr>
@@ -1791,7 +1864,7 @@
           <w14:ligatures w14:val="standardContextual"/>
         </w:rPr>
       </w:pPr>
-      <w:hyperlink w:anchor="_Toc243537140" w:history="1">
+      <w:hyperlink w:anchor="_Toc243560663" w:history="1">
         <w:r>
           <w:rPr>
             <w:rStyle w:val="Hyperlink"/>
@@ -1818,153 +1891,7 @@
             <w:noProof/>
             <w:webHidden/>
           </w:rPr>
-          <w:instrText xml:space="preserve"> PAGEREF _Toc243537140 \h </w:instrText>
-        </w:r>
-        <w:r>
-          <w:rPr>
-            <w:noProof/>
-            <w:webHidden/>
-          </w:rPr>
-        </w:r>
-        <w:r>
-          <w:rPr>
-            <w:noProof/>
-            <w:webHidden/>
-          </w:rPr>
-          <w:fldChar w:fldCharType="separate"/>
-        </w:r>
-        <w:r>
-          <w:rPr>
-            <w:noProof/>
-            <w:webHidden/>
-          </w:rPr>
-          <w:t>16</w:t>
-        </w:r>
-        <w:r>
-          <w:rPr>
-            <w:noProof/>
-            <w:webHidden/>
-          </w:rPr>
-          <w:fldChar w:fldCharType="end"/>
-        </w:r>
-      </w:hyperlink>
-    </w:p>
-    <w:p>
-      <w:pPr>
-        <w:pStyle w:val="TOC2"/>
-        <w:tabs>
-          <w:tab w:val="right" w:leader="dot" w:pos="9016"/>
-        </w:tabs>
-        <w:rPr>
-          <w:rFonts w:asciiTheme="minorHAnsi" w:eastAsiaTheme="minorEastAsia" w:hAnsiTheme="minorHAnsi"/>
-          <w:noProof/>
-          <w:kern w:val="2"/>
-          <w:szCs w:val="24"/>
-          <w:lang w:val="en-IN" w:eastAsia="en-IN"/>
-          <w14:ligatures w14:val="standardContextual"/>
-        </w:rPr>
-      </w:pPr>
-      <w:hyperlink w:anchor="_Toc243537141" w:history="1">
-        <w:r>
-          <w:rPr>
-            <w:rStyle w:val="Hyperlink"/>
-            <w:noProof/>
-          </w:rPr>
-          <w:t>3.6  Placement-Probability Model</w:t>
-        </w:r>
-        <w:r>
-          <w:rPr>
-            <w:noProof/>
-            <w:webHidden/>
-          </w:rPr>
-          <w:tab/>
-        </w:r>
-        <w:r>
-          <w:rPr>
-            <w:noProof/>
-            <w:webHidden/>
-          </w:rPr>
-          <w:fldChar w:fldCharType="begin"/>
-        </w:r>
-        <w:r>
-          <w:rPr>
-            <w:noProof/>
-            <w:webHidden/>
-          </w:rPr>
-          <w:instrText xml:space="preserve"> PAGEREF _Toc243537141 \h </w:instrText>
-        </w:r>
-        <w:r>
-          <w:rPr>
-            <w:noProof/>
-            <w:webHidden/>
-          </w:rPr>
-        </w:r>
-        <w:r>
-          <w:rPr>
-            <w:noProof/>
-            <w:webHidden/>
-          </w:rPr>
-          <w:fldChar w:fldCharType="separate"/>
-        </w:r>
-        <w:r>
-          <w:rPr>
-            <w:noProof/>
-            <w:webHidden/>
-          </w:rPr>
-          <w:t>16</w:t>
-        </w:r>
-        <w:r>
-          <w:rPr>
-            <w:noProof/>
-            <w:webHidden/>
-          </w:rPr>
-          <w:fldChar w:fldCharType="end"/>
-        </w:r>
-      </w:hyperlink>
-    </w:p>
-    <w:p>
-      <w:pPr>
-        <w:pStyle w:val="TOC1"/>
-        <w:tabs>
-          <w:tab w:val="right" w:leader="dot" w:pos="9016"/>
-        </w:tabs>
-        <w:rPr>
-          <w:rFonts w:asciiTheme="minorHAnsi" w:eastAsiaTheme="minorEastAsia" w:hAnsiTheme="minorHAnsi"/>
-          <w:noProof/>
-          <w:kern w:val="2"/>
-          <w:szCs w:val="24"/>
-          <w:lang w:val="en-IN" w:eastAsia="en-IN"/>
-          <w14:ligatures w14:val="standardContextual"/>
-        </w:rPr>
-      </w:pPr>
-      <w:hyperlink w:anchor="_Toc243537142" w:history="1">
-        <w:r>
-          <w:rPr>
-            <w:rStyle w:val="Hyperlink"/>
-            <w:noProof/>
-          </w:rPr>
-          <w:t>4  Conclusion and Future Work</w:t>
-        </w:r>
-        <w:r>
-          <w:rPr>
-            <w:noProof/>
-            <w:webHidden/>
-          </w:rPr>
-          <w:tab/>
-        </w:r>
-        <w:r>
-          <w:rPr>
-            <w:noProof/>
-            <w:webHidden/>
-          </w:rPr>
-          <w:fldChar w:fldCharType="begin"/>
-        </w:r>
-        <w:r>
-          <w:rPr>
-            <w:noProof/>
-            <w:webHidden/>
-          </w:rPr>
-          <w:instrText xml:space="preserve"> PAGEREF _Toc243537142 \h </w:instrText>
+          <w:instrText xml:space="preserve"> PAGEREF _Toc243560663 \h </w:instrText>
         </w:r>
         <w:r>
           <w:rPr>
@@ -1997,7 +1924,7 @@
     </w:p>
     <w:p>
       <w:pPr>
-        <w:pStyle w:val="TOC1"/>
+        <w:pStyle w:val="TOC2"/>
         <w:tabs>
           <w:tab w:val="right" w:leader="dot" w:pos="9016"/>
         </w:tabs>
@@ -2010,7 +1937,153 @@
           <w14:ligatures w14:val="standardContextual"/>
         </w:rPr>
       </w:pPr>
-      <w:hyperlink w:anchor="_Toc243537143" w:history="1">
+      <w:hyperlink w:anchor="_Toc243560664" w:history="1">
+        <w:r>
+          <w:rPr>
+            <w:rStyle w:val="Hyperlink"/>
+            <w:noProof/>
+          </w:rPr>
+          <w:t>3.6  Placement-Probability Model</w:t>
+        </w:r>
+        <w:r>
+          <w:rPr>
+            <w:noProof/>
+            <w:webHidden/>
+          </w:rPr>
+          <w:tab/>
+        </w:r>
+        <w:r>
+          <w:rPr>
+            <w:noProof/>
+            <w:webHidden/>
+          </w:rPr>
+          <w:fldChar w:fldCharType="begin"/>
+        </w:r>
+        <w:r>
+          <w:rPr>
+            <w:noProof/>
+            <w:webHidden/>
+          </w:rPr>
+          <w:instrText xml:space="preserve"> PAGEREF _Toc243560664 \h </w:instrText>
+        </w:r>
+        <w:r>
+          <w:rPr>
+            <w:noProof/>
+            <w:webHidden/>
+          </w:rPr>
+        </w:r>
+        <w:r>
+          <w:rPr>
+            <w:noProof/>
+            <w:webHidden/>
+          </w:rPr>
+          <w:fldChar w:fldCharType="separate"/>
+        </w:r>
+        <w:r>
+          <w:rPr>
+            <w:noProof/>
+            <w:webHidden/>
+          </w:rPr>
+          <w:t>18</w:t>
+        </w:r>
+        <w:r>
+          <w:rPr>
+            <w:noProof/>
+            <w:webHidden/>
+          </w:rPr>
+          <w:fldChar w:fldCharType="end"/>
+        </w:r>
+      </w:hyperlink>
+    </w:p>
+    <w:p>
+      <w:pPr>
+        <w:pStyle w:val="TOC1"/>
+        <w:tabs>
+          <w:tab w:val="right" w:leader="dot" w:pos="9016"/>
+        </w:tabs>
+        <w:rPr>
+          <w:rFonts w:asciiTheme="minorHAnsi" w:eastAsiaTheme="minorEastAsia" w:hAnsiTheme="minorHAnsi"/>
+          <w:noProof/>
+          <w:kern w:val="2"/>
+          <w:szCs w:val="24"/>
+          <w:lang w:val="en-IN" w:eastAsia="en-IN"/>
+          <w14:ligatures w14:val="standardContextual"/>
+        </w:rPr>
+      </w:pPr>
+      <w:hyperlink w:anchor="_Toc243560665" w:history="1">
+        <w:r>
+          <w:rPr>
+            <w:rStyle w:val="Hyperlink"/>
+            <w:noProof/>
+          </w:rPr>
+          <w:t>4  Conclusion and Future Work</w:t>
+        </w:r>
+        <w:r>
+          <w:rPr>
+            <w:noProof/>
+            <w:webHidden/>
+          </w:rPr>
+          <w:tab/>
+        </w:r>
+        <w:r>
+          <w:rPr>
+            <w:noProof/>
+            <w:webHidden/>
+          </w:rPr>
+          <w:fldChar w:fldCharType="begin"/>
+        </w:r>
+        <w:r>
+          <w:rPr>
+            <w:noProof/>
+            <w:webHidden/>
+          </w:rPr>
+          <w:instrText xml:space="preserve"> PAGEREF _Toc243560665 \h </w:instrText>
+        </w:r>
+        <w:r>
+          <w:rPr>
+            <w:noProof/>
+            <w:webHidden/>
+          </w:rPr>
+        </w:r>
+        <w:r>
+          <w:rPr>
+            <w:noProof/>
+            <w:webHidden/>
+          </w:rPr>
+          <w:fldChar w:fldCharType="separate"/>
+        </w:r>
+        <w:r>
+          <w:rPr>
+            <w:noProof/>
+            <w:webHidden/>
+          </w:rPr>
+          <w:t>20</w:t>
+        </w:r>
+        <w:r>
+          <w:rPr>
+            <w:noProof/>
+            <w:webHidden/>
+          </w:rPr>
+          <w:fldChar w:fldCharType="end"/>
+        </w:r>
+      </w:hyperlink>
+    </w:p>
+    <w:p>
+      <w:pPr>
+        <w:pStyle w:val="TOC1"/>
+        <w:tabs>
+          <w:tab w:val="right" w:leader="dot" w:pos="9016"/>
+        </w:tabs>
+        <w:rPr>
+          <w:rFonts w:asciiTheme="minorHAnsi" w:eastAsiaTheme="minorEastAsia" w:hAnsiTheme="minorHAnsi"/>
+          <w:noProof/>
+          <w:kern w:val="2"/>
+          <w:szCs w:val="24"/>
+          <w:lang w:val="en-IN" w:eastAsia="en-IN"/>
+          <w14:ligatures w14:val="standardContextual"/>
+        </w:rPr>
+      </w:pPr>
+      <w:hyperlink w:anchor="_Toc243560666" w:history="1">
         <w:r>
           <w:rPr>
             <w:rStyle w:val="Hyperlink"/>
@@ -2037,7 +2110,7 @@
             <w:noProof/>
             <w:webHidden/>
           </w:rPr>
-          <w:instrText xml:space="preserve"> PAGEREF _Toc243537143 \h </w:instrText>
+          <w:instrText xml:space="preserve"> PAGEREF _Toc243560666 \h </w:instrText>
         </w:r>
         <w:r>
           <w:rPr>
@@ -2057,7 +2130,7 @@
             <w:noProof/>
             <w:webHidden/>
           </w:rPr>
-          <w:t>19</w:t>
+          <w:t>22</w:t>
         </w:r>
         <w:r>
           <w:rPr>
@@ -2083,7 +2156,7 @@
           <w14:ligatures w14:val="standardContextual"/>
         </w:rPr>
       </w:pPr>
-      <w:hyperlink w:anchor="_Toc243537144" w:history="1">
+      <w:hyperlink w:anchor="_Toc243560667" w:history="1">
         <w:r>
           <w:rPr>
             <w:rStyle w:val="Hyperlink"/>
@@ -2110,7 +2183,7 @@
             <w:noProof/>
             <w:webHidden/>
           </w:rPr>
-          <w:instrText xml:space="preserve"> PAGEREF _Toc243537144 \h </w:instrText>
+          <w:instrText xml:space="preserve"> PAGEREF _Toc243560667 \h </w:instrText>
         </w:r>
         <w:r>
           <w:rPr>
@@ -2130,7 +2203,7 @@
             <w:noProof/>
             <w:webHidden/>
           </w:rPr>
-          <w:t>21</w:t>
+          <w:t>24</w:t>
         </w:r>
         <w:r>
           <w:rPr>
@@ -2156,7 +2229,7 @@
           <w14:ligatures w14:val="standardContextual"/>
         </w:rPr>
       </w:pPr>
-      <w:hyperlink w:anchor="_Toc243537145" w:history="1">
+      <w:hyperlink w:anchor="_Toc243560668" w:history="1">
         <w:r>
           <w:rPr>
             <w:rStyle w:val="Hyperlink"/>
@@ -2183,7 +2256,7 @@
             <w:noProof/>
             <w:webHidden/>
           </w:rPr>
-          <w:instrText xml:space="preserve"> PAGEREF _Toc243537145 \h </w:instrText>
+          <w:instrText xml:space="preserve"> PAGEREF _Toc243560668 \h </w:instrText>
         </w:r>
         <w:r>
           <w:rPr>
@@ -2203,7 +2276,7 @@
             <w:noProof/>
             <w:webHidden/>
           </w:rPr>
-          <w:t>25</w:t>
+          <w:t>28</w:t>
         </w:r>
         <w:r>
           <w:rPr>
@@ -2229,7 +2302,7 @@
           <w14:ligatures w14:val="standardContextual"/>
         </w:rPr>
       </w:pPr>
-      <w:hyperlink w:anchor="_Toc243537146" w:history="1">
+      <w:hyperlink w:anchor="_Toc243560669" w:history="1">
         <w:r>
           <w:rPr>
             <w:rStyle w:val="Hyperlink"/>
@@ -2256,7 +2329,7 @@
             <w:noProof/>
             <w:webHidden/>
           </w:rPr>
-          <w:instrText xml:space="preserve"> PAGEREF _Toc243537146 \h </w:instrText>
+          <w:instrText xml:space="preserve"> PAGEREF _Toc243560669 \h </w:instrText>
         </w:r>
         <w:r>
           <w:rPr>
@@ -2276,7 +2349,7 @@
             <w:noProof/>
             <w:webHidden/>
           </w:rPr>
-          <w:t>30</w:t>
+          <w:t>33</w:t>
         </w:r>
         <w:r>
           <w:rPr>
@@ -2296,7 +2369,7 @@
       <w:pPr>
         <w:pStyle w:val="Heading1"/>
       </w:pPr>
-      <w:bookmarkStart w:id="1" w:name="_Toc243537121"/>
+      <w:bookmarkStart w:id="1" w:name="_Toc243560643"/>
       <w:r>
         <w:lastRenderedPageBreak/>
         <w:t>1  Introduction</w:t>
@@ -2326,7 +2399,7 @@
       <w:pPr>
         <w:pStyle w:val="Heading2"/>
       </w:pPr>
-      <w:bookmarkStart w:id="2" w:name="_Toc243537122"/>
+      <w:bookmarkStart w:id="2" w:name="_Toc243560644"/>
       <w:r>
         <w:t>1.1  Literature Review</w:t>
       </w:r>
@@ -2416,7 +2489,7 @@
       <w:pPr>
         <w:pStyle w:val="Heading2"/>
       </w:pPr>
-      <w:bookmarkStart w:id="3" w:name="_Toc243537123"/>
+      <w:bookmarkStart w:id="3" w:name="_Toc243560645"/>
       <w:r>
         <w:t>1.2  Problem Statement</w:t>
       </w:r>
@@ -2437,7 +2510,7 @@
       <w:pPr>
         <w:pStyle w:val="Heading2"/>
       </w:pPr>
-      <w:bookmarkStart w:id="4" w:name="_Toc243537124"/>
+      <w:bookmarkStart w:id="4" w:name="_Toc243560646"/>
       <w:r>
         <w:t>1.3  Objectives</w:t>
       </w:r>
@@ -2508,32 +2581,32 @@
     </w:p>
     <w:p>
       <w:pPr>
-        <w:pStyle w:val="Heading2"/>
-      </w:pPr>
-      <w:bookmarkStart w:id="5" w:name="_Toc243537125"/>
-      <w:r>
-        <w:t>1.4  Scope</w:t>
-      </w:r>
-      <w:bookmarkEnd w:id="5"/>
-    </w:p>
-    <w:p>
-      <w:pPr>
-        <w:jc w:val="both"/>
-      </w:pPr>
-      <w:r>
-        <w:rPr>
-          <w:b/>
-        </w:rPr>
-        <w:t>In scope:</w:t>
-      </w:r>
-    </w:p>
-    <w:p>
-      <w:pPr>
         <w:pStyle w:val="ListBullet"/>
         <w:spacing w:after="60"/>
       </w:pPr>
       <w:r>
-        <w:t>Two roles: a student (register, view eligible drives, apply, track applications, accept or decline offers) and the placement officer (manage drives, move applicants through the pipeline, record interview rounds and offers, close drives, view analytics).</w:t>
+        <w:t>Deliver the system from a single address, startable with one command, as a desktop app or on a shareable link, using only free tools.</w:t>
+      </w:r>
+    </w:p>
+    <w:p>
+      <w:pPr>
+        <w:pStyle w:val="Heading2"/>
+      </w:pPr>
+      <w:bookmarkStart w:id="5" w:name="_Toc243560647"/>
+      <w:r>
+        <w:t>1.4  Scope</w:t>
+      </w:r>
+      <w:bookmarkEnd w:id="5"/>
+    </w:p>
+    <w:p>
+      <w:pPr>
+        <w:jc w:val="both"/>
+      </w:pPr>
+      <w:r>
+        <w:rPr>
+          <w:b/>
+        </w:rPr>
+        <w:t>In scope:</w:t>
       </w:r>
     </w:p>
     <w:p>
@@ -2542,18 +2615,7 @@
         <w:spacing w:after="60"/>
       </w:pPr>
       <w:r>
-        <w:t>The PostgreSQL schema, the Flask REST API, the React user interface, the ML service, and the Oracle port of the schema.</w:t>
-      </w:r>
-    </w:p>
-    <w:p>
-      <w:pPr>
-        <w:jc w:val="both"/>
-      </w:pPr>
-      <w:r>
-        <w:rPr>
-          <w:b/>
-        </w:rPr>
-        <w:t>Out of scope:</w:t>
+        <w:t>Two roles: a student (register, view eligible drives, apply, track applications, accept or decline offers) and the placement officer (manage drives, move applicants through the pipeline, record interview rounds and offers, close drives, view analytics).</w:t>
       </w:r>
     </w:p>
     <w:p>
@@ -2562,7 +2624,18 @@
         <w:spacing w:after="60"/>
       </w:pPr>
       <w:r>
-        <w:t>Real student data and any connection to an institution's academic systems. All data is synthetic, and CGPA is entered by the student at sign-up.</w:t>
+        <w:t>The PostgreSQL schema, the Flask REST API, the React user interface, the ML service, and the Oracle port of the schema.</w:t>
+      </w:r>
+    </w:p>
+    <w:p>
+      <w:pPr>
+        <w:jc w:val="both"/>
+      </w:pPr>
+      <w:r>
+        <w:rPr>
+          <w:b/>
+        </w:rPr>
+        <w:t>Out of scope:</w:t>
       </w:r>
     </w:p>
     <w:p>
@@ -2571,7 +2644,7 @@
         <w:spacing w:after="60"/>
       </w:pPr>
       <w:r>
-        <w:t>E-mail or SMS notifications, document uploads (resumes, offer letters) and recruiter logins.</w:t>
+        <w:t>Real student data and any connection to an institution's academic systems. All data is synthetic, and CGPA is entered by the student at sign-up.</w:t>
       </w:r>
     </w:p>
     <w:p>
@@ -2580,6 +2653,16 @@
         <w:spacing w:after="60"/>
       </w:pPr>
       <w:r>
+        <w:lastRenderedPageBreak/>
+        <w:t>E-mail or SMS notifications, document uploads (resumes, offer letters) and recruiter logins.</w:t>
+      </w:r>
+    </w:p>
+    <w:p>
+      <w:pPr>
+        <w:pStyle w:val="ListBullet"/>
+        <w:spacing w:after="60"/>
+      </w:pPr>
+      <w:r>
         <w:t>Running the backend against Oracle: the Oracle port covers the database layer only.</w:t>
       </w:r>
     </w:p>
@@ -2587,7 +2670,7 @@
       <w:pPr>
         <w:pStyle w:val="Heading1"/>
       </w:pPr>
-      <w:bookmarkStart w:id="6" w:name="_Toc243537126"/>
+      <w:bookmarkStart w:id="6" w:name="_Toc243560648"/>
       <w:r>
         <w:lastRenderedPageBreak/>
         <w:t>2  Modules (Implementation and Experimental Setup)</w:t>
@@ -2598,7 +2681,7 @@
       <w:pPr>
         <w:pStyle w:val="Heading2"/>
       </w:pPr>
-      <w:bookmarkStart w:id="7" w:name="_Toc243537127"/>
+      <w:bookmarkStart w:id="7" w:name="_Toc243560649"/>
       <w:r>
         <w:t>2.1  System Architecture</w:t>
       </w:r>
@@ -2922,6 +3005,59 @@
               <w:rPr>
                 <w:sz w:val="20"/>
               </w:rPr>
+              <w:t>Delivery</w:t>
+            </w:r>
+          </w:p>
+        </w:tc>
+        <w:tc>
+          <w:tcPr>
+            <w:tcW w:w="3118" w:type="dxa"/>
+          </w:tcPr>
+          <w:p>
+            <w:pPr>
+              <w:spacing w:after="0" w:line="240" w:lineRule="auto"/>
+            </w:pPr>
+            <w:r>
+              <w:rPr>
+                <w:sz w:val="20"/>
+              </w:rPr>
+              <w:t>waitress, Docker Compose, Electron, Cloudflare quick tunnel</w:t>
+            </w:r>
+          </w:p>
+        </w:tc>
+        <w:tc>
+          <w:tcPr>
+            <w:tcW w:w="4252" w:type="dxa"/>
+          </w:tcPr>
+          <w:p>
+            <w:pPr>
+              <w:spacing w:after="0" w:line="240" w:lineRule="auto"/>
+            </w:pPr>
+            <w:r>
+              <w:rPr>
+                <w:sz w:val="20"/>
+              </w:rPr>
+              <w:t>One port for UI and API; one-command start; desktop app; public link</w:t>
+            </w:r>
+          </w:p>
+        </w:tc>
+      </w:tr>
+      <w:tr>
+        <w:trPr>
+          <w:jc w:val="center"/>
+        </w:trPr>
+        <w:tc>
+          <w:tcPr>
+            <w:tcW w:w="1701" w:type="dxa"/>
+          </w:tcPr>
+          <w:p>
+            <w:pPr>
+              <w:spacing w:after="0" w:line="240" w:lineRule="auto"/>
+            </w:pPr>
+            <w:r>
+              <w:rPr>
+                <w:sz w:val="20"/>
+              </w:rPr>
               <w:t>Oracle port</w:t>
             </w:r>
           </w:p>
@@ -2997,7 +3133,7 @@
       <w:pPr>
         <w:pStyle w:val="Heading2"/>
       </w:pPr>
-      <w:bookmarkStart w:id="8" w:name="_Toc243537128"/>
+      <w:bookmarkStart w:id="8" w:name="_Toc243560650"/>
       <w:r>
         <w:t>2.2  Database Design</w:t>
       </w:r>
@@ -3052,8 +3188,8 @@
         </w:rPr>
         <w:lastRenderedPageBreak/>
         <w:drawing>
-          <wp:inline distT="0" distB="0" distL="0" distR="0" wp14:anchorId="37755686" wp14:editId="2B851418">
-            <wp:extent cx="5731200" cy="7217563"/>
+          <wp:inline distT="0" distB="0" distL="0" distR="0" wp14:anchorId="3B68F152" wp14:editId="43FE9FD8">
+            <wp:extent cx="5731200" cy="7150733"/>
             <wp:effectExtent l="0" t="0" r="0" b="0"/>
             <wp:docPr id="1" name="Picture 1"/>
             <wp:cNvGraphicFramePr>
@@ -3075,7 +3211,7 @@
                   <pic:spPr>
                     <a:xfrm>
                       <a:off x="0" y="0"/>
-                      <a:ext cx="5731200" cy="7217563"/>
+                      <a:ext cx="5731200" cy="7150733"/>
                     </a:xfrm>
                     <a:prstGeom prst="rect">
                       <a:avLst/>
@@ -3477,7 +3613,7 @@
               <w:rPr>
                 <w:sz w:val="20"/>
               </w:rPr>
-              <w:t>One recruitment posting with its cutoffs</w:t>
+              <w:t>One recruitment posting with its cutoffs and application deadline</w:t>
             </w:r>
           </w:p>
         </w:tc>
@@ -3493,7 +3629,7 @@
               <w:rPr>
                 <w:sz w:val="20"/>
               </w:rPr>
-              <w:t>FK company, coordinator; CHECK status, type</w:t>
+              <w:t>FK company, coordinator; CHECK status, type, deadline ≤ drive date</w:t>
             </w:r>
           </w:p>
         </w:tc>
@@ -3864,7 +4000,7 @@
       <w:pPr>
         <w:pStyle w:val="Heading2"/>
       </w:pPr>
-      <w:bookmarkStart w:id="9" w:name="_Toc243537129"/>
+      <w:bookmarkStart w:id="9" w:name="_Toc243560651"/>
       <w:r>
         <w:t>2.3  Database Logic: Triggers, Routines and Views</w:t>
       </w:r>
@@ -4472,6 +4608,75 @@
           </w:p>
         </w:tc>
       </w:tr>
+      <w:tr>
+        <w:trPr>
+          <w:jc w:val="center"/>
+        </w:trPr>
+        <w:tc>
+          <w:tcPr>
+            <w:tcW w:w="907" w:type="dxa"/>
+          </w:tcPr>
+          <w:p>
+            <w:pPr>
+              <w:spacing w:after="0" w:line="240" w:lineRule="auto"/>
+            </w:pPr>
+            <w:r>
+              <w:rPr>
+                <w:sz w:val="20"/>
+              </w:rPr>
+              <w:t>PL008</w:t>
+            </w:r>
+          </w:p>
+        </w:tc>
+        <w:tc>
+          <w:tcPr>
+            <w:tcW w:w="3061" w:type="dxa"/>
+          </w:tcPr>
+          <w:p>
+            <w:pPr>
+              <w:spacing w:after="0" w:line="240" w:lineRule="auto"/>
+            </w:pPr>
+            <w:r>
+              <w:rPr>
+                <w:sz w:val="20"/>
+              </w:rPr>
+              <w:t>trg_application_before_insert</w:t>
+            </w:r>
+          </w:p>
+        </w:tc>
+        <w:tc>
+          <w:tcPr>
+            <w:tcW w:w="4195" w:type="dxa"/>
+          </w:tcPr>
+          <w:p>
+            <w:pPr>
+              <w:spacing w:after="0" w:line="240" w:lineRule="auto"/>
+            </w:pPr>
+            <w:r>
+              <w:rPr>
+                <w:sz w:val="20"/>
+              </w:rPr>
+              <w:t>An application is dated on or before the drive's deadline, and not in the future</w:t>
+            </w:r>
+          </w:p>
+        </w:tc>
+        <w:tc>
+          <w:tcPr>
+            <w:tcW w:w="907" w:type="dxa"/>
+          </w:tcPr>
+          <w:p>
+            <w:pPr>
+              <w:spacing w:after="0" w:line="240" w:lineRule="auto"/>
+            </w:pPr>
+            <w:r>
+              <w:rPr>
+                <w:sz w:val="20"/>
+              </w:rPr>
+              <w:t>409</w:t>
+            </w:r>
+          </w:p>
+        </w:tc>
+      </w:tr>
     </w:tbl>
     <w:p>
       <w:pPr>
@@ -4511,6 +4716,41 @@
         <w:jc w:val="both"/>
       </w:pPr>
       <w:r>
+        <w:rPr>
+          <w:b/>
+        </w:rPr>
+        <w:lastRenderedPageBreak/>
+        <w:t>Dates.</w:t>
+      </w:r>
+      <w:r>
+        <w:t xml:space="preserve"> Each drive has an </w:t>
+      </w:r>
+      <w:r>
+        <w:rPr>
+          <w:rFonts w:ascii="Consolas" w:hAnsi="Consolas"/>
+          <w:sz w:val="21"/>
+        </w:rPr>
+        <w:t>application_deadline</w:t>
+      </w:r>
+      <w:r>
+        <w:t xml:space="preserve">. "Deadline on or before the drive date" involves one row, so it is a CHECK constraint. "An application is dated on or before its drive's deadline, and not in the future" involves two tables and the clock, so it is part of the application guard trigger (PL008). The database's time zone is set to Asia/Kolkata in </w:t>
+      </w:r>
+      <w:r>
+        <w:rPr>
+          <w:rFonts w:ascii="Consolas" w:hAnsi="Consolas"/>
+          <w:sz w:val="21"/>
+        </w:rPr>
+        <w:t>schema.sql</w:t>
+      </w:r>
+      <w:r>
+        <w:t>, so a deadline means the end of that day on the college's calendar. In UTC, applications would still be accepted until 05:30 the next morning. A smoke-test failure exposed this, and the setting fixes it.</w:t>
+      </w:r>
+    </w:p>
+    <w:p>
+      <w:pPr>
+        <w:jc w:val="both"/>
+      </w:pPr>
+      <w:r>
         <w:t xml:space="preserve">Two AFTER triggers maintain derived data. </w:t>
       </w:r>
       <w:r>
@@ -4538,11 +4778,318 @@
           <w:rFonts w:ascii="Consolas" w:hAnsi="Consolas"/>
           <w:sz w:val="21"/>
         </w:rPr>
+        <w:t>application_status_history</w:t>
+      </w:r>
+      <w:r>
+        <w:t xml:space="preserve"> row for every status change, so no code path can change a status without leaving a record.</w:t>
+      </w:r>
+    </w:p>
+    <w:p>
+      <w:pPr>
+        <w:jc w:val="both"/>
+      </w:pPr>
+      <w:r>
+        <w:rPr>
+          <w:b/>
+        </w:rPr>
+        <w:t>Rule PL003 and concurrency.</w:t>
+      </w:r>
+      <w:r>
+        <w:t xml:space="preserve"> If two requests accept two different offers of the same student at the same moment, neither can see the other's uncommitted change, and a naive count of Accepted offers would let both through. The trigger therefore first locks the student's row with </w:t>
+      </w:r>
+      <w:r>
+        <w:rPr>
+          <w:rFonts w:ascii="Consolas" w:hAnsi="Consolas"/>
+          <w:sz w:val="21"/>
+        </w:rPr>
+        <w:t>SELECT ... FOR UPDATE</w:t>
+      </w:r>
+      <w:r>
+        <w:t>, so the second request waits until the first commits and then sees its result (Section 3.3).</w:t>
+      </w:r>
+    </w:p>
+    <w:p>
+      <w:pPr>
+        <w:jc w:val="both"/>
+      </w:pPr>
+      <w:r>
+        <w:rPr>
+          <w:b/>
+        </w:rPr>
+        <w:t>Stored routines.</w:t>
+      </w:r>
+      <w:r>
+        <w:t xml:space="preserve"> </w:t>
+      </w:r>
+      <w:r>
+        <w:rPr>
+          <w:rFonts w:ascii="Consolas" w:hAnsi="Consolas"/>
+          <w:sz w:val="21"/>
+        </w:rPr>
+        <w:t>fn_check_eligibility(student, drive)</w:t>
+      </w:r>
+      <w:r>
+        <w:t xml:space="preserve"> returns whether a student meets a drive's rules. It is the single definition of eligibility, used by the application trigger and by </w:t>
+      </w:r>
+      <w:r>
+        <w:rPr>
+          <w:rFonts w:ascii="Consolas" w:hAnsi="Consolas"/>
+          <w:sz w:val="21"/>
+        </w:rPr>
+        <w:t>fn_get_eligible_drives(student)</w:t>
+      </w:r>
+      <w:r>
+        <w:t xml:space="preserve">, which returns every open drive a student qualifies for. The procedure </w:t>
+      </w:r>
+      <w:r>
+        <w:rPr>
+          <w:rFonts w:ascii="Consolas" w:hAnsi="Consolas"/>
+          <w:sz w:val="21"/>
+        </w:rPr>
+        <w:t>sp_close_drive(drive, INOUT rejected_count)</w:t>
+      </w:r>
+      <w:r>
+        <w:t xml:space="preserve"> rejects every still-pending applicant and marks the drive Completed as one unit of work.</w:t>
+      </w:r>
+    </w:p>
+    <w:p>
+      <w:pPr>
+        <w:jc w:val="both"/>
+      </w:pPr>
+      <w:r>
+        <w:rPr>
+          <w:b/>
+        </w:rPr>
+        <w:t>Views.</w:t>
+      </w:r>
+      <w:r>
+        <w:t xml:space="preserve"> Three views serve the dashboards (</w:t>
+      </w:r>
+      <w:r>
+        <w:rPr>
+          <w:rFonts w:ascii="Consolas" w:hAnsi="Consolas"/>
+          <w:sz w:val="21"/>
+        </w:rPr>
+        <w:t>placed_students_view</w:t>
+      </w:r>
+      <w:r>
+        <w:t xml:space="preserve">, </w:t>
+      </w:r>
+      <w:r>
+        <w:rPr>
+          <w:rFonts w:ascii="Consolas" w:hAnsi="Consolas"/>
+          <w:sz w:val="21"/>
+        </w:rPr>
+        <w:t>company_wise_stats_view</w:t>
+      </w:r>
+      <w:r>
+        <w:t xml:space="preserve">, </w:t>
+      </w:r>
+      <w:r>
+        <w:rPr>
+          <w:rFonts w:ascii="Consolas" w:hAnsi="Consolas"/>
+          <w:sz w:val="21"/>
+        </w:rPr>
+        <w:t>department_stats_view</w:t>
+      </w:r>
+      <w:r>
+        <w:t xml:space="preserve">). Three more use window functions: </w:t>
+      </w:r>
+      <w:r>
+        <w:rPr>
+          <w:rFonts w:ascii="Consolas" w:hAnsi="Consolas"/>
+          <w:sz w:val="21"/>
+        </w:rPr>
+        <w:t>dept_offer_ranking_view</w:t>
+      </w:r>
+      <w:r>
+        <w:t xml:space="preserve"> ranks offers within each department with </w:t>
+      </w:r>
+      <w:r>
+        <w:rPr>
+          <w:rFonts w:ascii="Consolas" w:hAnsi="Consolas"/>
+          <w:sz w:val="21"/>
+        </w:rPr>
+        <w:t>RANK()</w:t>
+      </w:r>
+      <w:r>
+        <w:t xml:space="preserve">; </w:t>
+      </w:r>
+      <w:r>
+        <w:rPr>
+          <w:rFonts w:ascii="Consolas" w:hAnsi="Consolas"/>
+          <w:sz w:val="21"/>
+        </w:rPr>
+        <w:t>placement_timeline_view</w:t>
+      </w:r>
+      <w:r>
+        <w:t xml:space="preserve"> computes a running total with </w:t>
+      </w:r>
+      <w:r>
+        <w:rPr>
+          <w:rFonts w:ascii="Consolas" w:hAnsi="Consolas"/>
+          <w:sz w:val="21"/>
+        </w:rPr>
+        <w:t>SUM(...) OVER</w:t>
+      </w:r>
+      <w:r>
+        <w:t xml:space="preserve"> and the month-on-month change with </w:t>
+      </w:r>
+      <w:r>
+        <w:rPr>
+          <w:rFonts w:ascii="Consolas" w:hAnsi="Consolas"/>
+          <w:sz w:val="21"/>
+        </w:rPr>
+        <w:t>LAG()</w:t>
+      </w:r>
+      <w:r>
+        <w:t xml:space="preserve">; </w:t>
+      </w:r>
+      <w:r>
+        <w:rPr>
+          <w:rFonts w:ascii="Consolas" w:hAnsi="Consolas"/>
+          <w:sz w:val="21"/>
+        </w:rPr>
+        <w:t>student_cgpa_standing_view</w:t>
+      </w:r>
+      <w:r>
+        <w:t xml:space="preserve"> uses </w:t>
+      </w:r>
+      <w:r>
+        <w:rPr>
+          <w:rFonts w:ascii="Consolas" w:hAnsi="Consolas"/>
+          <w:sz w:val="21"/>
+        </w:rPr>
+        <w:t>DENSE_RANK()</w:t>
+      </w:r>
+      <w:r>
+        <w:t xml:space="preserve"> and </w:t>
+      </w:r>
+      <w:r>
+        <w:rPr>
+          <w:rFonts w:ascii="Consolas" w:hAnsi="Consolas"/>
+          <w:sz w:val="21"/>
+        </w:rPr>
+        <w:t>PERCENT_RANK()</w:t>
+      </w:r>
+      <w:r>
+        <w:t xml:space="preserve"> for each student's position within their department [9]. The materialized view </w:t>
+      </w:r>
+      <w:r>
+        <w:rPr>
+          <w:rFonts w:ascii="Consolas" w:hAnsi="Consolas"/>
+          <w:sz w:val="21"/>
+        </w:rPr>
+        <w:t>mv_company_dept_placements</w:t>
+      </w:r>
+      <w:r>
+        <w:t xml:space="preserve"> stores offers per company and department. It is refreshed on demand with </w:t>
+      </w:r>
+      <w:r>
+        <w:rPr>
+          <w:rFonts w:ascii="Consolas" w:hAnsi="Consolas"/>
+          <w:sz w:val="21"/>
+        </w:rPr>
+        <w:t>REFRESH MATERIALIZED VIEW CONCURRENTLY</w:t>
+      </w:r>
+      <w:r>
+        <w:t>, which needs a unique index and lets readers continue during the refresh [12], and the dashboard shows when it was last refreshed.</w:t>
+      </w:r>
+    </w:p>
+    <w:p>
+      <w:pPr>
+        <w:jc w:val="both"/>
+      </w:pPr>
+      <w:r>
+        <w:rPr>
+          <w:b/>
+        </w:rPr>
+        <w:t>Indexes.</w:t>
+      </w:r>
+      <w:r>
+        <w:t xml:space="preserve"> Besides the indexes created by primary-key and unique constraints, five indexes support the frequent lookups: </w:t>
+      </w:r>
+      <w:r>
+        <w:rPr>
+          <w:rFonts w:ascii="Consolas" w:hAnsi="Consolas"/>
+          <w:sz w:val="21"/>
+        </w:rPr>
+        <w:t>student(dept_id)</w:t>
+      </w:r>
+      <w:r>
+        <w:t xml:space="preserve">, </w:t>
+      </w:r>
+      <w:r>
+        <w:rPr>
+          <w:rFonts w:ascii="Consolas" w:hAnsi="Consolas"/>
+          <w:sz w:val="21"/>
+        </w:rPr>
+        <w:t>student(cgpa)</w:t>
+      </w:r>
+      <w:r>
+        <w:t xml:space="preserve">, </w:t>
+      </w:r>
+      <w:r>
+        <w:rPr>
+          <w:rFonts w:ascii="Consolas" w:hAnsi="Consolas"/>
+          <w:sz w:val="21"/>
+        </w:rPr>
+        <w:t>application(status)</w:t>
+      </w:r>
+      <w:r>
+        <w:t xml:space="preserve">, </w:t>
+      </w:r>
+      <w:r>
+        <w:rPr>
+          <w:rFonts w:ascii="Consolas" w:hAnsi="Consolas"/>
+          <w:sz w:val="21"/>
+        </w:rPr>
+        <w:t>application(drive_id)</w:t>
+      </w:r>
+      <w:r>
+        <w:t xml:space="preserve"> and </w:t>
+      </w:r>
+      <w:r>
+        <w:rPr>
+          <w:rFonts w:ascii="Consolas" w:hAnsi="Consolas"/>
+          <w:sz w:val="21"/>
+        </w:rPr>
+        <w:t>drive(company_id)</w:t>
+      </w:r>
+      <w:r>
+        <w:t xml:space="preserve"> [13]. Their effect is measured in Section 3.5.</w:t>
+      </w:r>
+    </w:p>
+    <w:p>
+      <w:pPr>
+        <w:pStyle w:val="Heading2"/>
+      </w:pPr>
+      <w:bookmarkStart w:id="10" w:name="_Toc243560652"/>
+      <w:r>
+        <w:t>2.4  Backend API Module</w:t>
+      </w:r>
+      <w:bookmarkEnd w:id="10"/>
+    </w:p>
+    <w:p>
+      <w:pPr>
+        <w:jc w:val="both"/>
+      </w:pPr>
+      <w:r>
+        <w:t xml:space="preserve">The Flask backend is organized in blueprints (authentication, students, drives, applications, offers, analytics) and exposes 36 endpoints, each documented in </w:t>
+      </w:r>
+      <w:r>
+        <w:rPr>
+          <w:rFonts w:ascii="Consolas" w:hAnsi="Consolas"/>
+          <w:sz w:val="21"/>
+        </w:rPr>
+        <w:t>docs/API.md</w:t>
+      </w:r>
+      <w:r>
+        <w:t xml:space="preserve">. Users authenticate with e-mail and a bcrypt-hashed password and receive a JSON Web Token [14] that carries their role. Every endpoint checks the role, and students can read and change only </w:t>
+      </w:r>
+      <w:r>
         <w:lastRenderedPageBreak/>
-        <w:t>application_status_history</w:t>
-      </w:r>
-      <w:r>
-        <w:t xml:space="preserve"> row for every status change, so no code path can change a status without leaving a record.</w:t>
+        <w:t>their own records. Database access goes through a psycopg2 connection pool [15], with parameterized queries throughout.</w:t>
       </w:r>
     </w:p>
     <w:p>
@@ -4553,373 +5100,68 @@
         <w:rPr>
           <w:b/>
         </w:rPr>
-        <w:t>Rule PL003 and concurrency.</w:t>
-      </w:r>
-      <w:r>
-        <w:t xml:space="preserve"> If two requests accept two different offers of the same student at the same moment, neither can see the other's uncommitted change, and a naive count of Accepted offers would let both through. The trigger therefore first locks the student's row with </w:t>
+        <w:t>The offer transaction.</w:t>
+      </w:r>
+      <w:r>
+        <w:t xml:space="preserve"> Accepting an offer must update three things together: the offer becomes Accepted with a joining date, the student is marked Placed, and an Accepted row is appended to </w:t>
       </w:r>
       <w:r>
         <w:rPr>
           <w:rFonts w:ascii="Consolas" w:hAnsi="Consolas"/>
           <w:sz w:val="21"/>
         </w:rPr>
-        <w:t>SELECT ... FOR UPDATE</w:t>
-      </w:r>
-      <w:r>
-        <w:t>, so the second request waits until the first commits and then sees its result (Section 3.3).</w:t>
-      </w:r>
-    </w:p>
-    <w:p>
-      <w:pPr>
-        <w:jc w:val="both"/>
-      </w:pPr>
-      <w:r>
-        <w:rPr>
-          <w:b/>
-        </w:rPr>
-        <w:t>Stored routines.</w:t>
-      </w:r>
-      <w:r>
-        <w:t xml:space="preserve"> </w:t>
+        <w:t>offer_history</w:t>
+      </w:r>
+      <w:r>
+        <w:t xml:space="preserve">. </w:t>
       </w:r>
       <w:r>
         <w:rPr>
           <w:rFonts w:ascii="Consolas" w:hAnsi="Consolas"/>
           <w:sz w:val="21"/>
         </w:rPr>
-        <w:t>fn_check_eligibility(student, drive)</w:t>
-      </w:r>
-      <w:r>
-        <w:t xml:space="preserve"> returns whether a student meets a drive's rules. It is the single definition of eligibility, used by the application trigger and by </w:t>
+        <w:t>offer_service.accept_offer</w:t>
+      </w:r>
+      <w:r>
+        <w:t xml:space="preserve"> runs the three statements on one connection inside </w:t>
       </w:r>
       <w:r>
         <w:rPr>
           <w:rFonts w:ascii="Consolas" w:hAnsi="Consolas"/>
           <w:sz w:val="21"/>
         </w:rPr>
-        <w:t>fn_get_eligible_drives(student)</w:t>
-      </w:r>
-      <w:r>
-        <w:t xml:space="preserve">, which returns every open drive a student qualifies for. The procedure </w:t>
+        <w:t>try</w:t>
+      </w:r>
+      <w:r>
+        <w:t xml:space="preserve">, calls </w:t>
       </w:r>
       <w:r>
         <w:rPr>
           <w:rFonts w:ascii="Consolas" w:hAnsi="Consolas"/>
           <w:sz w:val="21"/>
         </w:rPr>
-        <w:t>sp_close_drive(drive, INOUT rejected_count)</w:t>
-      </w:r>
-      <w:r>
-        <w:t xml:space="preserve"> rejects every still-pending applicant and marks the drive Completed as one unit of work.</w:t>
-      </w:r>
-    </w:p>
-    <w:p>
-      <w:pPr>
-        <w:jc w:val="both"/>
-      </w:pPr>
-      <w:r>
-        <w:rPr>
-          <w:b/>
-        </w:rPr>
-        <w:t>Views.</w:t>
-      </w:r>
-      <w:r>
-        <w:t xml:space="preserve"> Three views serve the dashboards (</w:t>
+        <w:t>commit()</w:t>
+      </w:r>
+      <w:r>
+        <w:t xml:space="preserve"> only after all three succeed, and calls </w:t>
       </w:r>
       <w:r>
         <w:rPr>
           <w:rFonts w:ascii="Consolas" w:hAnsi="Consolas"/>
           <w:sz w:val="21"/>
         </w:rPr>
-        <w:t>placed_students_view</w:t>
-      </w:r>
-      <w:r>
-        <w:t xml:space="preserve">, </w:t>
-      </w:r>
-      <w:r>
-        <w:rPr>
-          <w:rFonts w:ascii="Consolas" w:hAnsi="Consolas"/>
-          <w:sz w:val="21"/>
-        </w:rPr>
-        <w:t>company_wise_stats_view</w:t>
-      </w:r>
-      <w:r>
-        <w:t xml:space="preserve">, </w:t>
-      </w:r>
-      <w:r>
-        <w:rPr>
-          <w:rFonts w:ascii="Consolas" w:hAnsi="Consolas"/>
-          <w:sz w:val="21"/>
-        </w:rPr>
-        <w:t>department_stats_view</w:t>
-      </w:r>
-      <w:r>
-        <w:t xml:space="preserve">). Three more use window functions: </w:t>
-      </w:r>
-      <w:r>
-        <w:rPr>
-          <w:rFonts w:ascii="Consolas" w:hAnsi="Consolas"/>
-          <w:sz w:val="21"/>
-        </w:rPr>
-        <w:t>dept_offer_ranking_view</w:t>
-      </w:r>
-      <w:r>
-        <w:t xml:space="preserve"> ranks offers within each department with </w:t>
-      </w:r>
-      <w:r>
-        <w:rPr>
-          <w:rFonts w:ascii="Consolas" w:hAnsi="Consolas"/>
-          <w:sz w:val="21"/>
-        </w:rPr>
-        <w:t>RANK()</w:t>
-      </w:r>
-      <w:r>
-        <w:t xml:space="preserve">; </w:t>
-      </w:r>
-      <w:r>
-        <w:rPr>
-          <w:rFonts w:ascii="Consolas" w:hAnsi="Consolas"/>
-          <w:sz w:val="21"/>
-        </w:rPr>
-        <w:t>placement_timeline_view</w:t>
-      </w:r>
-      <w:r>
-        <w:t xml:space="preserve"> computes a running total with </w:t>
-      </w:r>
-      <w:r>
-        <w:rPr>
-          <w:rFonts w:ascii="Consolas" w:hAnsi="Consolas"/>
-          <w:sz w:val="21"/>
-        </w:rPr>
-        <w:t>SUM(...) OVER</w:t>
-      </w:r>
-      <w:r>
-        <w:t xml:space="preserve"> and the month-on-month change with </w:t>
-      </w:r>
-      <w:r>
-        <w:rPr>
-          <w:rFonts w:ascii="Consolas" w:hAnsi="Consolas"/>
-          <w:sz w:val="21"/>
-        </w:rPr>
-        <w:t>LAG()</w:t>
-      </w:r>
-      <w:r>
-        <w:t xml:space="preserve">; </w:t>
-      </w:r>
-      <w:r>
-        <w:rPr>
-          <w:rFonts w:ascii="Consolas" w:hAnsi="Consolas"/>
-          <w:sz w:val="21"/>
-        </w:rPr>
-        <w:t>student_cgpa_standing_view</w:t>
-      </w:r>
-      <w:r>
-        <w:t xml:space="preserve"> uses </w:t>
-      </w:r>
-      <w:r>
-        <w:rPr>
-          <w:rFonts w:ascii="Consolas" w:hAnsi="Consolas"/>
-          <w:sz w:val="21"/>
-        </w:rPr>
-        <w:t>DENSE_RANK()</w:t>
-      </w:r>
-      <w:r>
-        <w:t xml:space="preserve"> and </w:t>
-      </w:r>
-      <w:r>
-        <w:rPr>
-          <w:rFonts w:ascii="Consolas" w:hAnsi="Consolas"/>
-          <w:sz w:val="21"/>
-        </w:rPr>
-        <w:t>PERCENT_RANK()</w:t>
-      </w:r>
-      <w:r>
-        <w:t xml:space="preserve"> for each student's position within their department [9]. The materialized view </w:t>
-      </w:r>
-      <w:r>
-        <w:rPr>
-          <w:rFonts w:ascii="Consolas" w:hAnsi="Consolas"/>
-          <w:sz w:val="21"/>
-        </w:rPr>
-        <w:t>mv_company_dept_placements</w:t>
-      </w:r>
-      <w:r>
-        <w:t xml:space="preserve"> stores offers per company and department. It is refreshed on demand with </w:t>
-      </w:r>
-      <w:r>
-        <w:rPr>
-          <w:rFonts w:ascii="Consolas" w:hAnsi="Consolas"/>
-          <w:sz w:val="21"/>
-        </w:rPr>
-        <w:t>REFRESH MATERIALIZED VIEW CONCURRENTLY</w:t>
-      </w:r>
-      <w:r>
-        <w:t>, which needs a unique index and lets readers continue during the refresh [12], and the dashboard shows when it was last refreshed.</w:t>
-      </w:r>
-    </w:p>
-    <w:p>
-      <w:pPr>
-        <w:jc w:val="both"/>
-      </w:pPr>
-      <w:r>
-        <w:rPr>
-          <w:b/>
-        </w:rPr>
-        <w:t>Indexes.</w:t>
-      </w:r>
-      <w:r>
-        <w:t xml:space="preserve"> Besides the indexes created by primary-key and unique constraints, five indexes support the frequent lookups: </w:t>
-      </w:r>
-      <w:r>
-        <w:rPr>
-          <w:rFonts w:ascii="Consolas" w:hAnsi="Consolas"/>
-          <w:sz w:val="21"/>
-        </w:rPr>
-        <w:t>student(dept_id)</w:t>
-      </w:r>
-      <w:r>
-        <w:t xml:space="preserve">, </w:t>
-      </w:r>
-      <w:r>
-        <w:rPr>
-          <w:rFonts w:ascii="Consolas" w:hAnsi="Consolas"/>
-          <w:sz w:val="21"/>
-        </w:rPr>
-        <w:t>student(cgpa)</w:t>
-      </w:r>
-      <w:r>
-        <w:t xml:space="preserve">, </w:t>
-      </w:r>
-      <w:r>
-        <w:rPr>
-          <w:rFonts w:ascii="Consolas" w:hAnsi="Consolas"/>
-          <w:sz w:val="21"/>
-        </w:rPr>
-        <w:t>application(status)</w:t>
-      </w:r>
-      <w:r>
-        <w:t xml:space="preserve">, </w:t>
-      </w:r>
-      <w:r>
-        <w:rPr>
-          <w:rFonts w:ascii="Consolas" w:hAnsi="Consolas"/>
-          <w:sz w:val="21"/>
-        </w:rPr>
-        <w:t>application(drive_id)</w:t>
-      </w:r>
-      <w:r>
-        <w:t xml:space="preserve"> and </w:t>
-      </w:r>
-      <w:r>
-        <w:rPr>
-          <w:rFonts w:ascii="Consolas" w:hAnsi="Consolas"/>
-          <w:sz w:val="21"/>
-        </w:rPr>
-        <w:t>drive(company_id)</w:t>
-      </w:r>
-      <w:r>
-        <w:t xml:space="preserve"> [13]. Their effect is measured in Section 3.5.</w:t>
+        <w:t>rollback()</w:t>
+      </w:r>
+      <w:r>
+        <w:t xml:space="preserve"> if any statement fails, including when a trigger refuses it. Declining works the same way, and it also sets the student back to Not Placed if no other live offer remains. The full function is listed in Appendix A.</w:t>
       </w:r>
     </w:p>
     <w:p>
       <w:pPr>
         <w:pStyle w:val="Heading2"/>
       </w:pPr>
-      <w:bookmarkStart w:id="10" w:name="_Toc243537130"/>
-      <w:r>
-        <w:t>2.4  Backend API Module</w:t>
-      </w:r>
-      <w:bookmarkEnd w:id="10"/>
-    </w:p>
-    <w:p>
-      <w:pPr>
-        <w:jc w:val="both"/>
-      </w:pPr>
-      <w:r>
-        <w:t xml:space="preserve">The Flask backend is organized in blueprints (authentication, students, drives, applications, offers, analytics) and exposes 36 endpoints, each documented in </w:t>
-      </w:r>
-      <w:r>
-        <w:rPr>
-          <w:rFonts w:ascii="Consolas" w:hAnsi="Consolas"/>
-          <w:sz w:val="21"/>
-        </w:rPr>
-        <w:t>docs/API.md</w:t>
-      </w:r>
-      <w:r>
-        <w:t>. Users authenticate with e-mail and a bcrypt-hashed password and receive a JSON Web Token [14] that carries their role. Every endpoint checks the role, and students can read and change only their own records. Database access goes through a psycopg2 connection pool [15], with parameterized queries throughout.</w:t>
-      </w:r>
-    </w:p>
-    <w:p>
-      <w:pPr>
-        <w:jc w:val="both"/>
-      </w:pPr>
-      <w:r>
-        <w:rPr>
-          <w:b/>
-        </w:rPr>
-        <w:t>The offer transaction.</w:t>
-      </w:r>
-      <w:r>
-        <w:t xml:space="preserve"> Accepting an offer must update three things together: the offer becomes Accepted with a joining date, the student is marked Placed, and an Accepted row is appended to </w:t>
-      </w:r>
-      <w:r>
-        <w:rPr>
-          <w:rFonts w:ascii="Consolas" w:hAnsi="Consolas"/>
-          <w:sz w:val="21"/>
-        </w:rPr>
-        <w:t>offer_history</w:t>
-      </w:r>
-      <w:r>
-        <w:t xml:space="preserve">. </w:t>
-      </w:r>
-      <w:r>
-        <w:rPr>
-          <w:rFonts w:ascii="Consolas" w:hAnsi="Consolas"/>
-          <w:sz w:val="21"/>
-        </w:rPr>
-        <w:t>offer_service.accept_offer</w:t>
-      </w:r>
-      <w:r>
-        <w:t xml:space="preserve"> runs the three statements on one connection inside </w:t>
-      </w:r>
-      <w:r>
-        <w:rPr>
-          <w:rFonts w:ascii="Consolas" w:hAnsi="Consolas"/>
-          <w:sz w:val="21"/>
-        </w:rPr>
-        <w:t>try</w:t>
-      </w:r>
-      <w:r>
-        <w:t xml:space="preserve">, calls </w:t>
-      </w:r>
-      <w:r>
-        <w:rPr>
-          <w:rFonts w:ascii="Consolas" w:hAnsi="Consolas"/>
-          <w:sz w:val="21"/>
-        </w:rPr>
-        <w:t>commit()</w:t>
-      </w:r>
-      <w:r>
-        <w:t xml:space="preserve"> only after all three succeed, and calls </w:t>
-      </w:r>
-      <w:r>
-        <w:rPr>
-          <w:rFonts w:ascii="Consolas" w:hAnsi="Consolas"/>
-          <w:sz w:val="21"/>
-        </w:rPr>
-        <w:t>rollback()</w:t>
-      </w:r>
-      <w:r>
-        <w:t xml:space="preserve"> if any statement fails, including when a trigger refuses it. Declining works the same way, and it also sets the student back to Not Placed if no other live offer remains. The full function is listed in Appendix A.</w:t>
-      </w:r>
-    </w:p>
-    <w:p>
-      <w:pPr>
-        <w:pStyle w:val="Heading2"/>
-      </w:pPr>
-      <w:bookmarkStart w:id="11" w:name="_Toc243537131"/>
-      <w:r>
-        <w:lastRenderedPageBreak/>
+      <w:bookmarkStart w:id="11" w:name="_Toc243560653"/>
+      <w:r>
         <w:t>2.5  User Interface Module</w:t>
       </w:r>
       <w:bookmarkEnd w:id="11"/>
@@ -4942,8 +5184,8 @@
           <w:noProof/>
         </w:rPr>
         <w:drawing>
-          <wp:inline distT="0" distB="0" distL="0" distR="0" wp14:anchorId="2B60A626" wp14:editId="35D2D9F2">
-            <wp:extent cx="4680000" cy="3127610"/>
+          <wp:inline distT="0" distB="0" distL="0" distR="0" wp14:anchorId="1A46FF22" wp14:editId="30B670C7">
+            <wp:extent cx="4680000" cy="3412976"/>
             <wp:effectExtent l="0" t="0" r="0" b="0"/>
             <wp:docPr id="2" name="Picture 2"/>
             <wp:cNvGraphicFramePr>
@@ -4965,7 +5207,7 @@
                   <pic:spPr>
                     <a:xfrm>
                       <a:off x="0" y="0"/>
-                      <a:ext cx="4680000" cy="3127610"/>
+                      <a:ext cx="4680000" cy="3412976"/>
                     </a:xfrm>
                     <a:prstGeom prst="rect">
                       <a:avLst/>
@@ -4996,8 +5238,9 @@
         <w:rPr>
           <w:noProof/>
         </w:rPr>
+        <w:lastRenderedPageBreak/>
         <w:drawing>
-          <wp:inline distT="0" distB="0" distL="0" distR="0" wp14:anchorId="74FFE018" wp14:editId="1744E7FD">
+          <wp:inline distT="0" distB="0" distL="0" distR="0" wp14:anchorId="62114953" wp14:editId="4C36D67C">
             <wp:extent cx="5580000" cy="3349634"/>
             <wp:effectExtent l="0" t="0" r="0" b="0"/>
             <wp:docPr id="3" name="Picture 3"/>
@@ -5046,9 +5289,8 @@
       <w:pPr>
         <w:pStyle w:val="Heading2"/>
       </w:pPr>
-      <w:bookmarkStart w:id="12" w:name="_Toc243537132"/>
-      <w:r>
-        <w:lastRenderedPageBreak/>
+      <w:bookmarkStart w:id="12" w:name="_Toc243560654"/>
+      <w:r>
         <w:t>2.6  Placement-Probability Module</w:t>
       </w:r>
       <w:bookmarkEnd w:id="12"/>
@@ -5095,7 +5337,7 @@
       <w:pPr>
         <w:pStyle w:val="Heading2"/>
       </w:pPr>
-      <w:bookmarkStart w:id="13" w:name="_Toc243537133"/>
+      <w:bookmarkStart w:id="13" w:name="_Toc243560655"/>
       <w:r>
         <w:t>2.7  Oracle Port</w:t>
       </w:r>
@@ -5154,7 +5396,7 @@
         <w:t>RAISE_APPLICATION_ERROR</w:t>
       </w:r>
       <w:r>
-        <w:t xml:space="preserve"> (−20001 to −20007) instead of custom SQLSTATEs.</w:t>
+        <w:t xml:space="preserve"> (−20001 to −20008) instead of custom SQLSTATEs.</w:t>
       </w:r>
     </w:p>
     <w:p>
@@ -5236,8 +5478,9 @@
       <w:pPr>
         <w:pStyle w:val="Heading2"/>
       </w:pPr>
-      <w:bookmarkStart w:id="14" w:name="_Toc243537134"/>
-      <w:r>
+      <w:bookmarkStart w:id="14" w:name="_Toc243560656"/>
+      <w:r>
+        <w:lastRenderedPageBreak/>
         <w:t>2.8  Experimental Setup</w:t>
       </w:r>
       <w:bookmarkEnd w:id="14"/>
@@ -5517,7 +5760,10 @@
         <w:t>db/seed.py</w:t>
       </w:r>
       <w:r>
-        <w:t xml:space="preserve"> generates a deterministic synthetic dataset: 180 students (30 in each of six departments), 18 companies, 25 drives, 517 applications and 177 offers, after which 95 students (52.8%) are Placed. The seed moves every application through legal status steps, so the audit trigger logged 1,177 status changes. Offers are made with a probability that rises with CGPA margin and skill count and falls with backlogs, so the dataset has a learnable signal.</w:t>
+        <w:t xml:space="preserve"> generates a deterministic synthetic dataset: 180 students (30 in each of six departments), 18 companies, 25 drives, 517 applications and 177 offers, after which 95 students (52.8%) are Placed. The seed moves every application through legal status steps, so the audit trigger logged 1,177 status changes. Offers are made with a probability that rises with CGPA margin and skill count and falls with backlogs, so the dataset has a learnable signal. Every date is placed relative to the day the data is loaded (22 </w:t>
+      </w:r>
+      <w:r>
+        <w:t>October 2026 for the evidence): completed drives fall in the past six months, open drives still take applications, and each application, interview round, offer and status change follows the one before it. The dates use their own random generator, so who is placed, and therefore the model, is identical however the dates are arranged.</w:t>
       </w:r>
     </w:p>
     <w:p>
@@ -5553,7 +5799,7 @@
         <w:t>tests/smoke_test.py</w:t>
       </w:r>
       <w:r>
-        <w:t xml:space="preserve">): 41 checks through the API and directly against the database. It runs on a throwaway copy of the database, built and dropped by </w:t>
+        <w:t xml:space="preserve">): 48 checks through the API and directly against the database. It runs on a throwaway copy of the database, built and dropped by </w:t>
       </w:r>
       <w:r>
         <w:rPr>
@@ -5575,7 +5821,6 @@
         <w:rPr>
           <w:b/>
         </w:rPr>
-        <w:lastRenderedPageBreak/>
         <w:t>API contract check</w:t>
       </w:r>
       <w:r>
@@ -5611,7 +5856,7 @@
         <w:rPr>
           <w:b/>
         </w:rPr>
-        <w:t>UI walkthrough</w:t>
+        <w:t>Browser checks</w:t>
       </w:r>
       <w:r>
         <w:t xml:space="preserve"> (</w:t>
@@ -5621,10 +5866,20 @@
           <w:rFonts w:ascii="Consolas" w:hAnsi="Consolas"/>
           <w:sz w:val="21"/>
         </w:rPr>
-        <w:t>tests/ui_walkthrough.js</w:t>
-      </w:r>
-      <w:r>
-        <w:t>): Playwright drives the real interface through each flow.</w:t>
+        <w:t>tests/single_link_check.js</w:t>
+      </w:r>
+      <w:r>
+        <w:t xml:space="preserve">, </w:t>
+      </w:r>
+      <w:r>
+        <w:rPr>
+          <w:rFonts w:ascii="Consolas" w:hAnsi="Consolas"/>
+          <w:sz w:val="21"/>
+        </w:rPr>
+        <w:t>tests/desktop_check.js</w:t>
+      </w:r>
+      <w:r>
+        <w:t>): headless Chromium signs in as a student and as the admin through the single address, in each way of running the system, and checks that no other origin is contacted. The Electron app is driven the same way.</w:t>
       </w:r>
     </w:p>
     <w:p>
@@ -5679,14 +5934,196 @@
     </w:p>
     <w:p>
       <w:pPr>
+        <w:pStyle w:val="Heading2"/>
+      </w:pPr>
+      <w:bookmarkStart w:id="15" w:name="_Toc243560657"/>
+      <w:r>
+        <w:t>2.9  Deployment</w:t>
+      </w:r>
+      <w:bookmarkEnd w:id="15"/>
+    </w:p>
+    <w:p>
+      <w:pPr>
+        <w:jc w:val="both"/>
+      </w:pPr>
+      <w:r>
+        <w:rPr>
+          <w:b/>
+        </w:rPr>
+        <w:t>One address.</w:t>
+      </w:r>
+      <w:r>
+        <w:t xml:space="preserve"> The backend serves the built React app and the API from the same origin and port (http://localhost:8080) through waitress, a production WSGI server that also runs on Windows [17]. Any path that is not a file returns </w:t>
+      </w:r>
+      <w:r>
+        <w:rPr>
+          <w:rFonts w:ascii="Consolas" w:hAnsi="Consolas"/>
+          <w:sz w:val="21"/>
+        </w:rPr>
+        <w:t>index.html</w:t>
+      </w:r>
+      <w:r>
+        <w:t>, so refreshing works on every page, and the browser needs no CORS. The ML service listens only on the machine itself (or the private container network), and the backend calls it there.</w:t>
+      </w:r>
+    </w:p>
+    <w:p>
+      <w:pPr>
+        <w:jc w:val="both"/>
+      </w:pPr>
+      <w:r>
+        <w:rPr>
+          <w:b/>
+        </w:rPr>
+        <w:lastRenderedPageBreak/>
+        <w:t>One command.</w:t>
+      </w:r>
+      <w:r>
+        <w:t xml:space="preserve"> </w:t>
+      </w:r>
+      <w:r>
+        <w:rPr>
+          <w:rFonts w:ascii="Consolas" w:hAnsi="Consolas"/>
+          <w:sz w:val="21"/>
+        </w:rPr>
+        <w:t>docker compose up -d --build</w:t>
+      </w:r>
+      <w:r>
+        <w:t xml:space="preserve"> [18] starts three containers: Postgres, the app and the ML service. Only the app publishes a port, and only on 127.0.0.1. On the first start the app container creates the tables, loads the synthetic data and generates a JWT secret into its own volume, and the ML container trains the model from the database. In this project's run, this took 235 seconds from nothing and gave the same model results as Section 3.6. </w:t>
+      </w:r>
+      <w:r>
+        <w:rPr>
+          <w:rFonts w:ascii="Consolas" w:hAnsi="Consolas"/>
+          <w:sz w:val="21"/>
+        </w:rPr>
+        <w:t>start.ps1</w:t>
+      </w:r>
+      <w:r>
+        <w:t xml:space="preserve"> and </w:t>
+      </w:r>
+      <w:r>
+        <w:rPr>
+          <w:rFonts w:ascii="Consolas" w:hAnsi="Consolas"/>
+          <w:sz w:val="21"/>
+        </w:rPr>
+        <w:t>start.sh</w:t>
+      </w:r>
+      <w:r>
+        <w:t xml:space="preserve"> do the same with local Python environments; they check that Docker is running and say so clearly if it is not.</w:t>
+      </w:r>
+    </w:p>
+    <w:p>
+      <w:pPr>
+        <w:jc w:val="both"/>
+      </w:pPr>
+      <w:r>
+        <w:rPr>
+          <w:b/>
+        </w:rPr>
+        <w:t>Desktop app.</w:t>
+      </w:r>
+      <w:r>
+        <w:t xml:space="preserve"> A small Electron app [19] (Figure 4) checks Docker, offers Retry if it is not running, starts the same stack with a loading screen, shows PlaceIQ in its window and stops the stack when closed. It is packaged with electron-builder as a portable Windows .exe. It needs Docker Desktop and does not bundle it.</w:t>
+      </w:r>
+    </w:p>
+    <w:p>
+      <w:pPr>
+        <w:jc w:val="both"/>
+      </w:pPr>
+      <w:r>
+        <w:rPr>
+          <w:b/>
+        </w:rPr>
+        <w:t>Sharing.</w:t>
+      </w:r>
+      <w:r>
+        <w:t xml:space="preserve"> </w:t>
+      </w:r>
+      <w:r>
+        <w:rPr>
+          <w:rFonts w:ascii="Consolas" w:hAnsi="Consolas"/>
+          <w:sz w:val="21"/>
+        </w:rPr>
+        <w:t>scripts/share.ps1</w:t>
+      </w:r>
+      <w:r>
+        <w:t xml:space="preserve"> opens a Cloudflare quick tunnel [20] (free, no account) and prints a temporary https address. In this public mode the backend refuses to start without a strong secret, the documented demo passwords are replaced by private ones kept in a git-ignored file, and logins are rate-limited to 10 per 5 minutes per visitor. </w:t>
+      </w:r>
+      <w:r>
+        <w:rPr>
+          <w:rFonts w:ascii="Consolas" w:hAnsi="Consolas"/>
+          <w:sz w:val="21"/>
+        </w:rPr>
+        <w:t>DEPLOY_FREE.md</w:t>
+      </w:r>
+      <w:r>
+        <w:t xml:space="preserve"> describes a permanent free option (Render with Neon Postgres) and its limits, as steps for the team to take; it was not deployed.</w:t>
+      </w:r>
+    </w:p>
+    <w:p>
+      <w:pPr>
+        <w:keepNext/>
+        <w:jc w:val="center"/>
+      </w:pPr>
+      <w:r>
+        <w:rPr>
+          <w:noProof/>
+        </w:rPr>
+        <w:drawing>
+          <wp:inline distT="0" distB="0" distL="0" distR="0" wp14:anchorId="6ECF2B03" wp14:editId="1CB1F55F">
+            <wp:extent cx="5040000" cy="3068734"/>
+            <wp:effectExtent l="0" t="0" r="0" b="0"/>
+            <wp:docPr id="4" name="Picture 4"/>
+            <wp:cNvGraphicFramePr>
+              <a:graphicFrameLocks xmlns:a="http://schemas.openxmlformats.org/drawingml/2006/main" noChangeAspect="1"/>
+            </wp:cNvGraphicFramePr>
+            <a:graphic xmlns:a="http://schemas.openxmlformats.org/drawingml/2006/main">
+              <a:graphicData uri="http://schemas.openxmlformats.org/drawingml/2006/picture">
+                <pic:pic xmlns:pic="http://schemas.openxmlformats.org/drawingml/2006/picture">
+                  <pic:nvPicPr>
+                    <pic:cNvPr id="0" name="15-desktop-app.png"/>
+                    <pic:cNvPicPr/>
+                  </pic:nvPicPr>
+                  <pic:blipFill>
+                    <a:blip r:embed="rId11"/>
+                    <a:stretch>
+                      <a:fillRect/>
+                    </a:stretch>
+                  </pic:blipFill>
+                  <pic:spPr>
+                    <a:xfrm>
+                      <a:off x="0" y="0"/>
+                      <a:ext cx="5040000" cy="3068734"/>
+                    </a:xfrm>
+                    <a:prstGeom prst="rect">
+                      <a:avLst/>
+                    </a:prstGeom>
+                  </pic:spPr>
+                </pic:pic>
+              </a:graphicData>
+            </a:graphic>
+          </wp:inline>
+        </w:drawing>
+      </w:r>
+    </w:p>
+    <w:p>
+      <w:pPr>
+        <w:pStyle w:val="Caption"/>
+        <w:jc w:val="center"/>
+      </w:pPr>
+      <w:r>
+        <w:t>Figure 4: The desktop app's window, showing the placement-office console</w:t>
+      </w:r>
+    </w:p>
+    <w:p>
+      <w:pPr>
         <w:pStyle w:val="Heading1"/>
       </w:pPr>
-      <w:bookmarkStart w:id="15" w:name="_Toc243537135"/>
+      <w:bookmarkStart w:id="16" w:name="_Toc243560658"/>
       <w:r>
         <w:lastRenderedPageBreak/>
         <w:t>3  Results and Discussion</w:t>
       </w:r>
-      <w:bookmarkEnd w:id="15"/>
+      <w:bookmarkEnd w:id="16"/>
     </w:p>
     <w:p>
       <w:pPr>
@@ -5720,11 +6157,11 @@
       <w:pPr>
         <w:pStyle w:val="Heading2"/>
       </w:pPr>
-      <w:bookmarkStart w:id="16" w:name="_Toc243537136"/>
+      <w:bookmarkStart w:id="17" w:name="_Toc243560659"/>
       <w:r>
         <w:t>3.1  Functional Verification</w:t>
       </w:r>
-      <w:bookmarkEnd w:id="16"/>
+      <w:bookmarkEnd w:id="17"/>
     </w:p>
     <w:p>
       <w:pPr>
@@ -5744,9 +6181,9 @@
         <w:tblLook w:val="04A0" w:firstRow="1" w:lastRow="0" w:firstColumn="1" w:lastColumn="0" w:noHBand="0" w:noVBand="1"/>
       </w:tblPr>
       <w:tblGrid>
-        <w:gridCol w:w="3941"/>
-        <w:gridCol w:w="2816"/>
-        <w:gridCol w:w="2259"/>
+        <w:gridCol w:w="3942"/>
+        <w:gridCol w:w="2817"/>
+        <w:gridCol w:w="2257"/>
       </w:tblGrid>
       <w:tr>
         <w:trPr>
@@ -5840,7 +6277,7 @@
               <w:rPr>
                 <w:sz w:val="20"/>
               </w:rPr>
-              <w:t>41 / 41 passed</w:t>
+              <w:t>48 / 48 passed</w:t>
             </w:r>
           </w:p>
         </w:tc>
@@ -5930,7 +6367,7 @@
               <w:rPr>
                 <w:sz w:val="20"/>
               </w:rPr>
-              <w:t>Browser walkthrough of the UI</w:t>
+              <w:t>Date-ordering rules over all seeded data</w:t>
             </w:r>
           </w:p>
         </w:tc>
@@ -5946,7 +6383,7 @@
               <w:rPr>
                 <w:sz w:val="20"/>
               </w:rPr>
-              <w:t>28 / 28 passed</w:t>
+              <w:t>10 rules, 0 violations</w:t>
             </w:r>
           </w:p>
         </w:tc>
@@ -5962,7 +6399,7 @@
               <w:rPr>
                 <w:sz w:val="20"/>
               </w:rPr>
-              <w:t>raw/ui-walkthrough.txt</w:t>
+              <w:t>date-integrity.md</w:t>
             </w:r>
           </w:p>
         </w:tc>
@@ -5983,7 +6420,7 @@
               <w:rPr>
                 <w:sz w:val="20"/>
               </w:rPr>
-              <w:t>Oracle schema in SQL*Plus</w:t>
+              <w:t>Single address, Docker stack (fresh start)</w:t>
             </w:r>
           </w:p>
         </w:tc>
@@ -5999,7 +6436,7 @@
               <w:rPr>
                 <w:sz w:val="20"/>
               </w:rPr>
-              <w:t>82 objects, all VALID; no compilation errors</w:t>
+              <w:t>12 / 12 passed</w:t>
             </w:r>
           </w:p>
         </w:tc>
@@ -6015,7 +6452,7 @@
               <w:rPr>
                 <w:sz w:val="20"/>
               </w:rPr>
-              <w:t>sqlplus-transcript.txt</w:t>
+              <w:t>raw/single-link-docker.txt</w:t>
             </w:r>
           </w:p>
         </w:tc>
@@ -6036,6 +6473,218 @@
               <w:rPr>
                 <w:sz w:val="20"/>
               </w:rPr>
+              <w:t>Single address, local start script</w:t>
+            </w:r>
+          </w:p>
+        </w:tc>
+        <w:tc>
+          <w:tcPr>
+            <w:tcW w:w="2835" w:type="dxa"/>
+          </w:tcPr>
+          <w:p>
+            <w:pPr>
+              <w:spacing w:after="0" w:line="240" w:lineRule="auto"/>
+            </w:pPr>
+            <w:r>
+              <w:rPr>
+                <w:sz w:val="20"/>
+              </w:rPr>
+              <w:t>12 / 12 passed</w:t>
+            </w:r>
+          </w:p>
+        </w:tc>
+        <w:tc>
+          <w:tcPr>
+            <w:tcW w:w="2268" w:type="dxa"/>
+          </w:tcPr>
+          <w:p>
+            <w:pPr>
+              <w:spacing w:after="0" w:line="240" w:lineRule="auto"/>
+            </w:pPr>
+            <w:r>
+              <w:rPr>
+                <w:sz w:val="20"/>
+              </w:rPr>
+              <w:t>raw/single-link-venv.txt</w:t>
+            </w:r>
+          </w:p>
+        </w:tc>
+      </w:tr>
+      <w:tr>
+        <w:trPr>
+          <w:jc w:val="center"/>
+        </w:trPr>
+        <w:tc>
+          <w:tcPr>
+            <w:tcW w:w="3969" w:type="dxa"/>
+          </w:tcPr>
+          <w:p>
+            <w:pPr>
+              <w:spacing w:after="0" w:line="240" w:lineRule="auto"/>
+            </w:pPr>
+            <w:r>
+              <w:rPr>
+                <w:sz w:val="20"/>
+              </w:rPr>
+              <w:t>Single address, public Cloudflare link</w:t>
+            </w:r>
+          </w:p>
+        </w:tc>
+        <w:tc>
+          <w:tcPr>
+            <w:tcW w:w="2835" w:type="dxa"/>
+          </w:tcPr>
+          <w:p>
+            <w:pPr>
+              <w:spacing w:after="0" w:line="240" w:lineRule="auto"/>
+            </w:pPr>
+            <w:r>
+              <w:rPr>
+                <w:sz w:val="20"/>
+              </w:rPr>
+              <w:t>12 / 12 passed; demo password refused; 429 after 10 logins</w:t>
+            </w:r>
+          </w:p>
+        </w:tc>
+        <w:tc>
+          <w:tcPr>
+            <w:tcW w:w="2268" w:type="dxa"/>
+          </w:tcPr>
+          <w:p>
+            <w:pPr>
+              <w:spacing w:after="0" w:line="240" w:lineRule="auto"/>
+            </w:pPr>
+            <w:r>
+              <w:rPr>
+                <w:sz w:val="20"/>
+              </w:rPr>
+              <w:t>raw/share-public-check.txt</w:t>
+            </w:r>
+          </w:p>
+        </w:tc>
+      </w:tr>
+      <w:tr>
+        <w:trPr>
+          <w:jc w:val="center"/>
+        </w:trPr>
+        <w:tc>
+          <w:tcPr>
+            <w:tcW w:w="3969" w:type="dxa"/>
+          </w:tcPr>
+          <w:p>
+            <w:pPr>
+              <w:spacing w:after="0" w:line="240" w:lineRule="auto"/>
+            </w:pPr>
+            <w:r>
+              <w:rPr>
+                <w:sz w:val="20"/>
+              </w:rPr>
+              <w:t>Packaged desktop app</w:t>
+            </w:r>
+          </w:p>
+        </w:tc>
+        <w:tc>
+          <w:tcPr>
+            <w:tcW w:w="2835" w:type="dxa"/>
+          </w:tcPr>
+          <w:p>
+            <w:pPr>
+              <w:spacing w:after="0" w:line="240" w:lineRule="auto"/>
+            </w:pPr>
+            <w:r>
+              <w:rPr>
+                <w:sz w:val="20"/>
+              </w:rPr>
+              <w:t>8 / 8 passed; nothing left after quit</w:t>
+            </w:r>
+          </w:p>
+        </w:tc>
+        <w:tc>
+          <w:tcPr>
+            <w:tcW w:w="2268" w:type="dxa"/>
+          </w:tcPr>
+          <w:p>
+            <w:pPr>
+              <w:spacing w:after="0" w:line="240" w:lineRule="auto"/>
+            </w:pPr>
+            <w:r>
+              <w:rPr>
+                <w:sz w:val="20"/>
+              </w:rPr>
+              <w:t>raw/desktop-app-check.txt</w:t>
+            </w:r>
+          </w:p>
+        </w:tc>
+      </w:tr>
+      <w:tr>
+        <w:trPr>
+          <w:jc w:val="center"/>
+        </w:trPr>
+        <w:tc>
+          <w:tcPr>
+            <w:tcW w:w="3969" w:type="dxa"/>
+          </w:tcPr>
+          <w:p>
+            <w:pPr>
+              <w:spacing w:after="0" w:line="240" w:lineRule="auto"/>
+            </w:pPr>
+            <w:r>
+              <w:rPr>
+                <w:sz w:val="20"/>
+              </w:rPr>
+              <w:t>Oracle schema in SQL*Plus</w:t>
+            </w:r>
+          </w:p>
+        </w:tc>
+        <w:tc>
+          <w:tcPr>
+            <w:tcW w:w="2835" w:type="dxa"/>
+          </w:tcPr>
+          <w:p>
+            <w:pPr>
+              <w:spacing w:after="0" w:line="240" w:lineRule="auto"/>
+            </w:pPr>
+            <w:r>
+              <w:rPr>
+                <w:sz w:val="20"/>
+              </w:rPr>
+              <w:t>82 objects, all VALID; no compilation errors</w:t>
+            </w:r>
+          </w:p>
+        </w:tc>
+        <w:tc>
+          <w:tcPr>
+            <w:tcW w:w="2268" w:type="dxa"/>
+          </w:tcPr>
+          <w:p>
+            <w:pPr>
+              <w:spacing w:after="0" w:line="240" w:lineRule="auto"/>
+            </w:pPr>
+            <w:r>
+              <w:rPr>
+                <w:sz w:val="20"/>
+              </w:rPr>
+              <w:t>sqlplus-transcript.txt</w:t>
+            </w:r>
+          </w:p>
+        </w:tc>
+      </w:tr>
+      <w:tr>
+        <w:trPr>
+          <w:jc w:val="center"/>
+        </w:trPr>
+        <w:tc>
+          <w:tcPr>
+            <w:tcW w:w="3969" w:type="dxa"/>
+          </w:tcPr>
+          <w:p>
+            <w:pPr>
+              <w:spacing w:after="0" w:line="240" w:lineRule="auto"/>
+            </w:pPr>
+            <w:r>
+              <w:rPr>
+                <w:sz w:val="20"/>
+              </w:rPr>
               <w:t>Oracle rule triggers</w:t>
             </w:r>
           </w:p>
@@ -6052,7 +6701,7 @@
               <w:rPr>
                 <w:sz w:val="20"/>
               </w:rPr>
-              <w:t>All 6 intended ORA-200xx errors raised, no others</w:t>
+              <w:t>All 7 intended ORA-200xx errors raised, no others</w:t>
             </w:r>
           </w:p>
         </w:tc>
@@ -6083,11 +6732,11 @@
       <w:pPr>
         <w:pStyle w:val="Heading2"/>
       </w:pPr>
-      <w:bookmarkStart w:id="17" w:name="_Toc243537137"/>
+      <w:bookmarkStart w:id="18" w:name="_Toc243560660"/>
       <w:r>
         <w:t>3.2  Rules Enforced by the Database</w:t>
       </w:r>
-      <w:bookmarkEnd w:id="17"/>
+      <w:bookmarkEnd w:id="18"/>
     </w:p>
     <w:p>
       <w:pPr>
@@ -6507,6 +7156,59 @@
           </w:p>
         </w:tc>
       </w:tr>
+      <w:tr>
+        <w:trPr>
+          <w:jc w:val="center"/>
+        </w:trPr>
+        <w:tc>
+          <w:tcPr>
+            <w:tcW w:w="3685" w:type="dxa"/>
+          </w:tcPr>
+          <w:p>
+            <w:pPr>
+              <w:spacing w:after="0" w:line="240" w:lineRule="auto"/>
+            </w:pPr>
+            <w:r>
+              <w:rPr>
+                <w:sz w:val="20"/>
+              </w:rPr>
+              <w:t>Student 69 applies to drive 1 after its deadline was moved to yesterday</w:t>
+            </w:r>
+          </w:p>
+        </w:tc>
+        <w:tc>
+          <w:tcPr>
+            <w:tcW w:w="4252" w:type="dxa"/>
+          </w:tcPr>
+          <w:p>
+            <w:pPr>
+              <w:spacing w:after="0" w:line="240" w:lineRule="auto"/>
+            </w:pPr>
+            <w:r>
+              <w:rPr>
+                <w:sz w:val="20"/>
+              </w:rPr>
+              <w:t>Applications for drive 1 closed on 2026-10-21</w:t>
+            </w:r>
+          </w:p>
+        </w:tc>
+        <w:tc>
+          <w:tcPr>
+            <w:tcW w:w="1134" w:type="dxa"/>
+          </w:tcPr>
+          <w:p>
+            <w:pPr>
+              <w:spacing w:after="0" w:line="240" w:lineRule="auto"/>
+            </w:pPr>
+            <w:r>
+              <w:rPr>
+                <w:sz w:val="20"/>
+              </w:rPr>
+              <w:t>PL008</w:t>
+            </w:r>
+          </w:p>
+        </w:tc>
+      </w:tr>
     </w:tbl>
     <w:p>
       <w:pPr>
@@ -6545,6 +7247,7 @@
           <w:rFonts w:ascii="Consolas" w:hAnsi="Consolas"/>
           <w:sz w:val="21"/>
         </w:rPr>
+        <w:lastRenderedPageBreak/>
         <w:t>sp_close_drive</w:t>
       </w:r>
       <w:r>
@@ -6553,14 +7256,37 @@
     </w:p>
     <w:p>
       <w:pPr>
+        <w:jc w:val="both"/>
+      </w:pPr>
+      <w:r>
+        <w:rPr>
+          <w:b/>
+        </w:rPr>
+        <w:t>Date integrity.</w:t>
+      </w:r>
+      <w:r>
+        <w:t xml:space="preserve"> Ten ordering rules were counted over all seeded data (</w:t>
+      </w:r>
+      <w:r>
+        <w:rPr>
+          <w:rFonts w:ascii="Consolas" w:hAnsi="Consolas"/>
+          <w:sz w:val="21"/>
+        </w:rPr>
+        <w:t>date-integrity.md</w:t>
+      </w:r>
+      <w:r>
+        <w:t>). Applications are on or before their deadline and never in the future; rounds come after the application; finished rounds and offers are in the past; each offer follows the final round; and status changes come after the application and in the order they were logged. Every rule had 0 violations. The database also refused, with PL008, an application after a deadline and one dated an hour ahead, and the CHECK refused a deadline after the drive date.</w:t>
+      </w:r>
+    </w:p>
+    <w:p>
+      <w:pPr>
         <w:pStyle w:val="Heading2"/>
       </w:pPr>
-      <w:bookmarkStart w:id="18" w:name="_Toc243537138"/>
-      <w:r>
-        <w:lastRenderedPageBreak/>
+      <w:bookmarkStart w:id="19" w:name="_Toc243560661"/>
+      <w:r>
         <w:t>3.3  Transactions and Concurrency</w:t>
       </w:r>
-      <w:bookmarkEnd w:id="18"/>
+      <w:bookmarkEnd w:id="19"/>
     </w:p>
     <w:p>
       <w:pPr>
@@ -6592,7 +7318,7 @@
         <w:t>Accept</w:t>
       </w:r>
       <w:r>
-        <w:t>: offer 178 went from Pending to Accepted with a joining date of 2026-12-20, and the history went from [Created] to [Created, Accepted] in one request.</w:t>
+        <w:t>: offer 178 went from Pending to Accepted with a joining date of 2026-12-21, and the history went from [Created] to [Created, Accepted] in one request.</w:t>
       </w:r>
     </w:p>
     <w:p>
@@ -6672,11 +7398,11 @@
       <w:pPr>
         <w:pStyle w:val="Heading2"/>
       </w:pPr>
-      <w:bookmarkStart w:id="19" w:name="_Toc243537139"/>
+      <w:bookmarkStart w:id="20" w:name="_Toc243560662"/>
       <w:r>
         <w:t>3.4  Placement Analytics</w:t>
       </w:r>
-      <w:bookmarkEnd w:id="19"/>
+      <w:bookmarkEnd w:id="20"/>
     </w:p>
     <w:p>
       <w:pPr>
@@ -7224,6 +7950,7 @@
         <w:jc w:val="center"/>
       </w:pPr>
       <w:r>
+        <w:lastRenderedPageBreak/>
         <w:t>Table 8: Top recruiters by offers (company_wise_stats_view)</w:t>
       </w:r>
     </w:p>
@@ -7585,7 +8312,7 @@
         <w:t>placement_timeline_view</w:t>
       </w:r>
       <w:r>
-        <w:t xml:space="preserve">) were 3, 7, 1, 36, 114, 0 and 16 for August 2025 to February 2026, a running total of 177 (Figure 5). Capturing this screen exposed a defect. The first version of the view only had rows for months with offers, so </w:t>
+        <w:t xml:space="preserve">) were 114, 36, 1, 7 and 19 for May to September 2026, a running total of 177 (Figure 6). An earlier version of the data exposed a defect in this view. It only had rows for months with offers, so with no offers in January 2026 </w:t>
       </w:r>
       <w:r>
         <w:rPr>
@@ -7595,11 +8322,7 @@
         <w:t>LAG()</w:t>
       </w:r>
       <w:r>
-        <w:t xml:space="preserve"> compared February with December, because January had no offers, and reported a fall of 98. The view </w:t>
-      </w:r>
-      <w:r>
-        <w:lastRenderedPageBreak/>
-        <w:t>now generates every month between the first and last offer (</w:t>
+        <w:t xml:space="preserve"> compared February with December and reported a fall of 98. The view now generates every month between the first and last offer (</w:t>
       </w:r>
       <w:r>
         <w:rPr>
@@ -7652,10 +8375,10 @@
           <w:noProof/>
         </w:rPr>
         <w:drawing>
-          <wp:inline distT="0" distB="0" distL="0" distR="0" wp14:anchorId="4984A4B5" wp14:editId="00AF9EC1">
+          <wp:inline distT="0" distB="0" distL="0" distR="0" wp14:anchorId="721F0AE9" wp14:editId="2BF27ED6">
             <wp:extent cx="5580000" cy="3404100"/>
             <wp:effectExtent l="0" t="0" r="0" b="0"/>
-            <wp:docPr id="4" name="Picture 4"/>
+            <wp:docPr id="5" name="Picture 5"/>
             <wp:cNvGraphicFramePr>
               <a:graphicFrameLocks xmlns:a="http://schemas.openxmlformats.org/drawingml/2006/main" noChangeAspect="1"/>
             </wp:cNvGraphicFramePr>
@@ -7667,7 +8390,7 @@
                     <pic:cNvPicPr/>
                   </pic:nvPicPr>
                   <pic:blipFill>
-                    <a:blip r:embed="rId11"/>
+                    <a:blip r:embed="rId12"/>
                     <a:stretch>
                       <a:fillRect/>
                     </a:stretch>
@@ -7694,7 +8417,7 @@
         <w:jc w:val="center"/>
       </w:pPr>
       <w:r>
-        <w:t>Figure 4: Analytics: placement % by department and CGPA against placement outcome</w:t>
+        <w:t>Figure 5: Analytics: placement % by department and CGPA against placement outcome</w:t>
       </w:r>
     </w:p>
     <w:p>
@@ -7708,10 +8431,10 @@
         </w:rPr>
         <w:lastRenderedPageBreak/>
         <w:drawing>
-          <wp:inline distT="0" distB="0" distL="0" distR="0" wp14:anchorId="6C6A1446" wp14:editId="3C98AA2E">
-            <wp:extent cx="5580000" cy="4588726"/>
+          <wp:inline distT="0" distB="0" distL="0" distR="0" wp14:anchorId="10F8AAB1" wp14:editId="2EB8FEB3">
+            <wp:extent cx="5580000" cy="4229253"/>
             <wp:effectExtent l="0" t="0" r="0" b="0"/>
-            <wp:docPr id="5" name="Picture 5"/>
+            <wp:docPr id="6" name="Picture 6"/>
             <wp:cNvGraphicFramePr>
               <a:graphicFrameLocks xmlns:a="http://schemas.openxmlformats.org/drawingml/2006/main" noChangeAspect="1"/>
             </wp:cNvGraphicFramePr>
@@ -7723,7 +8446,7 @@
                     <pic:cNvPicPr/>
                   </pic:nvPicPr>
                   <pic:blipFill>
-                    <a:blip r:embed="rId12"/>
+                    <a:blip r:embed="rId13"/>
                     <a:stretch>
                       <a:fillRect/>
                     </a:stretch>
@@ -7731,7 +8454,7 @@
                   <pic:spPr>
                     <a:xfrm>
                       <a:off x="0" y="0"/>
-                      <a:ext cx="5580000" cy="4588726"/>
+                      <a:ext cx="5580000" cy="4229253"/>
                     </a:xfrm>
                     <a:prstGeom prst="rect">
                       <a:avLst/>
@@ -7750,7 +8473,7 @@
         <w:jc w:val="center"/>
       </w:pPr>
       <w:r>
-        <w:t>Figure 5: Offers per month and running total, from the window-function view</w:t>
+        <w:t>Figure 6: Offers per month and running total, from the window-function view</w:t>
       </w:r>
     </w:p>
     <w:p>
@@ -7763,10 +8486,10 @@
           <w:noProof/>
         </w:rPr>
         <w:drawing>
-          <wp:inline distT="0" distB="0" distL="0" distR="0" wp14:anchorId="47C5898B" wp14:editId="003A6361">
+          <wp:inline distT="0" distB="0" distL="0" distR="0" wp14:anchorId="0A0FEDED" wp14:editId="202748DC">
             <wp:extent cx="5580000" cy="3578389"/>
             <wp:effectExtent l="0" t="0" r="0" b="0"/>
-            <wp:docPr id="6" name="Picture 6"/>
+            <wp:docPr id="7" name="Picture 7"/>
             <wp:cNvGraphicFramePr>
               <a:graphicFrameLocks xmlns:a="http://schemas.openxmlformats.org/drawingml/2006/main" noChangeAspect="1"/>
             </wp:cNvGraphicFramePr>
@@ -7778,7 +8501,7 @@
                     <pic:cNvPicPr/>
                   </pic:nvPicPr>
                   <pic:blipFill>
-                    <a:blip r:embed="rId13"/>
+                    <a:blip r:embed="rId14"/>
                     <a:stretch>
                       <a:fillRect/>
                     </a:stretch>
@@ -7805,19 +8528,19 @@
         <w:jc w:val="center"/>
       </w:pPr>
       <w:r>
-        <w:t>Figure 6: Offers by company and department, read from the materialized view</w:t>
+        <w:t>Figure 7: Offers by company and department, read from the materialized view</w:t>
       </w:r>
     </w:p>
     <w:p>
       <w:pPr>
         <w:pStyle w:val="Heading2"/>
       </w:pPr>
-      <w:bookmarkStart w:id="20" w:name="_Toc243537140"/>
+      <w:bookmarkStart w:id="21" w:name="_Toc243560663"/>
       <w:r>
         <w:lastRenderedPageBreak/>
         <w:t>3.5  Effect of the Indexes</w:t>
       </w:r>
-      <w:bookmarkEnd w:id="20"/>
+      <w:bookmarkEnd w:id="21"/>
     </w:p>
     <w:p>
       <w:pPr>
@@ -8430,11 +9153,11 @@
       <w:pPr>
         <w:pStyle w:val="Heading2"/>
       </w:pPr>
-      <w:bookmarkStart w:id="21" w:name="_Toc243537141"/>
+      <w:bookmarkStart w:id="22" w:name="_Toc243560664"/>
       <w:r>
         <w:t>3.6  Placement-Probability Model</w:t>
       </w:r>
-      <w:bookmarkEnd w:id="21"/>
+      <w:bookmarkEnd w:id="22"/>
     </w:p>
     <w:p>
       <w:pPr>
@@ -8732,7 +9455,7 @@
         <w:jc w:val="both"/>
       </w:pPr>
       <w:r>
-        <w:t>The coefficients point the expected way. CGPA has the largest positive weight (+1.496 log-odds per standard deviation), backlogs the largest negative (−1.136), and the skill count is positive (+0.819). Department effects are smaller. Figure 7 shows the estimate as a student sees it.</w:t>
+        <w:t>The coefficients point the expected way. CGPA has the largest positive weight (+1.496 log-odds per standard deviation), backlogs the largest negative (−1.136), and the skill count is positive (+0.819). Department effects are smaller. Figure 8 shows the estimate as a student sees it.</w:t>
       </w:r>
     </w:p>
     <w:p>
@@ -8760,10 +9483,10 @@
           <w:noProof/>
         </w:rPr>
         <w:drawing>
-          <wp:inline distT="0" distB="0" distL="0" distR="0" wp14:anchorId="5B033776" wp14:editId="25737EB0">
+          <wp:inline distT="0" distB="0" distL="0" distR="0" wp14:anchorId="1E22D666" wp14:editId="3987BC8E">
             <wp:extent cx="3600000" cy="2754822"/>
             <wp:effectExtent l="0" t="0" r="0" b="0"/>
-            <wp:docPr id="7" name="Picture 7"/>
+            <wp:docPr id="8" name="Picture 8"/>
             <wp:cNvGraphicFramePr>
               <a:graphicFrameLocks xmlns:a="http://schemas.openxmlformats.org/drawingml/2006/main" noChangeAspect="1"/>
             </wp:cNvGraphicFramePr>
@@ -8775,7 +9498,7 @@
                     <pic:cNvPicPr/>
                   </pic:nvPicPr>
                   <pic:blipFill>
-                    <a:blip r:embed="rId14"/>
+                    <a:blip r:embed="rId15"/>
                     <a:stretch>
                       <a:fillRect/>
                     </a:stretch>
@@ -8802,19 +9525,19 @@
         <w:jc w:val="center"/>
       </w:pPr>
       <w:r>
-        <w:t>Figure 7: The placement-probability card on the student dashboard</w:t>
+        <w:t>Figure 8: The placement-probability card on the student dashboard</w:t>
       </w:r>
     </w:p>
     <w:p>
       <w:pPr>
         <w:pStyle w:val="Heading1"/>
       </w:pPr>
-      <w:bookmarkStart w:id="22" w:name="_Toc243537142"/>
+      <w:bookmarkStart w:id="23" w:name="_Toc243560665"/>
       <w:r>
         <w:lastRenderedPageBreak/>
         <w:t>4  Conclusion and Future Work</w:t>
       </w:r>
-      <w:bookmarkEnd w:id="22"/>
+      <w:bookmarkEnd w:id="23"/>
     </w:p>
     <w:p>
       <w:pPr>
@@ -8824,7 +9547,7 @@
         <w:t>PlaceIQ shows that a placement office's rules can live in the database rather than in application code. Eligibility, the one-accepted-offer rule, offers only for selected applicants and forward-only status changes are all enforced by triggers, and each was shown to refuse a violating write sent directly to PostgreSQL. The offer transactions are atomic and remain correct under concurrent requests because the trigger locks the student's row. Window functions and a materialized view supply the analytics. The i</w:t>
       </w:r>
       <w:r>
-        <w:t>ndexes were measured rather than assumed: up to 81× faster for selective lookups, and negligible on a tiny table. The same design runs on Oracle 21c with all 82 objects valid.</w:t>
+        <w:t>ndexes were measured rather than assumed: up to 81× faster for selective lookups, and negligible on a tiny table. The same design runs on Oracle 21c with all 82 objects valid. The system runs from one address and starts with one command, as a desktop app or on a shareable link, all with free tools.</w:t>
       </w:r>
     </w:p>
     <w:p>
@@ -8892,7 +9615,7 @@
         <w:t>Oracle port covers the database layer only.</w:t>
       </w:r>
       <w:r>
-        <w:t xml:space="preserve"> The backend runs only against PostgreSQL. Mapping Oracle's −20001 to −20007 errors in the backend and the Oracle date arithmetic in the offer service were not built. On Oracle, the concurrent-acceptance behaviour rests on documented locking and was not demonstrated, because the demo is a single SQL*Plus session. Oracle has no </w:t>
+        <w:t xml:space="preserve"> The backend runs only against PostgreSQL. Mapping Oracle's −20001 to −20008 errors in the backend and the Oracle date arithmetic in the offer service were not built. On Oracle, the concurrent-acceptance behaviour rests on documented locking and was not demonstrated, because the demo is a single SQL*Plus session. Oracle has no </w:t>
       </w:r>
       <w:r>
         <w:rPr>
@@ -8914,10 +9637,10 @@
         <w:rPr>
           <w:b/>
         </w:rPr>
-        <w:t>Seeded timestamps.</w:t>
-      </w:r>
-      <w:r>
-        <w:t xml:space="preserve"> The seed leaves application and status-history timestamps at the time it ran, so in the demo data an application can appear to be dated after its drive.</w:t>
+        <w:t>Deployment needs Docker Desktop.</w:t>
+      </w:r>
+      <w:r>
+        <w:t xml:space="preserve"> The desktop app and the one-command start need Docker Desktop installed; the app does not bundle it, and the .exe is unsigned, so Windows SmartScreen may warn.</w:t>
       </w:r>
     </w:p>
     <w:p>
@@ -8929,18 +9652,20 @@
         <w:rPr>
           <w:b/>
         </w:rPr>
-        <w:t>Placement policy.</w:t>
-      </w:r>
-      <w:r>
-        <w:t xml:space="preserve"> A placed student may keep applying to other drives. Many colleges restrict this, and the rule would be one more trigger.</w:t>
-      </w:r>
-    </w:p>
-    <w:p>
-      <w:pPr>
-        <w:pStyle w:val="Heading3"/>
-      </w:pPr>
-      <w:r>
-        <w:t>Future Work</w:t>
+        <w:t>Temporary public link.</w:t>
+      </w:r>
+      <w:r>
+        <w:t xml:space="preserve"> The Cloudflare quick-tunnel address lasts only while the laptop runs it. The permanent free hosting in </w:t>
+      </w:r>
+      <w:r>
+        <w:rPr>
+          <w:rFonts w:ascii="Consolas" w:hAnsi="Consolas"/>
+          <w:sz w:val="21"/>
+        </w:rPr>
+        <w:t>DEPLOY_FREE.md</w:t>
+      </w:r>
+      <w:r>
+        <w:t xml:space="preserve"> was not deployed, and free tiers have cold starts.</w:t>
       </w:r>
     </w:p>
     <w:p>
@@ -8949,7 +9674,21 @@
         <w:spacing w:after="60"/>
       </w:pPr>
       <w:r>
-        <w:t>Verify academic records through an official institutional data feed instead of self-reported values.</w:t>
+        <w:rPr>
+          <w:b/>
+        </w:rPr>
+        <w:t>Placement policy.</w:t>
+      </w:r>
+      <w:r>
+        <w:t xml:space="preserve"> A placed student may keep applying to other drives. Many colleges restrict this, and the rule would be one more trigger.</w:t>
+      </w:r>
+    </w:p>
+    <w:p>
+      <w:pPr>
+        <w:pStyle w:val="Heading3"/>
+      </w:pPr>
+      <w:r>
+        <w:t>Future Work</w:t>
       </w:r>
     </w:p>
     <w:p>
@@ -8958,7 +9697,7 @@
         <w:spacing w:after="60"/>
       </w:pPr>
       <w:r>
-        <w:t>Evaluate the model on real, consented and anonymized placement records with cross-validation, and compare it with other classifiers such as Random Forest [6].</w:t>
+        <w:t>Verify academic records through an official institutional data feed instead of self-reported values.</w:t>
       </w:r>
     </w:p>
     <w:p>
@@ -8967,7 +9706,7 @@
         <w:spacing w:after="60"/>
       </w:pPr>
       <w:r>
-        <w:t>Add recruiter accounts, e-mail notifications and document uploads (resumes, offer letters).</w:t>
+        <w:t>Evaluate the model on real, consented and anonymized placement records with cross-validation, and compare it with other classifiers such as Random Forest [6].</w:t>
       </w:r>
     </w:p>
     <w:p>
@@ -8976,7 +9715,7 @@
         <w:spacing w:after="60"/>
       </w:pPr>
       <w:r>
-        <w:t>Make the placement policy configurable (for example, how many offers a placed student may hold) and enforce it with a trigger.</w:t>
+        <w:t>Add recruiter accounts, e-mail notifications and document uploads (resumes, offer letters).</w:t>
       </w:r>
     </w:p>
     <w:p>
@@ -8985,7 +9724,7 @@
         <w:spacing w:after="60"/>
       </w:pPr>
       <w:r>
-        <w:t>Complete an Oracle-backed deployment of the backend and demonstrate concurrent acceptance there.</w:t>
+        <w:t>Make the placement policy configurable (for example, how many offers a placed student may hold) and enforce it with a trigger.</w:t>
       </w:r>
     </w:p>
     <w:p>
@@ -8994,6 +9733,16 @@
         <w:spacing w:after="60"/>
       </w:pPr>
       <w:r>
+        <w:lastRenderedPageBreak/>
+        <w:t>Complete an Oracle-backed deployment of the backend and demonstrate concurrent acceptance there.</w:t>
+      </w:r>
+    </w:p>
+    <w:p>
+      <w:pPr>
+        <w:pStyle w:val="ListBullet"/>
+        <w:spacing w:after="60"/>
+      </w:pPr>
+      <w:r>
         <w:t>Schedule the materialized-view refresh, or refresh it when offers change, instead of on demand only.</w:t>
       </w:r>
     </w:p>
@@ -9001,12 +9750,12 @@
       <w:pPr>
         <w:pStyle w:val="Heading1"/>
       </w:pPr>
-      <w:bookmarkStart w:id="23" w:name="_Toc243537143"/>
+      <w:bookmarkStart w:id="24" w:name="_Toc243560666"/>
       <w:r>
         <w:lastRenderedPageBreak/>
         <w:t>References</w:t>
       </w:r>
-      <w:bookmarkEnd w:id="23"/>
+      <w:bookmarkEnd w:id="24"/>
     </w:p>
     <w:p>
       <w:pPr>
@@ -9031,6 +9780,8 @@
       </w:r>
       <w:r>
         <w:tab/>
+      </w:r>
+      <w:r>
         <w:t>T. Härder and A. Reuter, "Principles of transaction-oriented database recovery," ACM Computing Surveys, vol. 15, no. 4, pp. 287–317, 1983, doi: 10.1145/289.291.</w:t>
       </w:r>
     </w:p>
@@ -9044,8 +9795,6 @@
       </w:r>
       <w:r>
         <w:tab/>
-      </w:r>
-      <w:r>
         <w:t>A. Silberschatz, H. F. Korth, and S. Sudarshan, Database System Concepts, 7th ed. New York: McGraw-Hill, 2019. [Online]. Available: https://www.db-book.com/</w:t>
       </w:r>
     </w:p>
@@ -9059,6 +9808,8 @@
       </w:r>
       <w:r>
         <w:tab/>
+      </w:r>
+      <w:r>
         <w:t>F. Pedregosa et al., "Scikit-learn: Machine learning in Python," Journal of Machine Learning Research, vol. 12, pp. 2825–2830, 2011. [Online]. Available: https://jmlr.org/papers/v12/pedregosa11a.html</w:t>
       </w:r>
     </w:p>
@@ -9235,14 +9986,68 @@
     </w:p>
     <w:p>
       <w:pPr>
+        <w:spacing w:after="80"/>
+        <w:ind w:left="567" w:hanging="567"/>
+      </w:pPr>
+      <w:r>
+        <w:t>[17]</w:t>
+      </w:r>
+      <w:r>
+        <w:tab/>
+        <w:t>Pylons Project, "waitress: a production-quality pure-Python WSGI server," documentation. [Online]. Available: https://docs.pylonsproject.org/projects/waitress/en/stable/</w:t>
+      </w:r>
+    </w:p>
+    <w:p>
+      <w:pPr>
+        <w:spacing w:after="80"/>
+        <w:ind w:left="567" w:hanging="567"/>
+      </w:pPr>
+      <w:r>
+        <w:t>[18]</w:t>
+      </w:r>
+      <w:r>
+        <w:tab/>
+        <w:t>Docker Inc., "Docker Compose," Docker documentation. [Online]. Available: https://docs.docker.com/compose/</w:t>
+      </w:r>
+    </w:p>
+    <w:p>
+      <w:pPr>
+        <w:spacing w:after="80"/>
+        <w:ind w:left="567" w:hanging="567"/>
+      </w:pPr>
+      <w:r>
+        <w:t>[19]</w:t>
+      </w:r>
+      <w:r>
+        <w:tab/>
+      </w:r>
+      <w:r>
+        <w:t>OpenJS Foundation, "Electron documentation." [Online]. Available: https://www.electronjs.org/docs/latest</w:t>
+      </w:r>
+    </w:p>
+    <w:p>
+      <w:pPr>
+        <w:spacing w:after="80"/>
+        <w:ind w:left="567" w:hanging="567"/>
+      </w:pPr>
+      <w:r>
+        <w:t>[20]</w:t>
+      </w:r>
+      <w:r>
+        <w:tab/>
+        <w:t>Cloudflare, "Quick tunnels (TryCloudflare)," Cloudflare Zero Trust documentation. [Online]. Available: https://developers.cloudflare.com/cloudflare-one/connections/connect-networks/do-more-with-tunnels/trycloudflare/</w:t>
+      </w:r>
+    </w:p>
+    <w:p>
+      <w:pPr>
         <w:pStyle w:val="Heading1"/>
       </w:pPr>
-      <w:bookmarkStart w:id="24" w:name="_Toc243537144"/>
+      <w:bookmarkStart w:id="25" w:name="_Toc243560667"/>
       <w:r>
         <w:lastRenderedPageBreak/>
         <w:t>Appendix A  Code Listings</w:t>
       </w:r>
-      <w:bookmarkEnd w:id="24"/>
+      <w:bookmarkEnd w:id="25"/>
     </w:p>
     <w:p>
       <w:pPr>
@@ -9272,7 +10077,7 @@
         <w:t>db/schema.sql</w:t>
       </w:r>
       <w:r>
-        <w:t>, lines 513–546.</w:t>
+        <w:t>, lines 552–585.</w:t>
       </w:r>
     </w:p>
     <w:p>
@@ -9286,7 +10091,7 @@
           <w:rFonts w:ascii="Consolas" w:hAnsi="Consolas"/>
           <w:sz w:val="15"/>
         </w:rPr>
-        <w:t>513  CREATE OR REPLACE FUNCTION trg_fn_offer_single_acceptance()</w:t>
+        <w:t>552  CREATE OR REPLACE FUNCTION trg_fn_offer_single_acceptance()</w:t>
       </w:r>
     </w:p>
     <w:p>
@@ -9300,7 +10105,7 @@
           <w:rFonts w:ascii="Consolas" w:hAnsi="Consolas"/>
           <w:sz w:val="15"/>
         </w:rPr>
-        <w:t>514  RETURNS TRIGGER AS $$</w:t>
+        <w:t>553  RETURNS TRIGGER AS $$</w:t>
       </w:r>
     </w:p>
     <w:p>
@@ -9314,7 +10119,7 @@
           <w:rFonts w:ascii="Consolas" w:hAnsi="Consolas"/>
           <w:sz w:val="15"/>
         </w:rPr>
-        <w:t>515  DECLARE</w:t>
+        <w:t>554  DECLARE</w:t>
       </w:r>
     </w:p>
     <w:p>
@@ -9328,7 +10133,7 @@
           <w:rFonts w:ascii="Consolas" w:hAnsi="Consolas"/>
           <w:sz w:val="15"/>
         </w:rPr>
-        <w:t>516      v_student_id student.student_id%TYPE;</w:t>
+        <w:t>555      v_student_id student.student_id%TYPE;</w:t>
       </w:r>
     </w:p>
     <w:p>
@@ -9342,7 +10147,7 @@
           <w:rFonts w:ascii="Consolas" w:hAnsi="Consolas"/>
           <w:sz w:val="15"/>
         </w:rPr>
-        <w:t>517  BEGIN</w:t>
+        <w:t>556  BEGIN</w:t>
       </w:r>
     </w:p>
     <w:p>
@@ -9356,7 +10161,7 @@
           <w:rFonts w:ascii="Consolas" w:hAnsi="Consolas"/>
           <w:sz w:val="15"/>
         </w:rPr>
-        <w:t>518      IF NEW.status &lt;&gt; 'Accepted' THEN</w:t>
+        <w:t>557      IF NEW.status &lt;&gt; 'Accepted' THEN</w:t>
       </w:r>
     </w:p>
     <w:p>
@@ -9370,7 +10175,7 @@
           <w:rFonts w:ascii="Consolas" w:hAnsi="Consolas"/>
           <w:sz w:val="15"/>
         </w:rPr>
-        <w:t>519          RETURN NEW;</w:t>
+        <w:t>558          RETURN NEW;</w:t>
       </w:r>
     </w:p>
     <w:p>
@@ -9384,7 +10189,7 @@
           <w:rFonts w:ascii="Consolas" w:hAnsi="Consolas"/>
           <w:sz w:val="15"/>
         </w:rPr>
-        <w:t>520      END IF;</w:t>
+        <w:t>559      END IF;</w:t>
       </w:r>
     </w:p>
     <w:p>
@@ -9398,7 +10203,7 @@
           <w:rFonts w:ascii="Consolas" w:hAnsi="Consolas"/>
           <w:sz w:val="15"/>
         </w:rPr>
-        <w:t xml:space="preserve">521  </w:t>
+        <w:t xml:space="preserve">560  </w:t>
       </w:r>
     </w:p>
     <w:p>
@@ -9412,7 +10217,7 @@
           <w:rFonts w:ascii="Consolas" w:hAnsi="Consolas"/>
           <w:sz w:val="15"/>
         </w:rPr>
-        <w:t>522      SELECT student_id INTO v_student_id</w:t>
+        <w:t>561      SELECT student_id INTO v_student_id</w:t>
       </w:r>
     </w:p>
     <w:p>
@@ -9426,7 +10231,7 @@
           <w:rFonts w:ascii="Consolas" w:hAnsi="Consolas"/>
           <w:sz w:val="15"/>
         </w:rPr>
-        <w:t>523        FROM application WHERE application_id = NEW.application_id;</w:t>
+        <w:t>562        FROM application WHERE application_id = NEW.application_id;</w:t>
       </w:r>
     </w:p>
     <w:p>
@@ -9440,7 +10245,7 @@
           <w:rFonts w:ascii="Consolas" w:hAnsi="Consolas"/>
           <w:sz w:val="15"/>
         </w:rPr>
-        <w:t xml:space="preserve">524  </w:t>
+        <w:t xml:space="preserve">563  </w:t>
       </w:r>
     </w:p>
     <w:p>
@@ -9454,7 +10259,7 @@
           <w:rFonts w:ascii="Consolas" w:hAnsi="Consolas"/>
           <w:sz w:val="15"/>
         </w:rPr>
-        <w:t>525      PERFORM 1 FROM student WHERE student_id = v_student_id FOR UPDATE;</w:t>
+        <w:t>564      PERFORM 1 FROM student WHERE student_id = v_student_id FOR UPDATE;</w:t>
       </w:r>
     </w:p>
     <w:p>
@@ -9468,7 +10273,7 @@
           <w:rFonts w:ascii="Consolas" w:hAnsi="Consolas"/>
           <w:sz w:val="15"/>
         </w:rPr>
-        <w:t xml:space="preserve">526  </w:t>
+        <w:t xml:space="preserve">565  </w:t>
       </w:r>
     </w:p>
     <w:p>
@@ -9482,7 +10287,7 @@
           <w:rFonts w:ascii="Consolas" w:hAnsi="Consolas"/>
           <w:sz w:val="15"/>
         </w:rPr>
-        <w:t>527      IF EXISTS (</w:t>
+        <w:t>566      IF EXISTS (</w:t>
       </w:r>
     </w:p>
     <w:p>
@@ -9496,7 +10301,7 @@
           <w:rFonts w:ascii="Consolas" w:hAnsi="Consolas"/>
           <w:sz w:val="15"/>
         </w:rPr>
-        <w:t>528          SELECT 1</w:t>
+        <w:t>567          SELECT 1</w:t>
       </w:r>
     </w:p>
     <w:p>
@@ -9510,7 +10315,7 @@
           <w:rFonts w:ascii="Consolas" w:hAnsi="Consolas"/>
           <w:sz w:val="15"/>
         </w:rPr>
-        <w:t>529            FROM offer o</w:t>
+        <w:t>568            FROM offer o</w:t>
       </w:r>
     </w:p>
     <w:p>
@@ -9524,7 +10329,7 @@
           <w:rFonts w:ascii="Consolas" w:hAnsi="Consolas"/>
           <w:sz w:val="15"/>
         </w:rPr>
-        <w:t>530            JOIN application a ON a.application_id = o.application_id</w:t>
+        <w:t>569            JOIN application a ON a.application_id = o.application_id</w:t>
       </w:r>
     </w:p>
     <w:p>
@@ -9538,7 +10343,7 @@
           <w:rFonts w:ascii="Consolas" w:hAnsi="Consolas"/>
           <w:sz w:val="15"/>
         </w:rPr>
-        <w:t>531           WHERE a.student_id = v_student_id</w:t>
+        <w:t>570           WHERE a.student_id = v_student_id</w:t>
       </w:r>
     </w:p>
     <w:p>
@@ -9552,7 +10357,7 @@
           <w:rFonts w:ascii="Consolas" w:hAnsi="Consolas"/>
           <w:sz w:val="15"/>
         </w:rPr>
-        <w:t>532             AND o.status = 'Accepted'</w:t>
+        <w:t>571             AND o.status = 'Accepted'</w:t>
       </w:r>
     </w:p>
     <w:p>
@@ -9566,7 +10371,7 @@
           <w:rFonts w:ascii="Consolas" w:hAnsi="Consolas"/>
           <w:sz w:val="15"/>
         </w:rPr>
-        <w:t>533             AND o.offer_id IS DISTINCT FROM NEW.offer_id</w:t>
+        <w:t>572             AND o.offer_id IS DISTINCT FROM NEW.offer_id</w:t>
       </w:r>
     </w:p>
     <w:p>
@@ -9580,7 +10385,7 @@
           <w:rFonts w:ascii="Consolas" w:hAnsi="Consolas"/>
           <w:sz w:val="15"/>
         </w:rPr>
-        <w:t>534      ) THEN</w:t>
+        <w:t>573      ) THEN</w:t>
       </w:r>
     </w:p>
     <w:p>
@@ -9594,7 +10399,7 @@
           <w:rFonts w:ascii="Consolas" w:hAnsi="Consolas"/>
           <w:sz w:val="15"/>
         </w:rPr>
-        <w:t>535          RAISE EXCEPTION 'Student % has already accepted another offer', v_student_id</w:t>
+        <w:t>574          RAISE EXCEPTION 'Student % has already accepted another offer', v_student_id</w:t>
       </w:r>
     </w:p>
     <w:p>
@@ -9608,7 +10413,7 @@
           <w:rFonts w:ascii="Consolas" w:hAnsi="Consolas"/>
           <w:sz w:val="15"/>
         </w:rPr>
-        <w:t>536              USING ERRCODE = 'PL003';</w:t>
+        <w:t>575              USING ERRCODE = 'PL003';</w:t>
       </w:r>
     </w:p>
     <w:p>
@@ -9622,7 +10427,7 @@
           <w:rFonts w:ascii="Consolas" w:hAnsi="Consolas"/>
           <w:sz w:val="15"/>
         </w:rPr>
-        <w:t>537      END IF;</w:t>
+        <w:t>576      END IF;</w:t>
       </w:r>
     </w:p>
     <w:p>
@@ -9636,7 +10441,7 @@
           <w:rFonts w:ascii="Consolas" w:hAnsi="Consolas"/>
           <w:sz w:val="15"/>
         </w:rPr>
-        <w:t xml:space="preserve">538  </w:t>
+        <w:t xml:space="preserve">577  </w:t>
       </w:r>
     </w:p>
     <w:p>
@@ -9650,7 +10455,7 @@
           <w:rFonts w:ascii="Consolas" w:hAnsi="Consolas"/>
           <w:sz w:val="15"/>
         </w:rPr>
-        <w:t>539      RETURN NEW;</w:t>
+        <w:t>578      RETURN NEW;</w:t>
       </w:r>
     </w:p>
     <w:p>
@@ -9664,7 +10469,7 @@
           <w:rFonts w:ascii="Consolas" w:hAnsi="Consolas"/>
           <w:sz w:val="15"/>
         </w:rPr>
-        <w:t>540  END;</w:t>
+        <w:t>579  END;</w:t>
       </w:r>
     </w:p>
     <w:p>
@@ -9678,7 +10483,7 @@
           <w:rFonts w:ascii="Consolas" w:hAnsi="Consolas"/>
           <w:sz w:val="15"/>
         </w:rPr>
-        <w:t>541  $$ LANGUAGE plpgsql;</w:t>
+        <w:t>580  $$ LANGUAGE plpgsql;</w:t>
       </w:r>
     </w:p>
     <w:p>
@@ -9692,7 +10497,7 @@
           <w:rFonts w:ascii="Consolas" w:hAnsi="Consolas"/>
           <w:sz w:val="15"/>
         </w:rPr>
-        <w:t xml:space="preserve">542  </w:t>
+        <w:t xml:space="preserve">581  </w:t>
       </w:r>
     </w:p>
     <w:p>
@@ -9706,7 +10511,7 @@
           <w:rFonts w:ascii="Consolas" w:hAnsi="Consolas"/>
           <w:sz w:val="15"/>
         </w:rPr>
-        <w:t>543  CREATE TRIGGER trg_offer_before_accept</w:t>
+        <w:t>582  CREATE TRIGGER trg_offer_before_accept</w:t>
       </w:r>
     </w:p>
     <w:p>
@@ -9720,7 +10525,7 @@
           <w:rFonts w:ascii="Consolas" w:hAnsi="Consolas"/>
           <w:sz w:val="15"/>
         </w:rPr>
-        <w:t>544  BEFORE INSERT OR UPDATE OF status ON offer</w:t>
+        <w:t>583  BEFORE INSERT OR UPDATE OF status ON offer</w:t>
       </w:r>
     </w:p>
     <w:p>
@@ -9734,7 +10539,7 @@
           <w:rFonts w:ascii="Consolas" w:hAnsi="Consolas"/>
           <w:sz w:val="15"/>
         </w:rPr>
-        <w:t>545  FOR EACH ROW</w:t>
+        <w:t>584  FOR EACH ROW</w:t>
       </w:r>
     </w:p>
     <w:p>
@@ -9747,7 +10552,7 @@
           <w:rFonts w:ascii="Consolas" w:hAnsi="Consolas"/>
           <w:sz w:val="15"/>
         </w:rPr>
-        <w:t>546  EXECUTE FUNCTION trg_fn_offer_single_acceptance();</w:t>
+        <w:t>585  EXECUTE FUNCTION trg_fn_offer_single_acceptance();</w:t>
       </w:r>
     </w:p>
     <w:p>
@@ -9776,7 +10581,7 @@
         <w:t>db/schema.sql</w:t>
       </w:r>
       <w:r>
-        <w:t>, lines 595–622.</w:t>
+        <w:t>, lines 634–661.</w:t>
       </w:r>
     </w:p>
     <w:p>
@@ -9790,7 +10595,7 @@
           <w:rFonts w:ascii="Consolas" w:hAnsi="Consolas"/>
           <w:sz w:val="15"/>
         </w:rPr>
-        <w:t>595  CREATE OR REPLACE FUNCTION trg_fn_application_status_transition()</w:t>
+        <w:t>634  CREATE OR REPLACE FUNCTION trg_fn_application_status_transition()</w:t>
       </w:r>
     </w:p>
     <w:p>
@@ -9804,7 +10609,7 @@
           <w:rFonts w:ascii="Consolas" w:hAnsi="Consolas"/>
           <w:sz w:val="15"/>
         </w:rPr>
-        <w:t>596  RETURNS TRIGGER AS $$</w:t>
+        <w:t>635  RETURNS TRIGGER AS $$</w:t>
       </w:r>
     </w:p>
     <w:p>
@@ -9818,7 +10623,7 @@
           <w:rFonts w:ascii="Consolas" w:hAnsi="Consolas"/>
           <w:sz w:val="15"/>
         </w:rPr>
-        <w:t>597  DECLARE</w:t>
+        <w:t>636  DECLARE</w:t>
       </w:r>
     </w:p>
     <w:p>
@@ -9832,7 +10637,7 @@
           <w:rFonts w:ascii="Consolas" w:hAnsi="Consolas"/>
           <w:sz w:val="15"/>
         </w:rPr>
-        <w:t>598      v_allowed BOOLEAN;</w:t>
+        <w:t>637      v_allowed BOOLEAN;</w:t>
       </w:r>
     </w:p>
     <w:p>
@@ -9846,7 +10651,7 @@
           <w:rFonts w:ascii="Consolas" w:hAnsi="Consolas"/>
           <w:sz w:val="15"/>
         </w:rPr>
-        <w:t>599  BEGIN</w:t>
+        <w:t>638  BEGIN</w:t>
       </w:r>
     </w:p>
     <w:p>
@@ -9860,7 +10665,7 @@
           <w:rFonts w:ascii="Consolas" w:hAnsi="Consolas"/>
           <w:sz w:val="15"/>
         </w:rPr>
-        <w:t>600      v_allowed := CASE OLD.status</w:t>
+        <w:t>639      v_allowed := CASE OLD.status</w:t>
       </w:r>
     </w:p>
     <w:p>
@@ -9874,7 +10679,7 @@
           <w:rFonts w:ascii="Consolas" w:hAnsi="Consolas"/>
           <w:sz w:val="15"/>
         </w:rPr>
-        <w:t>601          WHEN 'Applied'             THEN NEW.status IN ('Shortlisted', 'Interview_Scheduled', 'Rejected')</w:t>
+        <w:t>640          WHEN 'Applied'             THEN NEW.status IN ('Shortlisted', 'Interview_Scheduled', 'Rejected')</w:t>
       </w:r>
     </w:p>
     <w:p>
@@ -9888,7 +10693,7 @@
           <w:rFonts w:ascii="Consolas" w:hAnsi="Consolas"/>
           <w:sz w:val="15"/>
         </w:rPr>
-        <w:t>602          WHEN 'Shortlisted'         THEN NEW.status IN ('Interview_Scheduled', 'Selected', 'Rejected')</w:t>
+        <w:t>641          WHEN 'Shortlisted'         THEN NEW.status IN ('Interview_Scheduled', 'Selected', 'Rejected')</w:t>
       </w:r>
     </w:p>
     <w:p>
@@ -9902,7 +10707,7 @@
           <w:rFonts w:ascii="Consolas" w:hAnsi="Consolas"/>
           <w:sz w:val="15"/>
         </w:rPr>
-        <w:t>603          WHEN 'Interview_Scheduled' THEN NEW.status IN ('Selected', 'Rejected')</w:t>
+        <w:t>642          WHEN 'Interview_Scheduled' THEN NEW.status IN ('Selected', 'Rejected')</w:t>
       </w:r>
     </w:p>
     <w:p>
@@ -9916,7 +10721,7 @@
           <w:rFonts w:ascii="Consolas" w:hAnsi="Consolas"/>
           <w:sz w:val="15"/>
         </w:rPr>
-        <w:t>604          WHEN 'Selected'            THEN NEW.status IN ('Offer_Made', 'Rejected')</w:t>
+        <w:t>643          WHEN 'Selected'            THEN NEW.status IN ('Offer_Made', 'Rejected')</w:t>
       </w:r>
     </w:p>
     <w:p>
@@ -9930,7 +10735,7 @@
           <w:rFonts w:ascii="Consolas" w:hAnsi="Consolas"/>
           <w:sz w:val="15"/>
         </w:rPr>
-        <w:t>605          ELSE FALSE   -- Offer_Made and Rejected are final</w:t>
+        <w:t>644          ELSE FALSE   -- Offer_Made and Rejected are final</w:t>
       </w:r>
     </w:p>
     <w:p>
@@ -9944,7 +10749,7 @@
           <w:rFonts w:ascii="Consolas" w:hAnsi="Consolas"/>
           <w:sz w:val="15"/>
         </w:rPr>
-        <w:t>606      END;</w:t>
+        <w:t>645      END;</w:t>
       </w:r>
     </w:p>
     <w:p>
@@ -9958,7 +10763,7 @@
           <w:rFonts w:ascii="Consolas" w:hAnsi="Consolas"/>
           <w:sz w:val="15"/>
         </w:rPr>
-        <w:t xml:space="preserve">607  </w:t>
+        <w:t xml:space="preserve">646  </w:t>
       </w:r>
     </w:p>
     <w:p>
@@ -9972,7 +10777,7 @@
           <w:rFonts w:ascii="Consolas" w:hAnsi="Consolas"/>
           <w:sz w:val="15"/>
         </w:rPr>
-        <w:t>608      IF NOT v_allowed THEN</w:t>
+        <w:t>647      IF NOT v_allowed THEN</w:t>
       </w:r>
     </w:p>
     <w:p>
@@ -9986,7 +10791,7 @@
           <w:rFonts w:ascii="Consolas" w:hAnsi="Consolas"/>
           <w:sz w:val="15"/>
         </w:rPr>
-        <w:t>609          RAISE EXCEPTION 'Application % cannot move from % to %',</w:t>
+        <w:t>648          RAISE EXCEPTION 'Application % cannot move from % to %',</w:t>
       </w:r>
     </w:p>
     <w:p>
@@ -10000,7 +10805,7 @@
           <w:rFonts w:ascii="Consolas" w:hAnsi="Consolas"/>
           <w:sz w:val="15"/>
         </w:rPr>
-        <w:t>610              NEW.application_id, OLD.status, NEW.status</w:t>
+        <w:t>649              NEW.application_id, OLD.status, NEW.status</w:t>
       </w:r>
     </w:p>
     <w:p>
@@ -10014,7 +10819,7 @@
           <w:rFonts w:ascii="Consolas" w:hAnsi="Consolas"/>
           <w:sz w:val="15"/>
         </w:rPr>
-        <w:t>611              USING ERRCODE = 'PL007';</w:t>
+        <w:t>650              USING ERRCODE = 'PL007';</w:t>
       </w:r>
     </w:p>
     <w:p>
@@ -10028,7 +10833,7 @@
           <w:rFonts w:ascii="Consolas" w:hAnsi="Consolas"/>
           <w:sz w:val="15"/>
         </w:rPr>
-        <w:t>612      END IF;</w:t>
+        <w:t>651      END IF;</w:t>
       </w:r>
     </w:p>
     <w:p>
@@ -10042,7 +10847,7 @@
           <w:rFonts w:ascii="Consolas" w:hAnsi="Consolas"/>
           <w:sz w:val="15"/>
         </w:rPr>
-        <w:t xml:space="preserve">613  </w:t>
+        <w:t xml:space="preserve">652  </w:t>
       </w:r>
     </w:p>
     <w:p>
@@ -10056,7 +10861,7 @@
           <w:rFonts w:ascii="Consolas" w:hAnsi="Consolas"/>
           <w:sz w:val="15"/>
         </w:rPr>
-        <w:t>614      RETURN NEW;</w:t>
+        <w:t>653      RETURN NEW;</w:t>
       </w:r>
     </w:p>
     <w:p>
@@ -10070,7 +10875,7 @@
           <w:rFonts w:ascii="Consolas" w:hAnsi="Consolas"/>
           <w:sz w:val="15"/>
         </w:rPr>
-        <w:t>615  END;</w:t>
+        <w:t>654  END;</w:t>
       </w:r>
     </w:p>
     <w:p>
@@ -10084,7 +10889,7 @@
           <w:rFonts w:ascii="Consolas" w:hAnsi="Consolas"/>
           <w:sz w:val="15"/>
         </w:rPr>
-        <w:t>616  $$ LANGUAGE plpgsql;</w:t>
+        <w:t>655  $$ LANGUAGE plpgsql;</w:t>
       </w:r>
     </w:p>
     <w:p>
@@ -10098,7 +10903,7 @@
           <w:rFonts w:ascii="Consolas" w:hAnsi="Consolas"/>
           <w:sz w:val="15"/>
         </w:rPr>
-        <w:t xml:space="preserve">617  </w:t>
+        <w:t xml:space="preserve">656  </w:t>
       </w:r>
     </w:p>
     <w:p>
@@ -10112,7 +10917,7 @@
           <w:rFonts w:ascii="Consolas" w:hAnsi="Consolas"/>
           <w:sz w:val="15"/>
         </w:rPr>
-        <w:t>618  CREATE TRIGGER trg_application_status_transition</w:t>
+        <w:t>657  CREATE TRIGGER trg_application_status_transition</w:t>
       </w:r>
     </w:p>
     <w:p>
@@ -10126,7 +10931,7 @@
           <w:rFonts w:ascii="Consolas" w:hAnsi="Consolas"/>
           <w:sz w:val="15"/>
         </w:rPr>
-        <w:t>619  BEFORE UPDATE OF status ON application</w:t>
+        <w:t>658  BEFORE UPDATE OF status ON application</w:t>
       </w:r>
     </w:p>
     <w:p>
@@ -10140,7 +10945,7 @@
           <w:rFonts w:ascii="Consolas" w:hAnsi="Consolas"/>
           <w:sz w:val="15"/>
         </w:rPr>
-        <w:t>620  FOR EACH ROW</w:t>
+        <w:t>659  FOR EACH ROW</w:t>
       </w:r>
     </w:p>
     <w:p>
@@ -10154,7 +10959,7 @@
           <w:rFonts w:ascii="Consolas" w:hAnsi="Consolas"/>
           <w:sz w:val="15"/>
         </w:rPr>
-        <w:t>621  WHEN (OLD.status IS DISTINCT FROM NEW.status)</w:t>
+        <w:t>660  WHEN (OLD.status IS DISTINCT FROM NEW.status)</w:t>
       </w:r>
     </w:p>
     <w:p>
@@ -10167,7 +10972,7 @@
           <w:rFonts w:ascii="Consolas" w:hAnsi="Consolas"/>
           <w:sz w:val="15"/>
         </w:rPr>
-        <w:t>622  EXECUTE FUNCTION trg_fn_application_status_transition();</w:t>
+        <w:t>661  EXECUTE FUNCTION trg_fn_application_status_transition();</w:t>
       </w:r>
     </w:p>
     <w:p>
@@ -10195,7 +11000,7 @@
         <w:t>db/schema.sql</w:t>
       </w:r>
       <w:r>
-        <w:t>, lines 682–712.</w:t>
+        <w:t>, lines 721–751.</w:t>
       </w:r>
     </w:p>
     <w:p>
@@ -10209,7 +11014,7 @@
           <w:rFonts w:ascii="Consolas" w:hAnsi="Consolas"/>
           <w:sz w:val="15"/>
         </w:rPr>
-        <w:t>682  CREATE OR REPLACE PROCEDURE sp_close_drive(</w:t>
+        <w:t>721  CREATE OR REPLACE PROCEDURE sp_close_drive(</w:t>
       </w:r>
     </w:p>
     <w:p>
@@ -10223,7 +11028,7 @@
           <w:rFonts w:ascii="Consolas" w:hAnsi="Consolas"/>
           <w:sz w:val="15"/>
         </w:rPr>
-        <w:t>683      p_drive_id        INTEGER,</w:t>
+        <w:t>722      p_drive_id        INTEGER,</w:t>
       </w:r>
     </w:p>
     <w:p>
@@ -10237,7 +11042,7 @@
           <w:rFonts w:ascii="Consolas" w:hAnsi="Consolas"/>
           <w:sz w:val="15"/>
         </w:rPr>
-        <w:t>684      INOUT p_rejected_count INTEGER DEFAULT NULL</w:t>
+        <w:t>723      INOUT p_rejected_count INTEGER DEFAULT NULL</w:t>
       </w:r>
     </w:p>
     <w:p>
@@ -10251,7 +11056,7 @@
           <w:rFonts w:ascii="Consolas" w:hAnsi="Consolas"/>
           <w:sz w:val="15"/>
         </w:rPr>
-        <w:t>685  )</w:t>
+        <w:t>724  )</w:t>
       </w:r>
     </w:p>
     <w:p>
@@ -10265,7 +11070,7 @@
           <w:rFonts w:ascii="Consolas" w:hAnsi="Consolas"/>
           <w:sz w:val="15"/>
         </w:rPr>
-        <w:t>686  LANGUAGE plpgsql</w:t>
+        <w:t>725  LANGUAGE plpgsql</w:t>
       </w:r>
     </w:p>
     <w:p>
@@ -10279,7 +11084,7 @@
           <w:rFonts w:ascii="Consolas" w:hAnsi="Consolas"/>
           <w:sz w:val="15"/>
         </w:rPr>
-        <w:t>687  AS $$</w:t>
+        <w:t>726  AS $$</w:t>
       </w:r>
     </w:p>
     <w:p>
@@ -10293,7 +11098,7 @@
           <w:rFonts w:ascii="Consolas" w:hAnsi="Consolas"/>
           <w:sz w:val="15"/>
         </w:rPr>
-        <w:t>688  DECLARE</w:t>
+        <w:t>727  DECLARE</w:t>
       </w:r>
     </w:p>
     <w:p>
@@ -10307,7 +11112,7 @@
           <w:rFonts w:ascii="Consolas" w:hAnsi="Consolas"/>
           <w:sz w:val="15"/>
         </w:rPr>
-        <w:t>689      v_status drive.status%TYPE;</w:t>
+        <w:t>728      v_status drive.status%TYPE;</w:t>
       </w:r>
     </w:p>
     <w:p>
@@ -10321,7 +11126,7 @@
           <w:rFonts w:ascii="Consolas" w:hAnsi="Consolas"/>
           <w:sz w:val="15"/>
         </w:rPr>
-        <w:t>690  BEGIN</w:t>
+        <w:t>729  BEGIN</w:t>
       </w:r>
     </w:p>
     <w:p>
@@ -10335,7 +11140,7 @@
           <w:rFonts w:ascii="Consolas" w:hAnsi="Consolas"/>
           <w:sz w:val="15"/>
         </w:rPr>
-        <w:t>691      -- Lock the drive row so two admins closing the same drive at once can't</w:t>
+        <w:t>730      -- Lock the drive row so two admins closing the same drive at once can't</w:t>
       </w:r>
     </w:p>
     <w:p>
@@ -10349,7 +11154,7 @@
           <w:rFonts w:ascii="Consolas" w:hAnsi="Consolas"/>
           <w:sz w:val="15"/>
         </w:rPr>
-        <w:t>692      -- both pass the "already closed?" check below.</w:t>
+        <w:t>731      -- both pass the "already closed?" check below.</w:t>
       </w:r>
     </w:p>
     <w:p>
@@ -10363,7 +11168,7 @@
           <w:rFonts w:ascii="Consolas" w:hAnsi="Consolas"/>
           <w:sz w:val="15"/>
         </w:rPr>
-        <w:t>693      SELECT status INTO v_status FROM drive WHERE drive_id = p_drive_id FOR UPDATE;</w:t>
+        <w:t>732      SELECT status INTO v_status FROM drive WHERE drive_id = p_drive_id FOR UPDATE;</w:t>
       </w:r>
     </w:p>
     <w:p>
@@ -10377,7 +11182,7 @@
           <w:rFonts w:ascii="Consolas" w:hAnsi="Consolas"/>
           <w:sz w:val="15"/>
         </w:rPr>
-        <w:t xml:space="preserve">694  </w:t>
+        <w:t xml:space="preserve">733  </w:t>
       </w:r>
     </w:p>
     <w:p>
@@ -10391,7 +11196,7 @@
           <w:rFonts w:ascii="Consolas" w:hAnsi="Consolas"/>
           <w:sz w:val="15"/>
         </w:rPr>
-        <w:t>695      IF NOT FOUND THEN</w:t>
+        <w:t>734      IF NOT FOUND THEN</w:t>
       </w:r>
     </w:p>
     <w:p>
@@ -10405,7 +11210,7 @@
           <w:rFonts w:ascii="Consolas" w:hAnsi="Consolas"/>
           <w:sz w:val="15"/>
         </w:rPr>
-        <w:t>696          RAISE EXCEPTION 'Drive % does not exist', p_drive_id USING ERRCODE = 'PL004';</w:t>
+        <w:t>735          RAISE EXCEPTION 'Drive % does not exist', p_drive_id USING ERRCODE = 'PL004';</w:t>
       </w:r>
     </w:p>
     <w:p>
@@ -10419,7 +11224,7 @@
           <w:rFonts w:ascii="Consolas" w:hAnsi="Consolas"/>
           <w:sz w:val="15"/>
         </w:rPr>
-        <w:t>697      END IF;</w:t>
+        <w:t>736      END IF;</w:t>
       </w:r>
     </w:p>
     <w:p>
@@ -10433,7 +11238,7 @@
           <w:rFonts w:ascii="Consolas" w:hAnsi="Consolas"/>
           <w:sz w:val="15"/>
         </w:rPr>
-        <w:t xml:space="preserve">698  </w:t>
+        <w:t xml:space="preserve">737  </w:t>
       </w:r>
     </w:p>
     <w:p>
@@ -10447,7 +11252,7 @@
           <w:rFonts w:ascii="Consolas" w:hAnsi="Consolas"/>
           <w:sz w:val="15"/>
         </w:rPr>
-        <w:t>699      IF v_status IN ('Completed', 'Cancelled') THEN</w:t>
+        <w:t>738      IF v_status IN ('Completed', 'Cancelled') THEN</w:t>
       </w:r>
     </w:p>
     <w:p>
@@ -10461,7 +11266,7 @@
           <w:rFonts w:ascii="Consolas" w:hAnsi="Consolas"/>
           <w:sz w:val="15"/>
         </w:rPr>
-        <w:t>700          RAISE EXCEPTION 'Drive % is already %', p_drive_id, v_status USING ERRCODE = 'PL005';</w:t>
+        <w:t>739          RAISE EXCEPTION 'Drive % is already %', p_drive_id, v_status USING ERRCODE = 'PL005';</w:t>
       </w:r>
     </w:p>
     <w:p>
@@ -10475,7 +11280,7 @@
           <w:rFonts w:ascii="Consolas" w:hAnsi="Consolas"/>
           <w:sz w:val="15"/>
         </w:rPr>
-        <w:t>701      END IF;</w:t>
+        <w:t>740      END IF;</w:t>
       </w:r>
     </w:p>
     <w:p>
@@ -10489,7 +11294,7 @@
           <w:rFonts w:ascii="Consolas" w:hAnsi="Consolas"/>
           <w:sz w:val="15"/>
         </w:rPr>
-        <w:t xml:space="preserve">702  </w:t>
+        <w:t xml:space="preserve">741  </w:t>
       </w:r>
     </w:p>
     <w:p>
@@ -10503,7 +11308,7 @@
           <w:rFonts w:ascii="Consolas" w:hAnsi="Consolas"/>
           <w:sz w:val="15"/>
         </w:rPr>
-        <w:t>703      UPDATE application</w:t>
+        <w:t>742      UPDATE application</w:t>
       </w:r>
     </w:p>
     <w:p>
@@ -10517,7 +11322,7 @@
           <w:rFonts w:ascii="Consolas" w:hAnsi="Consolas"/>
           <w:sz w:val="15"/>
         </w:rPr>
-        <w:t>704         SET status = 'Rejected'</w:t>
+        <w:t>743         SET status = 'Rejected'</w:t>
       </w:r>
     </w:p>
     <w:p>
@@ -10531,7 +11336,7 @@
           <w:rFonts w:ascii="Consolas" w:hAnsi="Consolas"/>
           <w:sz w:val="15"/>
         </w:rPr>
-        <w:t>705       WHERE drive_id = p_drive_id</w:t>
+        <w:t>744       WHERE drive_id = p_drive_id</w:t>
       </w:r>
     </w:p>
     <w:p>
@@ -10545,7 +11350,7 @@
           <w:rFonts w:ascii="Consolas" w:hAnsi="Consolas"/>
           <w:sz w:val="15"/>
         </w:rPr>
-        <w:t>706         AND status IN ('Applied', 'Shortlisted', 'Interview_Scheduled');</w:t>
+        <w:t>745         AND status IN ('Applied', 'Shortlisted', 'Interview_Scheduled');</w:t>
       </w:r>
     </w:p>
     <w:p>
@@ -10559,7 +11364,7 @@
           <w:rFonts w:ascii="Consolas" w:hAnsi="Consolas"/>
           <w:sz w:val="15"/>
         </w:rPr>
-        <w:t xml:space="preserve">707  </w:t>
+        <w:t xml:space="preserve">746  </w:t>
       </w:r>
     </w:p>
     <w:p>
@@ -10573,7 +11378,7 @@
           <w:rFonts w:ascii="Consolas" w:hAnsi="Consolas"/>
           <w:sz w:val="15"/>
         </w:rPr>
-        <w:t>708      GET DIAGNOSTICS p_rejected_count = ROW_COUNT;</w:t>
+        <w:t>747      GET DIAGNOSTICS p_rejected_count = ROW_COUNT;</w:t>
       </w:r>
     </w:p>
     <w:p>
@@ -10587,7 +11392,7 @@
           <w:rFonts w:ascii="Consolas" w:hAnsi="Consolas"/>
           <w:sz w:val="15"/>
         </w:rPr>
-        <w:t xml:space="preserve">709  </w:t>
+        <w:t xml:space="preserve">748  </w:t>
       </w:r>
     </w:p>
     <w:p>
@@ -10601,7 +11406,7 @@
           <w:rFonts w:ascii="Consolas" w:hAnsi="Consolas"/>
           <w:sz w:val="15"/>
         </w:rPr>
-        <w:t>710      UPDATE drive SET status = 'Completed' WHERE drive_id = p_drive_id;</w:t>
+        <w:t>749      UPDATE drive SET status = 'Completed' WHERE drive_id = p_drive_id;</w:t>
       </w:r>
     </w:p>
     <w:p>
@@ -10615,7 +11420,7 @@
           <w:rFonts w:ascii="Consolas" w:hAnsi="Consolas"/>
           <w:sz w:val="15"/>
         </w:rPr>
-        <w:t>711  END;</w:t>
+        <w:t>750  END;</w:t>
       </w:r>
     </w:p>
     <w:p>
@@ -10628,7 +11433,7 @@
           <w:rFonts w:ascii="Consolas" w:hAnsi="Consolas"/>
           <w:sz w:val="15"/>
         </w:rPr>
-        <w:t>712  $$;</w:t>
+        <w:t>751  $$;</w:t>
       </w:r>
     </w:p>
     <w:p>
@@ -10657,7 +11462,7 @@
         <w:t>db/schema.sql</w:t>
       </w:r>
       <w:r>
-        <w:t>, lines 756–773.</w:t>
+        <w:t>, lines 795–812.</w:t>
       </w:r>
     </w:p>
     <w:p>
@@ -10671,7 +11476,7 @@
           <w:rFonts w:ascii="Consolas" w:hAnsi="Consolas"/>
           <w:sz w:val="15"/>
         </w:rPr>
-        <w:t>756  CREATE VIEW placement_timeline_view AS</w:t>
+        <w:t>795  CREATE VIEW placement_timeline_view AS</w:t>
       </w:r>
     </w:p>
     <w:p>
@@ -10685,7 +11490,7 @@
           <w:rFonts w:ascii="Consolas" w:hAnsi="Consolas"/>
           <w:sz w:val="15"/>
         </w:rPr>
-        <w:t>757  WITH monthly AS (</w:t>
+        <w:t>796  WITH monthly AS (</w:t>
       </w:r>
     </w:p>
     <w:p>
@@ -10699,7 +11504,7 @@
           <w:rFonts w:ascii="Consolas" w:hAnsi="Consolas"/>
           <w:sz w:val="15"/>
         </w:rPr>
-        <w:t>758      SELECT date_trunc('month', offer_date)::DATE AS month, COUNT(*) AS offers</w:t>
+        <w:t>797      SELECT date_trunc('month', offer_date)::DATE AS month, COUNT(*) AS offers</w:t>
       </w:r>
     </w:p>
     <w:p>
@@ -10713,7 +11518,7 @@
           <w:rFonts w:ascii="Consolas" w:hAnsi="Consolas"/>
           <w:sz w:val="15"/>
         </w:rPr>
-        <w:t>759      FROM offer</w:t>
+        <w:t>798      FROM offer</w:t>
       </w:r>
     </w:p>
     <w:p>
@@ -10727,7 +11532,7 @@
           <w:rFonts w:ascii="Consolas" w:hAnsi="Consolas"/>
           <w:sz w:val="15"/>
         </w:rPr>
-        <w:t>760      GROUP BY date_trunc('month', offer_date)</w:t>
+        <w:t>799      GROUP BY date_trunc('month', offer_date)</w:t>
       </w:r>
     </w:p>
     <w:p>
@@ -10741,7 +11546,7 @@
           <w:rFonts w:ascii="Consolas" w:hAnsi="Consolas"/>
           <w:sz w:val="15"/>
         </w:rPr>
-        <w:t>761  ),</w:t>
+        <w:t>800  ),</w:t>
       </w:r>
     </w:p>
     <w:p>
@@ -10755,7 +11560,7 @@
           <w:rFonts w:ascii="Consolas" w:hAnsi="Consolas"/>
           <w:sz w:val="15"/>
         </w:rPr>
-        <w:t>762  all_months AS (</w:t>
+        <w:t>801  all_months AS (</w:t>
       </w:r>
     </w:p>
     <w:p>
@@ -10769,7 +11574,7 @@
           <w:rFonts w:ascii="Consolas" w:hAnsi="Consolas"/>
           <w:sz w:val="15"/>
         </w:rPr>
-        <w:t>763      SELECT gs::DATE AS month</w:t>
+        <w:t>802      SELECT gs::DATE AS month</w:t>
       </w:r>
     </w:p>
     <w:p>
@@ -10783,7 +11588,7 @@
           <w:rFonts w:ascii="Consolas" w:hAnsi="Consolas"/>
           <w:sz w:val="15"/>
         </w:rPr>
-        <w:t>764      FROM (SELECT MIN(month) AS first_month, MAX(month) AS last_month FROM monthly) b,</w:t>
+        <w:t>803      FROM (SELECT MIN(month) AS first_month, MAX(month) AS last_month FROM monthly) b,</w:t>
       </w:r>
     </w:p>
     <w:p>
@@ -10797,7 +11602,7 @@
           <w:rFonts w:ascii="Consolas" w:hAnsi="Consolas"/>
           <w:sz w:val="15"/>
         </w:rPr>
-        <w:t>765           generate_series(b.first_month, b.last_month, INTERVAL '1 month') gs</w:t>
+        <w:t>804           generate_series(b.first_month, b.last_month, INTERVAL '1 month') gs</w:t>
       </w:r>
     </w:p>
     <w:p>
@@ -10811,7 +11616,7 @@
           <w:rFonts w:ascii="Consolas" w:hAnsi="Consolas"/>
           <w:sz w:val="15"/>
         </w:rPr>
-        <w:t>766  )</w:t>
+        <w:t>805  )</w:t>
       </w:r>
     </w:p>
     <w:p>
@@ -10825,7 +11630,7 @@
           <w:rFonts w:ascii="Consolas" w:hAnsi="Consolas"/>
           <w:sz w:val="15"/>
         </w:rPr>
-        <w:t>767  SELECT</w:t>
+        <w:t>806  SELECT</w:t>
       </w:r>
     </w:p>
     <w:p>
@@ -10839,7 +11644,7 @@
           <w:rFonts w:ascii="Consolas" w:hAnsi="Consolas"/>
           <w:sz w:val="15"/>
         </w:rPr>
-        <w:t>768      m.month,</w:t>
+        <w:t>807      m.month,</w:t>
       </w:r>
     </w:p>
     <w:p>
@@ -10853,7 +11658,7 @@
           <w:rFonts w:ascii="Consolas" w:hAnsi="Consolas"/>
           <w:sz w:val="15"/>
         </w:rPr>
-        <w:t>769      COALESCE(x.offers, 0) AS offers_in_month,</w:t>
+        <w:t>808      COALESCE(x.offers, 0) AS offers_in_month,</w:t>
       </w:r>
     </w:p>
     <w:p>
@@ -10867,7 +11672,7 @@
           <w:rFonts w:ascii="Consolas" w:hAnsi="Consolas"/>
           <w:sz w:val="15"/>
         </w:rPr>
-        <w:t>770      SUM(COALESCE(x.offers, 0)) OVER (ORDER BY m.month) AS cumulative_offers,</w:t>
+        <w:t>809      SUM(COALESCE(x.offers, 0)) OVER (ORDER BY m.month) AS cumulative_offers,</w:t>
       </w:r>
     </w:p>
     <w:p>
@@ -10881,7 +11686,7 @@
           <w:rFonts w:ascii="Consolas" w:hAnsi="Consolas"/>
           <w:sz w:val="15"/>
         </w:rPr>
-        <w:t>771      COALESCE(x.offers, 0) - LAG(COALESCE(x.offers, 0)) OVER (ORDER BY m.month) AS change_from_prev_month</w:t>
+        <w:t>810      COALESCE(x.offers, 0) - LAG(COALESCE(x.offers, 0)) OVER (ORDER BY m.month) AS change_from_prev_month</w:t>
       </w:r>
     </w:p>
     <w:p>
@@ -10895,7 +11700,7 @@
           <w:rFonts w:ascii="Consolas" w:hAnsi="Consolas"/>
           <w:sz w:val="15"/>
         </w:rPr>
-        <w:t>772  FROM all_months m</w:t>
+        <w:t>811  FROM all_months m</w:t>
       </w:r>
     </w:p>
     <w:p>
@@ -10908,7 +11713,7 @@
           <w:rFonts w:ascii="Consolas" w:hAnsi="Consolas"/>
           <w:sz w:val="15"/>
         </w:rPr>
-        <w:t>773  LEFT JOIN monthly x ON x.month = m.month;</w:t>
+        <w:t>812  LEFT JOIN monthly x ON x.month = m.month;</w:t>
       </w:r>
     </w:p>
     <w:p>
@@ -11662,12 +12467,12 @@
       <w:pPr>
         <w:pStyle w:val="Heading1"/>
       </w:pPr>
-      <w:bookmarkStart w:id="25" w:name="_Toc243537145"/>
+      <w:bookmarkStart w:id="26" w:name="_Toc243560668"/>
       <w:r>
         <w:lastRenderedPageBreak/>
         <w:t>Appendix B  Screenshots</w:t>
       </w:r>
-      <w:bookmarkEnd w:id="25"/>
+      <w:bookmarkEnd w:id="26"/>
     </w:p>
     <w:p>
       <w:pPr>
@@ -11679,62 +12484,7 @@
           <w:noProof/>
         </w:rPr>
         <w:drawing>
-          <wp:inline distT="0" distB="0" distL="0" distR="0" wp14:anchorId="5ACFFF7A" wp14:editId="7888C77B">
-            <wp:extent cx="5580000" cy="3349634"/>
-            <wp:effectExtent l="0" t="0" r="0" b="0"/>
-            <wp:docPr id="8" name="Picture 8"/>
-            <wp:cNvGraphicFramePr>
-              <a:graphicFrameLocks xmlns:a="http://schemas.openxmlformats.org/drawingml/2006/main" noChangeAspect="1"/>
-            </wp:cNvGraphicFramePr>
-            <a:graphic xmlns:a="http://schemas.openxmlformats.org/drawingml/2006/main">
-              <a:graphicData uri="http://schemas.openxmlformats.org/drawingml/2006/picture">
-                <pic:pic xmlns:pic="http://schemas.openxmlformats.org/drawingml/2006/picture">
-                  <pic:nvPicPr>
-                    <pic:cNvPr id="0" name="01-login.png"/>
-                    <pic:cNvPicPr/>
-                  </pic:nvPicPr>
-                  <pic:blipFill>
-                    <a:blip r:embed="rId15"/>
-                    <a:stretch>
-                      <a:fillRect/>
-                    </a:stretch>
-                  </pic:blipFill>
-                  <pic:spPr>
-                    <a:xfrm>
-                      <a:off x="0" y="0"/>
-                      <a:ext cx="5580000" cy="3349634"/>
-                    </a:xfrm>
-                    <a:prstGeom prst="rect">
-                      <a:avLst/>
-                    </a:prstGeom>
-                  </pic:spPr>
-                </pic:pic>
-              </a:graphicData>
-            </a:graphic>
-          </wp:inline>
-        </w:drawing>
-      </w:r>
-    </w:p>
-    <w:p>
-      <w:pPr>
-        <w:pStyle w:val="Caption"/>
-        <w:jc w:val="center"/>
-      </w:pPr>
-      <w:r>
-        <w:t>Figure 8: Sign-in page (student and placement-office roles)</w:t>
-      </w:r>
-    </w:p>
-    <w:p>
-      <w:pPr>
-        <w:keepNext/>
-        <w:jc w:val="center"/>
-      </w:pPr>
-      <w:r>
-        <w:rPr>
-          <w:noProof/>
-        </w:rPr>
-        <w:drawing>
-          <wp:inline distT="0" distB="0" distL="0" distR="0" wp14:anchorId="3259A38F" wp14:editId="33E471C0">
+          <wp:inline distT="0" distB="0" distL="0" distR="0" wp14:anchorId="27596197" wp14:editId="2B0194B4">
             <wp:extent cx="5580000" cy="3349634"/>
             <wp:effectExtent l="0" t="0" r="0" b="0"/>
             <wp:docPr id="9" name="Picture 9"/>
@@ -11745,7 +12495,7 @@
               <a:graphicData uri="http://schemas.openxmlformats.org/drawingml/2006/picture">
                 <pic:pic xmlns:pic="http://schemas.openxmlformats.org/drawingml/2006/picture">
                   <pic:nvPicPr>
-                    <pic:cNvPr id="0" name="02-student-dashboard.png"/>
+                    <pic:cNvPr id="0" name="01-login.png"/>
                     <pic:cNvPicPr/>
                   </pic:nvPicPr>
                   <pic:blipFill>
@@ -11776,7 +12526,7 @@
         <w:jc w:val="center"/>
       </w:pPr>
       <w:r>
-        <w:t>Figure 9: Student dashboard: profile, CGPA standing in the department, placement probability</w:t>
+        <w:t>Figure 9: Sign-in page (student and placement-office roles)</w:t>
       </w:r>
     </w:p>
     <w:p>
@@ -11788,12 +12538,67 @@
         <w:rPr>
           <w:noProof/>
         </w:rPr>
+        <w:drawing>
+          <wp:inline distT="0" distB="0" distL="0" distR="0" wp14:anchorId="76B295BA" wp14:editId="3C2706B1">
+            <wp:extent cx="5580000" cy="3349634"/>
+            <wp:effectExtent l="0" t="0" r="0" b="0"/>
+            <wp:docPr id="10" name="Picture 10"/>
+            <wp:cNvGraphicFramePr>
+              <a:graphicFrameLocks xmlns:a="http://schemas.openxmlformats.org/drawingml/2006/main" noChangeAspect="1"/>
+            </wp:cNvGraphicFramePr>
+            <a:graphic xmlns:a="http://schemas.openxmlformats.org/drawingml/2006/main">
+              <a:graphicData uri="http://schemas.openxmlformats.org/drawingml/2006/picture">
+                <pic:pic xmlns:pic="http://schemas.openxmlformats.org/drawingml/2006/picture">
+                  <pic:nvPicPr>
+                    <pic:cNvPr id="0" name="02-student-dashboard.png"/>
+                    <pic:cNvPicPr/>
+                  </pic:nvPicPr>
+                  <pic:blipFill>
+                    <a:blip r:embed="rId17"/>
+                    <a:stretch>
+                      <a:fillRect/>
+                    </a:stretch>
+                  </pic:blipFill>
+                  <pic:spPr>
+                    <a:xfrm>
+                      <a:off x="0" y="0"/>
+                      <a:ext cx="5580000" cy="3349634"/>
+                    </a:xfrm>
+                    <a:prstGeom prst="rect">
+                      <a:avLst/>
+                    </a:prstGeom>
+                  </pic:spPr>
+                </pic:pic>
+              </a:graphicData>
+            </a:graphic>
+          </wp:inline>
+        </w:drawing>
+      </w:r>
+    </w:p>
+    <w:p>
+      <w:pPr>
+        <w:pStyle w:val="Caption"/>
+        <w:jc w:val="center"/>
+      </w:pPr>
+      <w:r>
+        <w:t>Figure 10: Student dashboard: profile, CGPA standing in the department, placement probability</w:t>
+      </w:r>
+    </w:p>
+    <w:p>
+      <w:pPr>
+        <w:keepNext/>
+        <w:jc w:val="center"/>
+      </w:pPr>
+      <w:r>
+        <w:rPr>
+          <w:noProof/>
+        </w:rPr>
         <w:lastRenderedPageBreak/>
         <w:drawing>
-          <wp:inline distT="0" distB="0" distL="0" distR="0" wp14:anchorId="5DECB38E" wp14:editId="5CB14280">
+          <wp:inline distT="0" distB="0" distL="0" distR="0" wp14:anchorId="40389389" wp14:editId="5580C370">
             <wp:extent cx="5580000" cy="3600176"/>
             <wp:effectExtent l="0" t="0" r="0" b="0"/>
-            <wp:docPr id="10" name="Picture 10"/>
+            <wp:docPr id="11" name="Picture 11"/>
             <wp:cNvGraphicFramePr>
               <a:graphicFrameLocks xmlns:a="http://schemas.openxmlformats.org/drawingml/2006/main" noChangeAspect="1"/>
             </wp:cNvGraphicFramePr>
@@ -11805,7 +12610,7 @@
                     <pic:cNvPicPr/>
                   </pic:nvPicPr>
                   <pic:blipFill>
-                    <a:blip r:embed="rId17"/>
+                    <a:blip r:embed="rId18"/>
                     <a:stretch>
                       <a:fillRect/>
                     </a:stretch>
@@ -11832,7 +12637,7 @@
         <w:jc w:val="center"/>
       </w:pPr>
       <w:r>
-        <w:t>Figure 10: Eligible drives, from fn_get_eligible_drives</w:t>
+        <w:t>Figure 11: Eligible drives, from fn_get_eligible_drives</w:t>
       </w:r>
     </w:p>
     <w:p>
@@ -11845,63 +12650,7 @@
           <w:noProof/>
         </w:rPr>
         <w:drawing>
-          <wp:inline distT="0" distB="0" distL="0" distR="0" wp14:anchorId="17510244" wp14:editId="19D0B569">
-            <wp:extent cx="5580000" cy="3349634"/>
-            <wp:effectExtent l="0" t="0" r="0" b="0"/>
-            <wp:docPr id="11" name="Picture 11"/>
-            <wp:cNvGraphicFramePr>
-              <a:graphicFrameLocks xmlns:a="http://schemas.openxmlformats.org/drawingml/2006/main" noChangeAspect="1"/>
-            </wp:cNvGraphicFramePr>
-            <a:graphic xmlns:a="http://schemas.openxmlformats.org/drawingml/2006/main">
-              <a:graphicData uri="http://schemas.openxmlformats.org/drawingml/2006/picture">
-                <pic:pic xmlns:pic="http://schemas.openxmlformats.org/drawingml/2006/picture">
-                  <pic:nvPicPr>
-                    <pic:cNvPr id="0" name="05-application-tracker.png"/>
-                    <pic:cNvPicPr/>
-                  </pic:nvPicPr>
-                  <pic:blipFill>
-                    <a:blip r:embed="rId18"/>
-                    <a:stretch>
-                      <a:fillRect/>
-                    </a:stretch>
-                  </pic:blipFill>
-                  <pic:spPr>
-                    <a:xfrm>
-                      <a:off x="0" y="0"/>
-                      <a:ext cx="5580000" cy="3349634"/>
-                    </a:xfrm>
-                    <a:prstGeom prst="rect">
-                      <a:avLst/>
-                    </a:prstGeom>
-                  </pic:spPr>
-                </pic:pic>
-              </a:graphicData>
-            </a:graphic>
-          </wp:inline>
-        </w:drawing>
-      </w:r>
-    </w:p>
-    <w:p>
-      <w:pPr>
-        <w:pStyle w:val="Caption"/>
-        <w:jc w:val="center"/>
-      </w:pPr>
-      <w:r>
-        <w:t>Figure 11: A student's applications at five different stages</w:t>
-      </w:r>
-    </w:p>
-    <w:p>
-      <w:pPr>
-        <w:keepNext/>
-        <w:jc w:val="center"/>
-      </w:pPr>
-      <w:r>
-        <w:rPr>
-          <w:noProof/>
-        </w:rPr>
-        <w:lastRenderedPageBreak/>
-        <w:drawing>
-          <wp:inline distT="0" distB="0" distL="0" distR="0" wp14:anchorId="76CC344A" wp14:editId="12FEEF1A">
+          <wp:inline distT="0" distB="0" distL="0" distR="0" wp14:anchorId="47D68344" wp14:editId="0B76B0E8">
             <wp:extent cx="5580000" cy="3349634"/>
             <wp:effectExtent l="0" t="0" r="0" b="0"/>
             <wp:docPr id="12" name="Picture 12"/>
@@ -11912,7 +12661,7 @@
               <a:graphicData uri="http://schemas.openxmlformats.org/drawingml/2006/picture">
                 <pic:pic xmlns:pic="http://schemas.openxmlformats.org/drawingml/2006/picture">
                   <pic:nvPicPr>
-                    <pic:cNvPr id="0" name="07-admin-dashboard.png"/>
+                    <pic:cNvPr id="0" name="05-application-tracker.png"/>
                     <pic:cNvPicPr/>
                   </pic:nvPicPr>
                   <pic:blipFill>
@@ -11943,7 +12692,7 @@
         <w:jc w:val="center"/>
       </w:pPr>
       <w:r>
-        <w:t>Figure 12: Placement office: list of drives</w:t>
+        <w:t>Figure 12: A student's applications at five different stages</w:t>
       </w:r>
     </w:p>
     <w:p>
@@ -11955,8 +12704,9 @@
         <w:rPr>
           <w:noProof/>
         </w:rPr>
+        <w:lastRenderedPageBreak/>
         <w:drawing>
-          <wp:inline distT="0" distB="0" distL="0" distR="0" wp14:anchorId="5927616E" wp14:editId="56D1A083">
+          <wp:inline distT="0" distB="0" distL="0" distR="0" wp14:anchorId="636D68A7" wp14:editId="7754CD98">
             <wp:extent cx="5580000" cy="3349634"/>
             <wp:effectExtent l="0" t="0" r="0" b="0"/>
             <wp:docPr id="13" name="Picture 13"/>
@@ -11967,7 +12717,7 @@
               <a:graphicData uri="http://schemas.openxmlformats.org/drawingml/2006/picture">
                 <pic:pic xmlns:pic="http://schemas.openxmlformats.org/drawingml/2006/picture">
                   <pic:nvPicPr>
-                    <pic:cNvPr id="0" name="09-admin-students.png"/>
+                    <pic:cNvPr id="0" name="07-admin-dashboard.png"/>
                     <pic:cNvPicPr/>
                   </pic:nvPicPr>
                   <pic:blipFill>
@@ -11998,7 +12748,7 @@
         <w:jc w:val="center"/>
       </w:pPr>
       <w:r>
-        <w:t>Figure 13: Placement office: student list</w:t>
+        <w:t>Figure 13: Placement office: list of drives</w:t>
       </w:r>
     </w:p>
     <w:p>
@@ -12010,12 +12760,67 @@
         <w:rPr>
           <w:noProof/>
         </w:rPr>
+        <w:drawing>
+          <wp:inline distT="0" distB="0" distL="0" distR="0" wp14:anchorId="0B6034E3" wp14:editId="04D994E7">
+            <wp:extent cx="5580000" cy="3349634"/>
+            <wp:effectExtent l="0" t="0" r="0" b="0"/>
+            <wp:docPr id="14" name="Picture 14"/>
+            <wp:cNvGraphicFramePr>
+              <a:graphicFrameLocks xmlns:a="http://schemas.openxmlformats.org/drawingml/2006/main" noChangeAspect="1"/>
+            </wp:cNvGraphicFramePr>
+            <a:graphic xmlns:a="http://schemas.openxmlformats.org/drawingml/2006/main">
+              <a:graphicData uri="http://schemas.openxmlformats.org/drawingml/2006/picture">
+                <pic:pic xmlns:pic="http://schemas.openxmlformats.org/drawingml/2006/picture">
+                  <pic:nvPicPr>
+                    <pic:cNvPr id="0" name="09-admin-students.png"/>
+                    <pic:cNvPicPr/>
+                  </pic:nvPicPr>
+                  <pic:blipFill>
+                    <a:blip r:embed="rId21"/>
+                    <a:stretch>
+                      <a:fillRect/>
+                    </a:stretch>
+                  </pic:blipFill>
+                  <pic:spPr>
+                    <a:xfrm>
+                      <a:off x="0" y="0"/>
+                      <a:ext cx="5580000" cy="3349634"/>
+                    </a:xfrm>
+                    <a:prstGeom prst="rect">
+                      <a:avLst/>
+                    </a:prstGeom>
+                  </pic:spPr>
+                </pic:pic>
+              </a:graphicData>
+            </a:graphic>
+          </wp:inline>
+        </w:drawing>
+      </w:r>
+    </w:p>
+    <w:p>
+      <w:pPr>
+        <w:pStyle w:val="Caption"/>
+        <w:jc w:val="center"/>
+      </w:pPr>
+      <w:r>
+        <w:t>Figure 14: Placement office: student list</w:t>
+      </w:r>
+    </w:p>
+    <w:p>
+      <w:pPr>
+        <w:keepNext/>
+        <w:jc w:val="center"/>
+      </w:pPr>
+      <w:r>
+        <w:rPr>
+          <w:noProof/>
+        </w:rPr>
         <w:lastRenderedPageBreak/>
         <w:drawing>
-          <wp:inline distT="0" distB="0" distL="0" distR="0" wp14:anchorId="43079C7A" wp14:editId="160ADAD3">
+          <wp:inline distT="0" distB="0" distL="0" distR="0" wp14:anchorId="2A320A62" wp14:editId="5CC5085F">
             <wp:extent cx="5580000" cy="5277716"/>
             <wp:effectExtent l="0" t="0" r="0" b="0"/>
-            <wp:docPr id="14" name="Picture 14"/>
+            <wp:docPr id="15" name="Picture 15"/>
             <wp:cNvGraphicFramePr>
               <a:graphicFrameLocks xmlns:a="http://schemas.openxmlformats.org/drawingml/2006/main" noChangeAspect="1"/>
             </wp:cNvGraphicFramePr>
@@ -12027,7 +12832,7 @@
                     <pic:cNvPicPr/>
                   </pic:nvPicPr>
                   <pic:blipFill>
-                    <a:blip r:embed="rId21"/>
+                    <a:blip r:embed="rId22"/>
                     <a:stretch>
                       <a:fillRect/>
                     </a:stretch>
@@ -12054,7 +12859,7 @@
         <w:jc w:val="center"/>
       </w:pPr>
       <w:r>
-        <w:t>Figure 14: Analytics: recruiters and packages</w:t>
+        <w:t>Figure 15: Analytics: recruiters and packages</w:t>
       </w:r>
     </w:p>
     <w:p>
@@ -12068,10 +12873,10 @@
         </w:rPr>
         <w:lastRenderedPageBreak/>
         <w:drawing>
-          <wp:inline distT="0" distB="0" distL="0" distR="0" wp14:anchorId="397996B6" wp14:editId="08979797">
+          <wp:inline distT="0" distB="0" distL="0" distR="0" wp14:anchorId="0DDF1C40" wp14:editId="434B80C4">
             <wp:extent cx="5580000" cy="6639356"/>
             <wp:effectExtent l="0" t="0" r="0" b="0"/>
-            <wp:docPr id="15" name="Picture 15"/>
+            <wp:docPr id="16" name="Picture 16"/>
             <wp:cNvGraphicFramePr>
               <a:graphicFrameLocks xmlns:a="http://schemas.openxmlformats.org/drawingml/2006/main" noChangeAspect="1"/>
             </wp:cNvGraphicFramePr>
@@ -12083,7 +12888,7 @@
                     <pic:cNvPicPr/>
                   </pic:nvPicPr>
                   <pic:blipFill>
-                    <a:blip r:embed="rId22"/>
+                    <a:blip r:embed="rId23"/>
                     <a:stretch>
                       <a:fillRect/>
                     </a:stretch>
@@ -12110,19 +12915,19 @@
         <w:jc w:val="center"/>
       </w:pPr>
       <w:r>
-        <w:t>Figure 15: Analytics: top offers in each department (RANK)</w:t>
+        <w:t>Figure 16: Analytics: top offers in each department (RANK)</w:t>
       </w:r>
     </w:p>
     <w:p>
       <w:pPr>
         <w:pStyle w:val="Heading1"/>
       </w:pPr>
-      <w:bookmarkStart w:id="26" w:name="_Toc243537146"/>
+      <w:bookmarkStart w:id="27" w:name="_Toc243560669"/>
       <w:r>
         <w:lastRenderedPageBreak/>
         <w:t>Appendix C  Evidence Files</w:t>
       </w:r>
-      <w:bookmarkEnd w:id="26"/>
+      <w:bookmarkEnd w:id="27"/>
     </w:p>
     <w:p>
       <w:pPr>
@@ -12153,7 +12958,7 @@
       </w:r>
     </w:p>
     <w:sectPr>
-      <w:footerReference w:type="default" r:id="rId23"/>
+      <w:footerReference w:type="default" r:id="rId24"/>
       <w:pgSz w:w="11906" w:h="16838"/>
       <w:pgMar w:top="1440" w:right="1440" w:bottom="1440" w:left="1440" w:header="720" w:footer="720" w:gutter="0"/>
       <w:pgNumType w:start="1"/>
@@ -12413,31 +13218,31 @@
       </w:rPr>
     </w:lvl>
   </w:abstractNum>
-  <w:num w:numId="1" w16cid:durableId="1235508553">
+  <w:num w:numId="1" w16cid:durableId="1389456321">
     <w:abstractNumId w:val="8"/>
   </w:num>
-  <w:num w:numId="2" w16cid:durableId="8223182">
+  <w:num w:numId="2" w16cid:durableId="532116202">
     <w:abstractNumId w:val="6"/>
   </w:num>
-  <w:num w:numId="3" w16cid:durableId="87314917">
+  <w:num w:numId="3" w16cid:durableId="226696872">
     <w:abstractNumId w:val="5"/>
   </w:num>
-  <w:num w:numId="4" w16cid:durableId="719672713">
+  <w:num w:numId="4" w16cid:durableId="905260199">
     <w:abstractNumId w:val="4"/>
   </w:num>
-  <w:num w:numId="5" w16cid:durableId="746222192">
+  <w:num w:numId="5" w16cid:durableId="323364165">
     <w:abstractNumId w:val="7"/>
   </w:num>
-  <w:num w:numId="6" w16cid:durableId="1384451092">
+  <w:num w:numId="6" w16cid:durableId="1375737541">
     <w:abstractNumId w:val="3"/>
   </w:num>
-  <w:num w:numId="7" w16cid:durableId="634678690">
+  <w:num w:numId="7" w16cid:durableId="1933318433">
     <w:abstractNumId w:val="2"/>
   </w:num>
-  <w:num w:numId="8" w16cid:durableId="75979264">
+  <w:num w:numId="8" w16cid:durableId="1160845722">
     <w:abstractNumId w:val="1"/>
   </w:num>
-  <w:num w:numId="9" w16cid:durableId="1246304507">
+  <w:num w:numId="9" w16cid:durableId="1469475696">
     <w:abstractNumId w:val="0"/>
   </w:num>
 </w:numbering>
@@ -23825,7 +24630,7 @@
     <w:autoRedefine/>
     <w:uiPriority w:val="39"/>
     <w:unhideWhenUsed/>
-    <w:rsid w:val="000F3D0D"/>
+    <w:rsid w:val="00F70800"/>
     <w:pPr>
       <w:spacing w:after="100"/>
     </w:pPr>
@@ -23837,7 +24642,7 @@
     <w:autoRedefine/>
     <w:uiPriority w:val="39"/>
     <w:unhideWhenUsed/>
-    <w:rsid w:val="000F3D0D"/>
+    <w:rsid w:val="00F70800"/>
     <w:pPr>
       <w:spacing w:after="100"/>
       <w:ind w:left="240"/>
@@ -23848,7 +24653,7 @@
     <w:basedOn w:val="DefaultParagraphFont"/>
     <w:uiPriority w:val="99"/>
     <w:unhideWhenUsed/>
-    <w:rsid w:val="000F3D0D"/>
+    <w:rsid w:val="00F70800"/>
     <w:rPr>
       <w:color w:val="0000FF" w:themeColor="hyperlink"/>
       <w:u w:val="single"/>
